--- a/WebContent/docx/结直肠癌76基因报告-重庆分子.docx
+++ b/WebContent/docx/结直肠癌76基因报告-重庆分子.docx
@@ -3103,14 +3103,14 @@
           <w:docGrid w:linePitch="299" w:charSpace="0"/>
         </w:sectPr>
       </w:pPr>
-      <w:bookmarkStart w:id="0" w:name="_Toc30143_WPSOffice_Level1"/>
-      <w:bookmarkStart w:id="1" w:name="_Toc21009_WPSOffice_Level1"/>
-      <w:bookmarkStart w:id="2" w:name="_Toc24397"/>
-      <w:bookmarkStart w:id="3" w:name="_Toc24178_WPSOffice_Level1"/>
-      <w:bookmarkStart w:id="4" w:name="_Toc21669"/>
-      <w:bookmarkStart w:id="5" w:name="_Toc32054"/>
-      <w:bookmarkStart w:id="6" w:name="_Toc13806"/>
-      <w:bookmarkStart w:id="7" w:name="_Toc27500"/>
+      <w:bookmarkStart w:id="0" w:name="_Toc24397"/>
+      <w:bookmarkStart w:id="1" w:name="_Toc24178_WPSOffice_Level1"/>
+      <w:bookmarkStart w:id="2" w:name="_Toc32054"/>
+      <w:bookmarkStart w:id="3" w:name="_Toc30143_WPSOffice_Level1"/>
+      <w:bookmarkStart w:id="4" w:name="_Toc21009_WPSOffice_Level1"/>
+      <w:bookmarkStart w:id="5" w:name="_Toc21669"/>
+      <w:bookmarkStart w:id="6" w:name="_Toc27500"/>
+      <w:bookmarkStart w:id="7" w:name="_Toc13806"/>
     </w:p>
     <w:p>
       <w:pPr>
@@ -3191,7 +3191,6 @@
             <w:insideH w:val="single" w:color="BEBEBE" w:themeColor="background1" w:themeShade="BF" w:sz="4" w:space="0"/>
             <w:insideV w:val="single" w:color="BEBEBE" w:themeColor="background1" w:themeShade="BF" w:sz="4" w:space="0"/>
           </w:tblBorders>
-          <w:shd w:val="clear" w:color="auto" w:fill="FFFFFF" w:themeFill="background1"/>
           <w:tblCellMar>
             <w:top w:w="0" w:type="dxa"/>
             <w:left w:w="108" w:type="dxa"/>
@@ -3474,170 +3473,17 @@
             </w:pPr>
             <w:r>
               <w:rPr>
-                <w:rFonts w:ascii="Times New Roman" w:hAnsi="Times New Roman" w:eastAsia="微软雅黑" w:cs="Times New Roman"/>
-                <w:color w:val="000000"/>
-                <w:sz w:val="21"/>
-                <w:szCs w:val="21"/>
-                <w:lang w:eastAsia="zh-CN"/>
-              </w:rPr>
-              <w:t>标本类型：</w:t>
-            </w:r>
-            <w:r>
-              <w:rPr>
-                <w:rFonts w:hint="eastAsia" w:ascii="Times New Roman" w:hAnsi="Times New Roman" w:eastAsia="微软雅黑" w:cs="Times New Roman"/>
-                <w:color w:val="000000"/>
-                <w:sz w:val="21"/>
-                <w:szCs w:val="21"/>
-                <w:lang w:eastAsia="zh-CN"/>
-              </w:rPr>
-              <w:t>{{ sample_type }}</w:t>
-            </w:r>
-          </w:p>
-        </w:tc>
-      </w:tr>
-      <w:tr>
-        <w:tblPrEx>
-          <w:tblBorders>
-            <w:top w:val="single" w:color="5A9D46" w:sz="24" w:space="0"/>
-            <w:left w:val="none" w:color="auto" w:sz="0" w:space="0"/>
-            <w:bottom w:val="none" w:color="auto" w:sz="0" w:space="0"/>
-            <w:right w:val="none" w:color="auto" w:sz="0" w:space="0"/>
-            <w:insideH w:val="single" w:color="BEBEBE" w:themeColor="background1" w:themeShade="BF" w:sz="4" w:space="0"/>
-            <w:insideV w:val="single" w:color="BEBEBE" w:themeColor="background1" w:themeShade="BF" w:sz="4" w:space="0"/>
-          </w:tblBorders>
-          <w:tblCellMar>
-            <w:top w:w="0" w:type="dxa"/>
-            <w:left w:w="108" w:type="dxa"/>
-            <w:bottom w:w="0" w:type="dxa"/>
-            <w:right w:w="108" w:type="dxa"/>
-          </w:tblCellMar>
-        </w:tblPrEx>
-        <w:trPr>
-          <w:trHeight w:val="397" w:hRule="atLeast"/>
-          <w:jc w:val="center"/>
-        </w:trPr>
-        <w:tc>
-          <w:tcPr>
-            <w:tcW w:w="3231" w:type="dxa"/>
-            <w:tcBorders>
-              <w:tl2br w:val="nil"/>
-              <w:tr2bl w:val="nil"/>
-            </w:tcBorders>
-            <w:shd w:val="clear" w:color="auto" w:fill="auto"/>
-            <w:vAlign w:val="center"/>
-          </w:tcPr>
-          <w:p>
-            <w:pPr>
-              <w:jc w:val="both"/>
-              <w:rPr>
-                <w:rFonts w:ascii="Times New Roman" w:hAnsi="Times New Roman" w:eastAsia="微软雅黑" w:cs="Times New Roman"/>
+                <w:rFonts w:hint="eastAsia" w:ascii="Times New Roman" w:hAnsi="Times New Roman" w:eastAsia="微软雅黑" w:cs="Times New Roman"/>
                 <w:bCs/>
                 <w:color w:val="000000"/>
                 <w:sz w:val="21"/>
                 <w:szCs w:val="21"/>
-                <w:lang w:eastAsia="zh-CN"/>
-              </w:rPr>
-            </w:pPr>
-            <w:r>
-              <w:rPr>
-                <w:rFonts w:ascii="Times New Roman" w:hAnsi="Times New Roman" w:eastAsia="微软雅黑" w:cs="Times New Roman"/>
-                <w:bCs/>
-                <w:color w:val="000000"/>
-                <w:sz w:val="21"/>
-                <w:szCs w:val="21"/>
-                <w:lang w:eastAsia="zh-CN"/>
-              </w:rPr>
-              <w:t>年龄：</w:t>
-            </w:r>
-            <w:r>
-              <w:rPr>
-                <w:rFonts w:hint="eastAsia" w:ascii="Times New Roman" w:hAnsi="Times New Roman" w:eastAsia="微软雅黑" w:cs="Times New Roman"/>
-                <w:bCs/>
-                <w:color w:val="000000"/>
-                <w:sz w:val="21"/>
-                <w:szCs w:val="21"/>
-                <w:lang w:eastAsia="zh-CN"/>
-              </w:rPr>
-              <w:t>{{ age }}</w:t>
-            </w:r>
-          </w:p>
-        </w:tc>
-        <w:tc>
-          <w:tcPr>
-            <w:tcW w:w="3323" w:type="dxa"/>
-            <w:tcBorders>
-              <w:tl2br w:val="nil"/>
-              <w:tr2bl w:val="nil"/>
-            </w:tcBorders>
-            <w:shd w:val="clear" w:color="auto" w:fill="auto"/>
-            <w:vAlign w:val="center"/>
-          </w:tcPr>
-          <w:p>
-            <w:pPr>
-              <w:jc w:val="both"/>
-              <w:rPr>
-                <w:rFonts w:ascii="Times New Roman" w:hAnsi="Times New Roman" w:eastAsia="微软雅黑" w:cs="Times New Roman"/>
-                <w:color w:val="000000"/>
-                <w:sz w:val="21"/>
-                <w:szCs w:val="21"/>
-                <w:lang w:eastAsia="zh-CN"/>
-              </w:rPr>
-            </w:pPr>
-            <w:r>
-              <w:rPr>
-                <w:rFonts w:ascii="Times New Roman" w:hAnsi="Times New Roman" w:eastAsia="微软雅黑" w:cs="Times New Roman"/>
-                <w:color w:val="000000"/>
-                <w:sz w:val="21"/>
-                <w:szCs w:val="21"/>
-                <w:lang w:eastAsia="zh-CN"/>
-              </w:rPr>
-              <w:t>送检医生：</w:t>
-            </w:r>
-            <w:r>
-              <w:rPr>
-                <w:rFonts w:hint="eastAsia" w:ascii="Times New Roman" w:hAnsi="Times New Roman" w:eastAsia="微软雅黑" w:cs="Times New Roman"/>
-                <w:color w:val="000000"/>
-                <w:sz w:val="21"/>
-                <w:szCs w:val="21"/>
-                <w:lang w:eastAsia="zh-CN"/>
-              </w:rPr>
-              <w:t>{{ doctorname }}</w:t>
-            </w:r>
-          </w:p>
-        </w:tc>
-        <w:tc>
-          <w:tcPr>
-            <w:tcW w:w="3316" w:type="dxa"/>
-            <w:tcBorders>
-              <w:tl2br w:val="nil"/>
-              <w:tr2bl w:val="nil"/>
-            </w:tcBorders>
-            <w:shd w:val="clear" w:color="auto" w:fill="auto"/>
-            <w:vAlign w:val="center"/>
-          </w:tcPr>
-          <w:p>
-            <w:pPr>
-              <w:jc w:val="both"/>
-              <w:rPr>
-                <w:rFonts w:hint="default" w:ascii="Times New Roman" w:hAnsi="Times New Roman" w:eastAsia="微软雅黑" w:cs="Times New Roman"/>
-                <w:bCs/>
-                <w:color w:val="000000"/>
-                <w:sz w:val="21"/>
-                <w:szCs w:val="21"/>
                 <w:lang w:val="en-US" w:eastAsia="zh-CN"/>
               </w:rPr>
-            </w:pPr>
-            <w:r>
-              <w:rPr>
-                <w:rFonts w:hint="eastAsia" w:ascii="Times New Roman" w:hAnsi="Times New Roman" w:eastAsia="微软雅黑" w:cs="Times New Roman"/>
-                <w:bCs/>
-                <w:color w:val="000000"/>
-                <w:sz w:val="21"/>
-                <w:szCs w:val="21"/>
-                <w:lang w:val="en-US" w:eastAsia="zh-CN"/>
-              </w:rPr>
               <w:t>病理编号：{{ patientid }}</w:t>
             </w:r>
+            <w:bookmarkStart w:id="102" w:name="_GoBack"/>
+            <w:bookmarkEnd w:id="102"/>
           </w:p>
         </w:tc>
       </w:tr>
@@ -3667,6 +3513,203 @@
           <w:tcPr>
             <w:tcW w:w="3231" w:type="dxa"/>
             <w:tcBorders>
+              <w:tl2br w:val="nil"/>
+              <w:tr2bl w:val="nil"/>
+            </w:tcBorders>
+            <w:shd w:val="clear" w:color="auto" w:fill="auto"/>
+            <w:vAlign w:val="center"/>
+          </w:tcPr>
+          <w:p>
+            <w:pPr>
+              <w:jc w:val="both"/>
+              <w:rPr>
+                <w:rFonts w:ascii="Times New Roman" w:hAnsi="Times New Roman" w:eastAsia="微软雅黑" w:cs="Times New Roman"/>
+                <w:bCs/>
+                <w:color w:val="000000"/>
+                <w:sz w:val="21"/>
+                <w:szCs w:val="21"/>
+                <w:lang w:eastAsia="zh-CN"/>
+              </w:rPr>
+            </w:pPr>
+            <w:r>
+              <w:rPr>
+                <w:rFonts w:ascii="Times New Roman" w:hAnsi="Times New Roman" w:eastAsia="微软雅黑" w:cs="Times New Roman"/>
+                <w:bCs/>
+                <w:color w:val="000000"/>
+                <w:sz w:val="21"/>
+                <w:szCs w:val="21"/>
+                <w:lang w:eastAsia="zh-CN"/>
+              </w:rPr>
+              <w:t>年龄：</w:t>
+            </w:r>
+            <w:r>
+              <w:rPr>
+                <w:rFonts w:hint="eastAsia" w:ascii="Times New Roman" w:hAnsi="Times New Roman" w:eastAsia="微软雅黑" w:cs="Times New Roman"/>
+                <w:bCs/>
+                <w:color w:val="000000"/>
+                <w:sz w:val="21"/>
+                <w:szCs w:val="21"/>
+                <w:lang w:eastAsia="zh-CN"/>
+              </w:rPr>
+              <w:t>{{ age }}</w:t>
+            </w:r>
+          </w:p>
+        </w:tc>
+        <w:tc>
+          <w:tcPr>
+            <w:tcW w:w="3323" w:type="dxa"/>
+            <w:tcBorders>
+              <w:tl2br w:val="nil"/>
+              <w:tr2bl w:val="nil"/>
+            </w:tcBorders>
+            <w:shd w:val="clear" w:color="auto" w:fill="auto"/>
+            <w:vAlign w:val="center"/>
+          </w:tcPr>
+          <w:p>
+            <w:pPr>
+              <w:jc w:val="both"/>
+              <w:rPr>
+                <w:rFonts w:ascii="Times New Roman" w:hAnsi="Times New Roman" w:eastAsia="微软雅黑" w:cs="Times New Roman"/>
+                <w:color w:val="000000"/>
+                <w:sz w:val="21"/>
+                <w:szCs w:val="21"/>
+                <w:lang w:eastAsia="zh-CN"/>
+              </w:rPr>
+            </w:pPr>
+            <w:r>
+              <w:rPr>
+                <w:rFonts w:ascii="Times New Roman" w:hAnsi="Times New Roman" w:eastAsia="微软雅黑" w:cs="Times New Roman"/>
+                <w:color w:val="000000"/>
+                <w:sz w:val="21"/>
+                <w:szCs w:val="21"/>
+                <w:lang w:eastAsia="zh-CN"/>
+              </w:rPr>
+              <w:t>送检医生：</w:t>
+            </w:r>
+            <w:r>
+              <w:rPr>
+                <w:rFonts w:hint="eastAsia" w:ascii="Times New Roman" w:hAnsi="Times New Roman" w:eastAsia="微软雅黑" w:cs="Times New Roman"/>
+                <w:color w:val="000000"/>
+                <w:sz w:val="21"/>
+                <w:szCs w:val="21"/>
+                <w:lang w:eastAsia="zh-CN"/>
+              </w:rPr>
+              <w:t>{{ doctorname }}</w:t>
+            </w:r>
+          </w:p>
+        </w:tc>
+        <w:tc>
+          <w:tcPr>
+            <w:tcW w:w="3316" w:type="dxa"/>
+            <w:tcBorders>
+              <w:tl2br w:val="nil"/>
+              <w:tr2bl w:val="nil"/>
+            </w:tcBorders>
+            <w:shd w:val="clear" w:color="auto" w:fill="auto"/>
+            <w:vAlign w:val="center"/>
+          </w:tcPr>
+          <w:p>
+            <w:pPr>
+              <w:jc w:val="both"/>
+              <w:rPr>
+                <w:rFonts w:hint="default" w:ascii="Times New Roman" w:hAnsi="Times New Roman" w:eastAsia="微软雅黑" w:cs="Times New Roman"/>
+                <w:bCs/>
+                <w:color w:val="000000"/>
+                <w:sz w:val="21"/>
+                <w:szCs w:val="21"/>
+                <w:lang w:val="en-US" w:eastAsia="zh-CN"/>
+              </w:rPr>
+            </w:pPr>
+            <w:r>
+              <w:rPr>
+                <w:rFonts w:hint="eastAsia" w:ascii="Times New Roman" w:hAnsi="Times New Roman" w:eastAsia="微软雅黑" w:cs="Times New Roman"/>
+                <w:bCs/>
+                <w:color w:val="000000"/>
+                <w:sz w:val="21"/>
+                <w:szCs w:val="21"/>
+                <w:lang w:val="en-US" w:eastAsia="zh-CN"/>
+              </w:rPr>
+              <w:t>病理编号：{{ patientid }}</w:t>
+            </w:r>
+            <w:r>
+              <w:rPr>
+                <w:rFonts w:ascii="Times New Roman" w:hAnsi="Times New Roman" w:eastAsia="微软雅黑" w:cs="Times New Roman"/>
+                <w:color w:val="000000"/>
+                <w:sz w:val="21"/>
+                <w:szCs w:val="21"/>
+                <w:lang w:eastAsia="zh-CN"/>
+              </w:rPr>
+              <w:t>标本类型：</w:t>
+            </w:r>
+            <w:r>
+              <w:rPr>
+                <w:rFonts w:hint="eastAsia" w:ascii="Times New Roman" w:hAnsi="Times New Roman" w:eastAsia="微软雅黑" w:cs="黑体"/>
+                <w:sz w:val="21"/>
+                <w:lang w:eastAsia="zh-CN"/>
+              </w:rPr>
+              <w:t xml:space="preserve">{% if summaryOfRresults.type == </w:t>
+            </w:r>
+            <w:r>
+              <w:rPr>
+                <w:rFonts w:ascii="Times New Roman" w:hAnsi="Times New Roman" w:eastAsia="微软雅黑" w:cs="黑体"/>
+                <w:sz w:val="21"/>
+                <w:lang w:eastAsia="zh-CN"/>
+              </w:rPr>
+              <w:t>“tissue”</w:t>
+            </w:r>
+            <w:r>
+              <w:rPr>
+                <w:rFonts w:hint="eastAsia" w:ascii="Times New Roman" w:hAnsi="Times New Roman" w:eastAsia="微软雅黑" w:cs="黑体"/>
+                <w:sz w:val="21"/>
+                <w:lang w:eastAsia="zh-CN"/>
+              </w:rPr>
+              <w:t xml:space="preserve"> %}石蜡样本{% else %}</w:t>
+            </w:r>
+            <w:r>
+              <w:rPr>
+                <w:rFonts w:hint="eastAsia" w:ascii="微软雅黑" w:hAnsi="微软雅黑" w:eastAsia="微软雅黑" w:cs="微软雅黑"/>
+                <w:sz w:val="21"/>
+                <w:szCs w:val="21"/>
+                <w:lang w:val="en-US" w:eastAsia="zh-CN" w:bidi="ar"/>
+              </w:rPr>
+              <w:t>血液</w:t>
+            </w:r>
+            <w:r>
+              <w:rPr>
+                <w:rFonts w:hint="eastAsia" w:ascii="Times New Roman" w:hAnsi="Times New Roman" w:eastAsia="微软雅黑" w:cs="黑体"/>
+                <w:sz w:val="21"/>
+                <w:lang w:eastAsia="zh-CN"/>
+              </w:rPr>
+              <w:t>{% endif %}</w:t>
+            </w:r>
+          </w:p>
+        </w:tc>
+      </w:tr>
+      <w:tr>
+        <w:tblPrEx>
+          <w:tblBorders>
+            <w:top w:val="single" w:color="5A9D46" w:sz="24" w:space="0"/>
+            <w:left w:val="none" w:color="auto" w:sz="0" w:space="0"/>
+            <w:bottom w:val="none" w:color="auto" w:sz="0" w:space="0"/>
+            <w:right w:val="none" w:color="auto" w:sz="0" w:space="0"/>
+            <w:insideH w:val="single" w:color="BEBEBE" w:themeColor="background1" w:themeShade="BF" w:sz="4" w:space="0"/>
+            <w:insideV w:val="single" w:color="BEBEBE" w:themeColor="background1" w:themeShade="BF" w:sz="4" w:space="0"/>
+          </w:tblBorders>
+          <w:tblCellMar>
+            <w:top w:w="0" w:type="dxa"/>
+            <w:left w:w="108" w:type="dxa"/>
+            <w:bottom w:w="0" w:type="dxa"/>
+            <w:right w:w="108" w:type="dxa"/>
+          </w:tblCellMar>
+        </w:tblPrEx>
+        <w:trPr>
+          <w:trHeight w:val="397" w:hRule="atLeast"/>
+          <w:jc w:val="center"/>
+        </w:trPr>
+        <w:tc>
+          <w:tcPr>
+            <w:tcW w:w="3231" w:type="dxa"/>
+            <w:tcBorders>
               <w:bottom w:val="single" w:color="A4A4A4" w:sz="4" w:space="0"/>
               <w:tl2br w:val="nil"/>
               <w:tr2bl w:val="nil"/>
@@ -3835,14 +3878,14 @@
           </w14:shadow>
         </w:rPr>
       </w:pPr>
-      <w:bookmarkStart w:id="9" w:name="_Toc11015_WPSOffice_Level1"/>
-      <w:bookmarkStart w:id="10" w:name="_Toc19594"/>
-      <w:bookmarkStart w:id="11" w:name="_Toc7021_WPSOffice_Level1"/>
-      <w:bookmarkStart w:id="12" w:name="_Toc11465"/>
-      <w:bookmarkStart w:id="13" w:name="_Toc10518"/>
-      <w:bookmarkStart w:id="14" w:name="_Toc18062_WPSOffice_Level1"/>
-      <w:bookmarkStart w:id="15" w:name="_Toc17451"/>
-      <w:bookmarkStart w:id="16" w:name="_Toc10879"/>
+      <w:bookmarkStart w:id="9" w:name="_Toc19594"/>
+      <w:bookmarkStart w:id="10" w:name="_Toc11015_WPSOffice_Level1"/>
+      <w:bookmarkStart w:id="11" w:name="_Toc10879"/>
+      <w:bookmarkStart w:id="12" w:name="_Toc18062_WPSOffice_Level1"/>
+      <w:bookmarkStart w:id="13" w:name="_Toc11465"/>
+      <w:bookmarkStart w:id="14" w:name="_Toc10518"/>
+      <w:bookmarkStart w:id="15" w:name="_Toc7021_WPSOffice_Level1"/>
+      <w:bookmarkStart w:id="16" w:name="_Toc17451"/>
       <w:bookmarkStart w:id="17" w:name="_Toc3823"/>
       <w:r>
         <w:rPr>
@@ -4250,8 +4293,8 @@
         </w:rPr>
       </w:pPr>
       <w:bookmarkStart w:id="19" w:name="_Toc16576"/>
-      <w:bookmarkStart w:id="20" w:name="_Toc4824"/>
-      <w:bookmarkStart w:id="21" w:name="_Toc149837253"/>
+      <w:bookmarkStart w:id="20" w:name="_Toc149837253"/>
+      <w:bookmarkStart w:id="21" w:name="_Toc4824"/>
       <w:r>
         <w:rPr>
           <w:rStyle w:val="37"/>
@@ -4313,8 +4356,8 @@
           <w:lang w:eastAsia="zh-CN"/>
         </w:rPr>
       </w:pPr>
-      <w:bookmarkStart w:id="22" w:name="_Toc21885"/>
-      <w:bookmarkStart w:id="23" w:name="_Toc149837254"/>
+      <w:bookmarkStart w:id="22" w:name="_Toc149837254"/>
+      <w:bookmarkStart w:id="23" w:name="_Toc21885"/>
       <w:r>
         <w:rPr>
           <w:rFonts w:hint="eastAsia"/>
@@ -5414,15 +5457,15 @@
         </w:rPr>
       </w:pPr>
       <w:bookmarkStart w:id="24" w:name="_Toc21059"/>
-      <w:bookmarkStart w:id="25" w:name="_Toc27826"/>
-      <w:bookmarkStart w:id="26" w:name="_Toc149837255"/>
-      <w:bookmarkStart w:id="27" w:name="_Toc19184"/>
-      <w:bookmarkStart w:id="28" w:name="_Toc12381"/>
-      <w:bookmarkStart w:id="29" w:name="_Toc20136_WPSOffice_Level1"/>
-      <w:bookmarkStart w:id="30" w:name="_Toc14062"/>
-      <w:bookmarkStart w:id="31" w:name="_Toc2781"/>
-      <w:bookmarkStart w:id="32" w:name="_Toc22132"/>
-      <w:bookmarkStart w:id="33" w:name="_Toc19898_WPSOffice_Level1"/>
+      <w:bookmarkStart w:id="25" w:name="_Toc149837255"/>
+      <w:bookmarkStart w:id="26" w:name="_Toc27826"/>
+      <w:bookmarkStart w:id="27" w:name="_Toc19898_WPSOffice_Level1"/>
+      <w:bookmarkStart w:id="28" w:name="_Toc19184"/>
+      <w:bookmarkStart w:id="29" w:name="_Toc12381"/>
+      <w:bookmarkStart w:id="30" w:name="_Toc2781"/>
+      <w:bookmarkStart w:id="31" w:name="_Toc14062"/>
+      <w:bookmarkStart w:id="32" w:name="_Toc20136_WPSOffice_Level1"/>
+      <w:bookmarkStart w:id="33" w:name="_Toc22132"/>
       <w:r>
         <w:rPr>
           <w:rFonts w:hint="eastAsia"/>
@@ -7197,15 +7240,15 @@
           <w:lang w:eastAsia="zh-CN"/>
         </w:rPr>
       </w:pPr>
-      <w:bookmarkStart w:id="35" w:name="_Toc24979"/>
-      <w:bookmarkStart w:id="36" w:name="_Toc18062_WPSOffice_Level2"/>
-      <w:bookmarkStart w:id="37" w:name="_Toc11015_WPSOffice_Level2"/>
-      <w:bookmarkStart w:id="38" w:name="_Toc32646"/>
-      <w:bookmarkStart w:id="39" w:name="_Toc22976"/>
+      <w:bookmarkStart w:id="35" w:name="_Toc23375"/>
+      <w:bookmarkStart w:id="36" w:name="_Toc24979"/>
+      <w:bookmarkStart w:id="37" w:name="_Toc22976"/>
+      <w:bookmarkStart w:id="38" w:name="_Toc9088"/>
+      <w:bookmarkStart w:id="39" w:name="_Toc11015_WPSOffice_Level2"/>
       <w:bookmarkStart w:id="40" w:name="_Toc30265"/>
-      <w:bookmarkStart w:id="41" w:name="_Toc23375"/>
+      <w:bookmarkStart w:id="41" w:name="_Toc18062_WPSOffice_Level2"/>
       <w:bookmarkStart w:id="42" w:name="_Toc15248"/>
-      <w:bookmarkStart w:id="43" w:name="_Toc9088"/>
+      <w:bookmarkStart w:id="43" w:name="_Toc32646"/>
       <w:r>
         <w:rPr>
           <w:rFonts w:hint="eastAsia"/>
@@ -15756,9 +15799,9 @@
           </w14:shadow>
         </w:rPr>
       </w:pPr>
-      <w:bookmarkStart w:id="49" w:name="_Toc180"/>
+      <w:bookmarkStart w:id="49" w:name="_Toc13883"/>
       <w:bookmarkStart w:id="50" w:name="_Toc149837263"/>
-      <w:bookmarkStart w:id="51" w:name="_Toc13883"/>
+      <w:bookmarkStart w:id="51" w:name="_Toc180"/>
       <w:r>
         <w:rPr>
           <w:color w:val="62B541"/>
@@ -24030,6 +24073,12 @@
             <w:insideH w:val="dotted" w:color="45A3A7" w:sz="4" w:space="0"/>
             <w:insideV w:val="dotted" w:color="45A3A7" w:sz="4" w:space="0"/>
           </w:tblBorders>
+          <w:tblCellMar>
+            <w:top w:w="0" w:type="dxa"/>
+            <w:left w:w="108" w:type="dxa"/>
+            <w:bottom w:w="0" w:type="dxa"/>
+            <w:right w:w="108" w:type="dxa"/>
+          </w:tblCellMar>
         </w:tblPrEx>
         <w:trPr>
           <w:trHeight w:val="420" w:hRule="atLeast"/>
@@ -24756,11 +24805,11 @@
         <w:t>{% endif %}</w:t>
       </w:r>
       <w:bookmarkEnd w:id="46"/>
-      <w:bookmarkStart w:id="54" w:name="_Toc21764_WPSOffice_Level1"/>
-      <w:bookmarkStart w:id="55" w:name="_Toc12505"/>
-      <w:bookmarkStart w:id="56" w:name="_Toc13196_WPSOffice_Level1"/>
+      <w:bookmarkStart w:id="54" w:name="_Toc13196_WPSOffice_Level1"/>
+      <w:bookmarkStart w:id="55" w:name="_Toc21764_WPSOffice_Level1"/>
+      <w:bookmarkStart w:id="56" w:name="_Toc16594"/>
       <w:bookmarkStart w:id="57" w:name="_Toc28240"/>
-      <w:bookmarkStart w:id="58" w:name="_Toc16594"/>
+      <w:bookmarkStart w:id="58" w:name="_Toc12505"/>
       <w:bookmarkStart w:id="59" w:name="_Toc2409"/>
       <w:bookmarkStart w:id="60" w:name="_Toc1707_WPSOffice_Level1"/>
       <w:bookmarkStart w:id="61" w:name="_Toc27302"/>
@@ -24791,11 +24840,11 @@
       </w:pPr>
       <w:bookmarkStart w:id="62" w:name="_Toc26649"/>
       <w:bookmarkStart w:id="63" w:name="_Toc16347"/>
-      <w:bookmarkStart w:id="64" w:name="_Toc149837267"/>
-      <w:bookmarkStart w:id="65" w:name="_Toc21764_WPSOffice_Level2"/>
-      <w:bookmarkStart w:id="66" w:name="_Toc3803"/>
-      <w:bookmarkStart w:id="67" w:name="_Toc1707_WPSOffice_Level2"/>
-      <w:bookmarkStart w:id="68" w:name="_Toc14132"/>
+      <w:bookmarkStart w:id="64" w:name="_Toc3803"/>
+      <w:bookmarkStart w:id="65" w:name="_Toc1707_WPSOffice_Level2"/>
+      <w:bookmarkStart w:id="66" w:name="_Toc14132"/>
+      <w:bookmarkStart w:id="67" w:name="_Toc149837267"/>
+      <w:bookmarkStart w:id="68" w:name="_Toc21764_WPSOffice_Level2"/>
       <w:r>
         <w:rPr>
           <w:color w:val="auto"/>
@@ -24864,12 +24913,6 @@
             <w:insideH w:val="none" w:color="auto" w:sz="0" w:space="0"/>
             <w:insideV w:val="none" w:color="auto" w:sz="0" w:space="0"/>
           </w:tblBorders>
-          <w:tblCellMar>
-            <w:top w:w="0" w:type="dxa"/>
-            <w:left w:w="108" w:type="dxa"/>
-            <w:bottom w:w="0" w:type="dxa"/>
-            <w:right w:w="108" w:type="dxa"/>
-          </w:tblCellMar>
         </w:tblPrEx>
         <w:trPr>
           <w:trHeight w:val="321" w:hRule="atLeast"/>
@@ -26939,9 +26982,9 @@
       </w:pPr>
       <w:bookmarkStart w:id="73" w:name="_Toc24085_WPSOffice_Level1"/>
       <w:bookmarkStart w:id="74" w:name="_Toc14255_WPSOffice_Level1"/>
-      <w:bookmarkStart w:id="75" w:name="_Toc149837269"/>
-      <w:bookmarkStart w:id="76" w:name="_Toc15840_WPSOffice_Level1"/>
-      <w:bookmarkStart w:id="77" w:name="_Toc10035"/>
+      <w:bookmarkStart w:id="75" w:name="_Toc15840_WPSOffice_Level1"/>
+      <w:bookmarkStart w:id="76" w:name="_Toc10035"/>
+      <w:bookmarkStart w:id="77" w:name="_Toc149837269"/>
       <w:bookmarkStart w:id="78" w:name="_Toc3674"/>
       <w:r>
         <w:rPr>
@@ -30078,14 +30121,14 @@
       </w:pPr>
       <w:bookmarkStart w:id="81" w:name="_Toc17762"/>
       <w:bookmarkStart w:id="82" w:name="_Toc16593"/>
-      <w:bookmarkStart w:id="83" w:name="_Toc15114"/>
-      <w:bookmarkStart w:id="84" w:name="_Toc3409"/>
-      <w:bookmarkStart w:id="85" w:name="_Toc20170_WPSOffice_Level1"/>
-      <w:bookmarkStart w:id="86" w:name="_Toc27693"/>
-      <w:bookmarkStart w:id="87" w:name="_Toc28454_WPSOffice_Level1"/>
-      <w:bookmarkStart w:id="88" w:name="_Toc20924"/>
-      <w:bookmarkStart w:id="89" w:name="_Toc26985_WPSOffice_Level1"/>
-      <w:bookmarkStart w:id="90" w:name="_Toc31185"/>
+      <w:bookmarkStart w:id="83" w:name="_Toc3409"/>
+      <w:bookmarkStart w:id="84" w:name="_Toc15114"/>
+      <w:bookmarkStart w:id="85" w:name="_Toc31185"/>
+      <w:bookmarkStart w:id="86" w:name="_Toc28454_WPSOffice_Level1"/>
+      <w:bookmarkStart w:id="87" w:name="_Toc20924"/>
+      <w:bookmarkStart w:id="88" w:name="_Toc26985_WPSOffice_Level1"/>
+      <w:bookmarkStart w:id="89" w:name="_Toc27693"/>
+      <w:bookmarkStart w:id="90" w:name="_Toc20170_WPSOffice_Level1"/>
       <w:r>
         <w:rPr>
           <w:rFonts w:hint="eastAsia"/>
@@ -30584,19 +30627,7 @@
           <w:szCs w:val="21"/>
           <w:lang w:eastAsia="zh-CN"/>
         </w:rPr>
-        <w:t>本次检测采用目标区域探针捕获技术，利用</w:t>
-      </w:r>
-      <w:bookmarkStart w:id="102" w:name="_GoBack"/>
-      <w:bookmarkEnd w:id="102"/>
-      <w:r>
-        <w:rPr>
-          <w:rFonts w:hint="eastAsia" w:ascii="Times New Roman" w:hAnsi="Times New Roman" w:eastAsia="微软雅黑" w:cs="Times New Roman"/>
-          <w:bCs/>
-          <w:sz w:val="21"/>
-          <w:szCs w:val="21"/>
-          <w:lang w:eastAsia="zh-CN"/>
-        </w:rPr>
-        <w:t>脱氧核糖核酸测序对样本进行检测。</w:t>
+        <w:t>本次检测采用目标区域探针捕获技术，利用脱氧核糖核酸测序对样本进行检测。</w:t>
       </w:r>
     </w:p>
     <w:p>
@@ -31029,16 +31060,16 @@
           <w:sz w:val="30"/>
         </w:rPr>
       </w:pPr>
-      <w:bookmarkStart w:id="92" w:name="_Toc4503"/>
-      <w:bookmarkStart w:id="93" w:name="_Toc27809"/>
-      <w:bookmarkStart w:id="94" w:name="_Toc14179"/>
-      <w:bookmarkStart w:id="95" w:name="_Toc11901"/>
-      <w:bookmarkStart w:id="96" w:name="_Toc17792_WPSOffice_Level2"/>
-      <w:bookmarkStart w:id="97" w:name="_Toc22623"/>
-      <w:bookmarkStart w:id="98" w:name="_Toc14611_WPSOffice_Level1"/>
-      <w:bookmarkStart w:id="99" w:name="_Toc19584_WPSOffice_Level1"/>
-      <w:bookmarkStart w:id="100" w:name="_Toc13275"/>
-      <w:bookmarkStart w:id="101" w:name="_Toc22162_WPSOffice_Level1"/>
+      <w:bookmarkStart w:id="92" w:name="_Toc11901"/>
+      <w:bookmarkStart w:id="93" w:name="_Toc14179"/>
+      <w:bookmarkStart w:id="94" w:name="_Toc4503"/>
+      <w:bookmarkStart w:id="95" w:name="_Toc27809"/>
+      <w:bookmarkStart w:id="96" w:name="_Toc22623"/>
+      <w:bookmarkStart w:id="97" w:name="_Toc14611_WPSOffice_Level1"/>
+      <w:bookmarkStart w:id="98" w:name="_Toc19584_WPSOffice_Level1"/>
+      <w:bookmarkStart w:id="99" w:name="_Toc13275"/>
+      <w:bookmarkStart w:id="100" w:name="_Toc22162_WPSOffice_Level1"/>
+      <w:bookmarkStart w:id="101" w:name="_Toc17792_WPSOffice_Level2"/>
       <w:r>
         <w:rPr>
           <w:color w:val="auto"/>

--- a/WebContent/docx/结直肠癌76基因报告-重庆分子.docx
+++ b/WebContent/docx/结直肠癌76基因报告-重庆分子.docx
@@ -1251,7 +1251,47 @@
               <w:szCs w:val="22"/>
               <w:lang w:eastAsia="zh-CN"/>
             </w:rPr>
-            <w:t>{% if importantTargetedDiseaseName == ‘泛癌种’%}重要靶向用药{%else%}{% if importantTargetedDiseaseName == ‘肺癌’%}肺癌{% elif importantTargetedDiseaseName == ‘结直肠癌’ %}结直肠癌{% elif importantTargetedDiseaseName == ‘乳腺癌’ %}乳腺癌{% endif %}精准诊疗{% endif %}相关基因结果汇总</w:t>
+            <w:t>{% if importantTargetedDiseaseName == ‘泛癌种’%}重要靶向药</w:t>
+          </w:r>
+          <w:r>
+            <w:rPr>
+              <w:rFonts w:hint="eastAsia" w:ascii="Times New Roman" w:hAnsi="Times New Roman" w:eastAsia="微软雅黑"/>
+              <w:color w:val="auto"/>
+              <w:sz w:val="28"/>
+              <w:szCs w:val="22"/>
+              <w:lang w:val="en-US" w:eastAsia="zh-CN"/>
+            </w:rPr>
+            <w:t>物</w:t>
+          </w:r>
+          <w:r>
+            <w:rPr>
+              <w:rFonts w:hint="eastAsia" w:ascii="Times New Roman" w:hAnsi="Times New Roman" w:eastAsia="微软雅黑"/>
+              <w:color w:val="auto"/>
+              <w:sz w:val="28"/>
+              <w:szCs w:val="22"/>
+              <w:lang w:eastAsia="zh-CN"/>
+            </w:rPr>
+            <w:t>{%else%}{% if importantTargetedDiseaseName == ‘肺癌’%}肺癌{% elif importantTargetedDiseaseName == ‘结直肠癌’ %}结直肠癌{% elif importantTargetedDiseaseName == ‘乳腺癌’ %}乳腺癌{% endif %}</w:t>
+          </w:r>
+          <w:r>
+            <w:rPr>
+              <w:rFonts w:hint="eastAsia" w:ascii="Times New Roman" w:hAnsi="Times New Roman" w:eastAsia="微软雅黑"/>
+              <w:color w:val="auto"/>
+              <w:sz w:val="28"/>
+              <w:szCs w:val="22"/>
+              <w:lang w:val="en-US" w:eastAsia="zh-CN"/>
+            </w:rPr>
+            <w:t>靶向药物</w:t>
+          </w:r>
+          <w:r>
+            <w:rPr>
+              <w:rFonts w:hint="eastAsia" w:ascii="Times New Roman" w:hAnsi="Times New Roman" w:eastAsia="微软雅黑"/>
+              <w:color w:val="auto"/>
+              <w:sz w:val="28"/>
+              <w:szCs w:val="22"/>
+              <w:lang w:eastAsia="zh-CN"/>
+            </w:rPr>
+            <w:t>{% endif %}相关基因结果汇总</w:t>
           </w:r>
           <w:r>
             <w:rPr>
@@ -3103,14 +3143,14 @@
           <w:docGrid w:linePitch="299" w:charSpace="0"/>
         </w:sectPr>
       </w:pPr>
-      <w:bookmarkStart w:id="0" w:name="_Toc24397"/>
-      <w:bookmarkStart w:id="1" w:name="_Toc24178_WPSOffice_Level1"/>
-      <w:bookmarkStart w:id="2" w:name="_Toc32054"/>
+      <w:bookmarkStart w:id="0" w:name="_Toc13806"/>
+      <w:bookmarkStart w:id="1" w:name="_Toc32054"/>
+      <w:bookmarkStart w:id="2" w:name="_Toc24178_WPSOffice_Level1"/>
       <w:bookmarkStart w:id="3" w:name="_Toc30143_WPSOffice_Level1"/>
       <w:bookmarkStart w:id="4" w:name="_Toc21009_WPSOffice_Level1"/>
-      <w:bookmarkStart w:id="5" w:name="_Toc21669"/>
+      <w:bookmarkStart w:id="5" w:name="_Toc24397"/>
       <w:bookmarkStart w:id="6" w:name="_Toc27500"/>
-      <w:bookmarkStart w:id="7" w:name="_Toc13806"/>
+      <w:bookmarkStart w:id="7" w:name="_Toc21669"/>
     </w:p>
     <w:p>
       <w:pPr>
@@ -3191,6 +3231,7 @@
             <w:insideH w:val="single" w:color="BEBEBE" w:themeColor="background1" w:themeShade="BF" w:sz="4" w:space="0"/>
             <w:insideV w:val="single" w:color="BEBEBE" w:themeColor="background1" w:themeShade="BF" w:sz="4" w:space="0"/>
           </w:tblBorders>
+          <w:shd w:val="clear" w:color="auto" w:fill="FFFFFF" w:themeFill="background1"/>
           <w:tblCellMar>
             <w:top w:w="0" w:type="dxa"/>
             <w:left w:w="108" w:type="dxa"/>
@@ -3473,17 +3514,55 @@
             </w:pPr>
             <w:r>
               <w:rPr>
-                <w:rFonts w:hint="eastAsia" w:ascii="Times New Roman" w:hAnsi="Times New Roman" w:eastAsia="微软雅黑" w:cs="Times New Roman"/>
-                <w:bCs/>
+                <w:rFonts w:ascii="Times New Roman" w:hAnsi="Times New Roman" w:eastAsia="微软雅黑" w:cs="Times New Roman"/>
                 <w:color w:val="000000"/>
                 <w:sz w:val="21"/>
                 <w:szCs w:val="21"/>
-                <w:lang w:val="en-US" w:eastAsia="zh-CN"/>
-              </w:rPr>
-              <w:t>病理编号：{{ patientid }}</w:t>
-            </w:r>
-            <w:bookmarkStart w:id="102" w:name="_GoBack"/>
-            <w:bookmarkEnd w:id="102"/>
+                <w:lang w:eastAsia="zh-CN"/>
+              </w:rPr>
+              <w:t>标本类型：</w:t>
+            </w:r>
+            <w:r>
+              <w:rPr>
+                <w:rFonts w:hint="eastAsia" w:ascii="Times New Roman" w:hAnsi="Times New Roman" w:eastAsia="微软雅黑" w:cs="黑体"/>
+                <w:sz w:val="21"/>
+                <w:lang w:eastAsia="zh-CN"/>
+              </w:rPr>
+              <w:t xml:space="preserve">{% if summaryOfRresults.type == </w:t>
+            </w:r>
+            <w:r>
+              <w:rPr>
+                <w:rFonts w:ascii="Times New Roman" w:hAnsi="Times New Roman" w:eastAsia="微软雅黑" w:cs="黑体"/>
+                <w:sz w:val="21"/>
+                <w:lang w:eastAsia="zh-CN"/>
+              </w:rPr>
+              <w:t>“tissue”</w:t>
+            </w:r>
+            <w:r>
+              <w:rPr>
+                <w:rFonts w:hint="eastAsia" w:ascii="Times New Roman" w:hAnsi="Times New Roman" w:eastAsia="微软雅黑" w:cs="黑体"/>
+                <w:sz w:val="21"/>
+                <w:lang w:eastAsia="zh-CN"/>
+              </w:rPr>
+              <w:t xml:space="preserve"> %}石蜡样本{% else %}</w:t>
+            </w:r>
+            <w:r>
+              <w:rPr>
+                <w:rFonts w:hint="eastAsia" w:ascii="微软雅黑" w:hAnsi="微软雅黑" w:eastAsia="微软雅黑" w:cs="微软雅黑"/>
+                <w:sz w:val="21"/>
+                <w:szCs w:val="21"/>
+                <w:lang w:val="en-US" w:eastAsia="zh-CN" w:bidi="ar"/>
+              </w:rPr>
+              <w:t>血液</w:t>
+            </w:r>
+            <w:r>
+              <w:rPr>
+                <w:rFonts w:hint="eastAsia" w:ascii="Times New Roman" w:hAnsi="Times New Roman" w:eastAsia="微软雅黑" w:cs="黑体"/>
+                <w:sz w:val="21"/>
+                <w:lang w:eastAsia="zh-CN"/>
+              </w:rPr>
+              <w:t>{% endif %}</w:t>
+            </w:r>
           </w:p>
         </w:tc>
       </w:tr>
@@ -3497,7 +3576,6 @@
             <w:insideH w:val="single" w:color="BEBEBE" w:themeColor="background1" w:themeShade="BF" w:sz="4" w:space="0"/>
             <w:insideV w:val="single" w:color="BEBEBE" w:themeColor="background1" w:themeShade="BF" w:sz="4" w:space="0"/>
           </w:tblBorders>
-          <w:shd w:val="clear" w:color="auto" w:fill="FFFFFF" w:themeFill="background1"/>
           <w:tblCellMar>
             <w:top w:w="0" w:type="dxa"/>
             <w:left w:w="108" w:type="dxa"/>
@@ -3630,57 +3708,6 @@
                 <w:lang w:val="en-US" w:eastAsia="zh-CN"/>
               </w:rPr>
               <w:t>病理编号：{{ patientid }}</w:t>
-            </w:r>
-            <w:r>
-              <w:rPr>
-                <w:rFonts w:ascii="Times New Roman" w:hAnsi="Times New Roman" w:eastAsia="微软雅黑" w:cs="Times New Roman"/>
-                <w:color w:val="000000"/>
-                <w:sz w:val="21"/>
-                <w:szCs w:val="21"/>
-                <w:lang w:eastAsia="zh-CN"/>
-              </w:rPr>
-              <w:t>标本类型：</w:t>
-            </w:r>
-            <w:r>
-              <w:rPr>
-                <w:rFonts w:hint="eastAsia" w:ascii="Times New Roman" w:hAnsi="Times New Roman" w:eastAsia="微软雅黑" w:cs="黑体"/>
-                <w:sz w:val="21"/>
-                <w:lang w:eastAsia="zh-CN"/>
-              </w:rPr>
-              <w:t xml:space="preserve">{% if summaryOfRresults.type == </w:t>
-            </w:r>
-            <w:r>
-              <w:rPr>
-                <w:rFonts w:ascii="Times New Roman" w:hAnsi="Times New Roman" w:eastAsia="微软雅黑" w:cs="黑体"/>
-                <w:sz w:val="21"/>
-                <w:lang w:eastAsia="zh-CN"/>
-              </w:rPr>
-              <w:t>“tissue”</w:t>
-            </w:r>
-            <w:r>
-              <w:rPr>
-                <w:rFonts w:hint="eastAsia" w:ascii="Times New Roman" w:hAnsi="Times New Roman" w:eastAsia="微软雅黑" w:cs="黑体"/>
-                <w:sz w:val="21"/>
-                <w:lang w:eastAsia="zh-CN"/>
-              </w:rPr>
-              <w:t xml:space="preserve"> %}石蜡样本{% else %}</w:t>
-            </w:r>
-            <w:r>
-              <w:rPr>
-                <w:rFonts w:hint="eastAsia" w:ascii="微软雅黑" w:hAnsi="微软雅黑" w:eastAsia="微软雅黑" w:cs="微软雅黑"/>
-                <w:sz w:val="21"/>
-                <w:szCs w:val="21"/>
-                <w:lang w:val="en-US" w:eastAsia="zh-CN" w:bidi="ar"/>
-              </w:rPr>
-              <w:t>血液</w:t>
-            </w:r>
-            <w:r>
-              <w:rPr>
-                <w:rFonts w:hint="eastAsia" w:ascii="Times New Roman" w:hAnsi="Times New Roman" w:eastAsia="微软雅黑" w:cs="黑体"/>
-                <w:sz w:val="21"/>
-                <w:lang w:eastAsia="zh-CN"/>
-              </w:rPr>
-              <w:t>{% endif %}</w:t>
             </w:r>
           </w:p>
         </w:tc>
@@ -3878,13 +3905,13 @@
           </w14:shadow>
         </w:rPr>
       </w:pPr>
-      <w:bookmarkStart w:id="9" w:name="_Toc19594"/>
-      <w:bookmarkStart w:id="10" w:name="_Toc11015_WPSOffice_Level1"/>
-      <w:bookmarkStart w:id="11" w:name="_Toc10879"/>
-      <w:bookmarkStart w:id="12" w:name="_Toc18062_WPSOffice_Level1"/>
+      <w:bookmarkStart w:id="9" w:name="_Toc18062_WPSOffice_Level1"/>
+      <w:bookmarkStart w:id="10" w:name="_Toc10879"/>
+      <w:bookmarkStart w:id="11" w:name="_Toc19594"/>
+      <w:bookmarkStart w:id="12" w:name="_Toc7021_WPSOffice_Level1"/>
       <w:bookmarkStart w:id="13" w:name="_Toc11465"/>
       <w:bookmarkStart w:id="14" w:name="_Toc10518"/>
-      <w:bookmarkStart w:id="15" w:name="_Toc7021_WPSOffice_Level1"/>
+      <w:bookmarkStart w:id="15" w:name="_Toc11015_WPSOffice_Level1"/>
       <w:bookmarkStart w:id="16" w:name="_Toc17451"/>
       <w:bookmarkStart w:id="17" w:name="_Toc3823"/>
       <w:r>
@@ -4293,8 +4320,8 @@
         </w:rPr>
       </w:pPr>
       <w:bookmarkStart w:id="19" w:name="_Toc16576"/>
-      <w:bookmarkStart w:id="20" w:name="_Toc149837253"/>
-      <w:bookmarkStart w:id="21" w:name="_Toc4824"/>
+      <w:bookmarkStart w:id="20" w:name="_Toc4824"/>
+      <w:bookmarkStart w:id="21" w:name="_Toc149837253"/>
       <w:r>
         <w:rPr>
           <w:rStyle w:val="37"/>
@@ -4356,8 +4383,8 @@
           <w:lang w:eastAsia="zh-CN"/>
         </w:rPr>
       </w:pPr>
-      <w:bookmarkStart w:id="22" w:name="_Toc149837254"/>
-      <w:bookmarkStart w:id="23" w:name="_Toc21885"/>
+      <w:bookmarkStart w:id="22" w:name="_Toc21885"/>
+      <w:bookmarkStart w:id="23" w:name="_Toc149837254"/>
       <w:r>
         <w:rPr>
           <w:rFonts w:hint="eastAsia"/>
@@ -5459,13 +5486,13 @@
       <w:bookmarkStart w:id="24" w:name="_Toc21059"/>
       <w:bookmarkStart w:id="25" w:name="_Toc149837255"/>
       <w:bookmarkStart w:id="26" w:name="_Toc27826"/>
-      <w:bookmarkStart w:id="27" w:name="_Toc19898_WPSOffice_Level1"/>
-      <w:bookmarkStart w:id="28" w:name="_Toc19184"/>
-      <w:bookmarkStart w:id="29" w:name="_Toc12381"/>
-      <w:bookmarkStart w:id="30" w:name="_Toc2781"/>
+      <w:bookmarkStart w:id="27" w:name="_Toc19184"/>
+      <w:bookmarkStart w:id="28" w:name="_Toc19898_WPSOffice_Level1"/>
+      <w:bookmarkStart w:id="29" w:name="_Toc2781"/>
+      <w:bookmarkStart w:id="30" w:name="_Toc22132"/>
       <w:bookmarkStart w:id="31" w:name="_Toc14062"/>
       <w:bookmarkStart w:id="32" w:name="_Toc20136_WPSOffice_Level1"/>
-      <w:bookmarkStart w:id="33" w:name="_Toc22132"/>
+      <w:bookmarkStart w:id="33" w:name="_Toc12381"/>
       <w:r>
         <w:rPr>
           <w:rFonts w:hint="eastAsia"/>
@@ -5507,25 +5534,17 @@
           <w:sz w:val="30"/>
           <w:lang w:eastAsia="zh-CN"/>
         </w:rPr>
-        <w:t>%}重要靶向用药</w:t>
+        <w:t>%}重要靶向药</w:t>
       </w:r>
       <w:bookmarkEnd w:id="24"/>
-      <w:r>
-        <w:rPr>
-          <w:color w:val="auto"/>
-          <w:sz w:val="30"/>
-          <w:lang w:eastAsia="zh-CN"/>
-        </w:rPr>
-        <w:t>{%else%}</w:t>
-      </w:r>
       <w:r>
         <w:rPr>
           <w:rFonts w:hint="eastAsia"/>
           <w:color w:val="auto"/>
           <w:sz w:val="30"/>
-          <w:lang w:eastAsia="zh-CN"/>
-        </w:rPr>
-        <w:t xml:space="preserve">{% if importantTargetedDiseaseName == </w:t>
+          <w:lang w:val="en-US" w:eastAsia="zh-CN"/>
+        </w:rPr>
+        <w:t>物</w:t>
       </w:r>
       <w:r>
         <w:rPr>
@@ -5533,7 +5552,7 @@
           <w:sz w:val="30"/>
           <w:lang w:eastAsia="zh-CN"/>
         </w:rPr>
-        <w:t>‘</w:t>
+        <w:t>{%else%}</w:t>
       </w:r>
       <w:r>
         <w:rPr>
@@ -5542,7 +5561,7 @@
           <w:sz w:val="30"/>
           <w:lang w:eastAsia="zh-CN"/>
         </w:rPr>
-        <w:t>肺癌</w:t>
+        <w:t xml:space="preserve">{% if importantTargetedDiseaseName == </w:t>
       </w:r>
       <w:r>
         <w:rPr>
@@ -5550,7 +5569,7 @@
           <w:sz w:val="30"/>
           <w:lang w:eastAsia="zh-CN"/>
         </w:rPr>
-        <w:t>’</w:t>
+        <w:t>‘</w:t>
       </w:r>
       <w:r>
         <w:rPr>
@@ -5559,7 +5578,7 @@
           <w:sz w:val="30"/>
           <w:lang w:eastAsia="zh-CN"/>
         </w:rPr>
-        <w:t xml:space="preserve">%}肺癌{% elif importantTargetedDiseaseName == </w:t>
+        <w:t>肺癌</w:t>
       </w:r>
       <w:r>
         <w:rPr>
@@ -5567,7 +5586,7 @@
           <w:sz w:val="30"/>
           <w:lang w:eastAsia="zh-CN"/>
         </w:rPr>
-        <w:t>‘</w:t>
+        <w:t>’</w:t>
       </w:r>
       <w:r>
         <w:rPr>
@@ -5576,7 +5595,7 @@
           <w:sz w:val="30"/>
           <w:lang w:eastAsia="zh-CN"/>
         </w:rPr>
-        <w:t>结直肠癌</w:t>
+        <w:t xml:space="preserve">%}肺癌{% elif importantTargetedDiseaseName == </w:t>
       </w:r>
       <w:r>
         <w:rPr>
@@ -5584,7 +5603,7 @@
           <w:sz w:val="30"/>
           <w:lang w:eastAsia="zh-CN"/>
         </w:rPr>
-        <w:t>’</w:t>
+        <w:t>‘</w:t>
       </w:r>
       <w:r>
         <w:rPr>
@@ -5593,7 +5612,7 @@
           <w:sz w:val="30"/>
           <w:lang w:eastAsia="zh-CN"/>
         </w:rPr>
-        <w:t xml:space="preserve"> %}结直肠癌{% elif importantTargetedDiseaseName == </w:t>
+        <w:t>结直肠癌</w:t>
       </w:r>
       <w:r>
         <w:rPr>
@@ -5601,7 +5620,7 @@
           <w:sz w:val="30"/>
           <w:lang w:eastAsia="zh-CN"/>
         </w:rPr>
-        <w:t>‘</w:t>
+        <w:t>’</w:t>
       </w:r>
       <w:r>
         <w:rPr>
@@ -5610,7 +5629,7 @@
           <w:sz w:val="30"/>
           <w:lang w:eastAsia="zh-CN"/>
         </w:rPr>
-        <w:t>乳腺癌</w:t>
+        <w:t xml:space="preserve"> %}结直肠癌{% elif importantTargetedDiseaseName == </w:t>
       </w:r>
       <w:r>
         <w:rPr>
@@ -5618,7 +5637,7 @@
           <w:sz w:val="30"/>
           <w:lang w:eastAsia="zh-CN"/>
         </w:rPr>
-        <w:t>’</w:t>
+        <w:t>‘</w:t>
       </w:r>
       <w:r>
         <w:rPr>
@@ -5627,7 +5646,42 @@
           <w:sz w:val="30"/>
           <w:lang w:eastAsia="zh-CN"/>
         </w:rPr>
-        <w:t xml:space="preserve"> %}乳腺癌{% endif %}精准诊疗{% endif %}相关基因结果汇总</w:t>
+        <w:t>乳腺癌</w:t>
+      </w:r>
+      <w:r>
+        <w:rPr>
+          <w:color w:val="auto"/>
+          <w:sz w:val="30"/>
+          <w:lang w:eastAsia="zh-CN"/>
+        </w:rPr>
+        <w:t>’</w:t>
+      </w:r>
+      <w:r>
+        <w:rPr>
+          <w:rFonts w:hint="eastAsia"/>
+          <w:color w:val="auto"/>
+          <w:sz w:val="30"/>
+          <w:lang w:eastAsia="zh-CN"/>
+        </w:rPr>
+        <w:t xml:space="preserve"> %}乳腺癌{% endif %}</w:t>
+      </w:r>
+      <w:r>
+        <w:rPr>
+          <w:rFonts w:hint="eastAsia"/>
+          <w:color w:val="auto"/>
+          <w:sz w:val="30"/>
+          <w:lang w:val="en-US" w:eastAsia="zh-CN"/>
+        </w:rPr>
+        <w:t>靶向药物</w:t>
+      </w:r>
+      <w:r>
+        <w:rPr>
+          <w:rFonts w:hint="eastAsia"/>
+          <w:color w:val="auto"/>
+          <w:sz w:val="30"/>
+          <w:lang w:eastAsia="zh-CN"/>
+        </w:rPr>
+        <w:t>{% endif %}相关基因结果汇总</w:t>
       </w:r>
       <w:bookmarkEnd w:id="25"/>
       <w:bookmarkEnd w:id="26"/>
@@ -7060,7 +7114,18 @@
           <w:szCs w:val="18"/>
           <w:lang w:eastAsia="zh-CN"/>
         </w:rPr>
-        <w:t xml:space="preserve"> %}乳腺癌{% endif %}精准诊疗密切相关的基因突变。{% endif %}</w:t>
+        <w:t xml:space="preserve"> %}乳腺癌{% endif %}靶向药物</w:t>
+      </w:r>
+      <w:bookmarkStart w:id="102" w:name="_GoBack"/>
+      <w:bookmarkEnd w:id="102"/>
+      <w:r>
+        <w:rPr>
+          <w:rFonts w:hint="eastAsia" w:ascii="Times New Roman" w:hAnsi="Times New Roman" w:eastAsia="微软雅黑" w:cs="Times New Roman"/>
+          <w:sz w:val="18"/>
+          <w:szCs w:val="18"/>
+          <w:lang w:eastAsia="zh-CN"/>
+        </w:rPr>
+        <w:t>密切相关的基因突变。{% endif %}</w:t>
       </w:r>
     </w:p>
     <w:p>
@@ -7173,6 +7238,447 @@
         </w:rPr>
         <w:t>"-"表示本次检测未发现相关变异。</w:t>
       </w:r>
+    </w:p>
+    <w:p>
+      <w:pPr>
+        <w:rPr>
+          <w:lang w:eastAsia="zh-CN"/>
+        </w:rPr>
+      </w:pPr>
+    </w:p>
+    <w:tbl>
+      <w:tblPr>
+        <w:tblStyle w:val="14"/>
+        <w:tblpPr w:leftFromText="181" w:rightFromText="181" w:tblpXSpec="left" w:tblpYSpec="bottom"/>
+        <w:tblOverlap w:val="never"/>
+        <w:tblW w:w="9883" w:type="dxa"/>
+        <w:tblInd w:w="108" w:type="dxa"/>
+        <w:tblBorders>
+          <w:top w:val="none" w:color="auto" w:sz="0" w:space="0"/>
+          <w:left w:val="none" w:color="auto" w:sz="0" w:space="0"/>
+          <w:bottom w:val="none" w:color="auto" w:sz="0" w:space="0"/>
+          <w:right w:val="none" w:color="auto" w:sz="0" w:space="0"/>
+          <w:insideH w:val="single" w:color="auto" w:sz="4" w:space="0"/>
+          <w:insideV w:val="none" w:color="auto" w:sz="0" w:space="0"/>
+        </w:tblBorders>
+        <w:tblLayout w:type="fixed"/>
+        <w:tblCellMar>
+          <w:top w:w="0" w:type="dxa"/>
+          <w:left w:w="108" w:type="dxa"/>
+          <w:bottom w:w="0" w:type="dxa"/>
+          <w:right w:w="108" w:type="dxa"/>
+        </w:tblCellMar>
+      </w:tblPr>
+      <w:tblGrid>
+        <w:gridCol w:w="3969"/>
+        <w:gridCol w:w="5914"/>
+      </w:tblGrid>
+      <w:tr>
+        <w:tblPrEx>
+          <w:tblBorders>
+            <w:top w:val="none" w:color="auto" w:sz="0" w:space="0"/>
+            <w:left w:val="none" w:color="auto" w:sz="0" w:space="0"/>
+            <w:bottom w:val="none" w:color="auto" w:sz="0" w:space="0"/>
+            <w:right w:val="none" w:color="auto" w:sz="0" w:space="0"/>
+            <w:insideH w:val="single" w:color="auto" w:sz="4" w:space="0"/>
+            <w:insideV w:val="none" w:color="auto" w:sz="0" w:space="0"/>
+          </w:tblBorders>
+          <w:tblCellMar>
+            <w:top w:w="0" w:type="dxa"/>
+            <w:left w:w="108" w:type="dxa"/>
+            <w:bottom w:w="0" w:type="dxa"/>
+            <w:right w:w="108" w:type="dxa"/>
+          </w:tblCellMar>
+        </w:tblPrEx>
+        <w:tc>
+          <w:tcPr>
+            <w:tcW w:w="9883" w:type="dxa"/>
+            <w:gridSpan w:val="2"/>
+            <w:vAlign w:val="top"/>
+          </w:tcPr>
+          <w:p>
+            <w:pPr>
+              <w:keepNext w:val="0"/>
+              <w:keepLines w:val="0"/>
+              <w:pageBreakBefore w:val="0"/>
+              <w:widowControl w:val="0"/>
+              <w:kinsoku/>
+              <w:wordWrap/>
+              <w:overflowPunct/>
+              <w:topLinePunct w:val="0"/>
+              <w:autoSpaceDE/>
+              <w:autoSpaceDN/>
+              <w:bidi w:val="0"/>
+              <w:adjustRightInd/>
+              <w:snapToGrid/>
+              <w:spacing w:after="63" w:afterLines="20" w:line="240" w:lineRule="auto"/>
+              <w:ind w:left="621" w:leftChars="155" w:hanging="280" w:hangingChars="100"/>
+              <w:textAlignment w:val="auto"/>
+              <w:rPr>
+                <w:rFonts w:eastAsia="微软雅黑"/>
+                <w:b/>
+                <w:color w:val="00B050"/>
+                <w:sz w:val="28"/>
+                <w:szCs w:val="28"/>
+              </w:rPr>
+            </w:pPr>
+            <w:r>
+              <w:rPr>
+                <w:rFonts w:eastAsia="微软雅黑"/>
+                <w:b/>
+                <w:color w:val="00B050"/>
+                <w:sz w:val="28"/>
+                <w:szCs w:val="28"/>
+                <w:lang w:eastAsia="zh-CN"/>
+              </w:rPr>
+              <w:drawing>
+                <wp:anchor distT="0" distB="0" distL="114300" distR="114300" simplePos="0" relativeHeight="251662336" behindDoc="0" locked="0" layoutInCell="1" allowOverlap="1">
+                  <wp:simplePos x="0" y="0"/>
+                  <wp:positionH relativeFrom="column">
+                    <wp:posOffset>-15240</wp:posOffset>
+                  </wp:positionH>
+                  <wp:positionV relativeFrom="paragraph">
+                    <wp:posOffset>88900</wp:posOffset>
+                  </wp:positionV>
+                  <wp:extent cx="196215" cy="197485"/>
+                  <wp:effectExtent l="0" t="0" r="1905" b="635"/>
+                  <wp:wrapNone/>
+                  <wp:docPr id="5" name="图片 5" descr="1"/>
+                  <wp:cNvGraphicFramePr>
+                    <a:graphicFrameLocks xmlns:a="http://schemas.openxmlformats.org/drawingml/2006/main" noChangeAspect="1"/>
+                  </wp:cNvGraphicFramePr>
+                  <a:graphic xmlns:a="http://schemas.openxmlformats.org/drawingml/2006/main">
+                    <a:graphicData uri="http://schemas.openxmlformats.org/drawingml/2006/picture">
+                      <pic:pic xmlns:pic="http://schemas.openxmlformats.org/drawingml/2006/picture">
+                        <pic:nvPicPr>
+                          <pic:cNvPr id="5" name="图片 5" descr="1"/>
+                          <pic:cNvPicPr>
+                            <a:picLocks noChangeAspect="1" noChangeArrowheads="1"/>
+                          </pic:cNvPicPr>
+                        </pic:nvPicPr>
+                        <pic:blipFill>
+                          <a:blip r:embed="rId9">
+                            <a:extLst>
+                              <a:ext uri="{28A0092B-C50C-407E-A947-70E740481C1C}">
+                                <a14:useLocalDpi xmlns:a14="http://schemas.microsoft.com/office/drawing/2010/main" val="0"/>
+                              </a:ext>
+                            </a:extLst>
+                          </a:blip>
+                          <a:srcRect/>
+                          <a:stretch>
+                            <a:fillRect/>
+                          </a:stretch>
+                        </pic:blipFill>
+                        <pic:spPr>
+                          <a:xfrm>
+                            <a:off x="0" y="0"/>
+                            <a:ext cx="196215" cy="197485"/>
+                          </a:xfrm>
+                          <a:prstGeom prst="rect">
+                            <a:avLst/>
+                          </a:prstGeom>
+                          <a:noFill/>
+                          <a:ln>
+                            <a:noFill/>
+                          </a:ln>
+                          <a:effectLst/>
+                        </pic:spPr>
+                      </pic:pic>
+                    </a:graphicData>
+                  </a:graphic>
+                </wp:anchor>
+              </w:drawing>
+            </w:r>
+            <w:r>
+              <w:rPr>
+                <w:rFonts w:eastAsia="微软雅黑"/>
+                <w:b/>
+                <w:color w:val="00B050"/>
+                <w:sz w:val="28"/>
+                <w:szCs w:val="28"/>
+              </w:rPr>
+              <w:t>说明</w:t>
+            </w:r>
+          </w:p>
+          <w:p>
+            <w:pPr>
+              <w:keepNext w:val="0"/>
+              <w:keepLines w:val="0"/>
+              <w:pageBreakBefore w:val="0"/>
+              <w:widowControl/>
+              <w:numPr>
+                <w:ilvl w:val="0"/>
+                <w:numId w:val="7"/>
+              </w:numPr>
+              <w:kinsoku/>
+              <w:wordWrap/>
+              <w:overflowPunct/>
+              <w:topLinePunct w:val="0"/>
+              <w:autoSpaceDE/>
+              <w:autoSpaceDN/>
+              <w:bidi w:val="0"/>
+              <w:adjustRightInd/>
+              <w:snapToGrid/>
+              <w:spacing w:after="63" w:afterLines="20" w:line="240" w:lineRule="auto"/>
+              <w:ind w:left="425" w:hanging="420"/>
+              <w:textAlignment w:val="auto"/>
+              <w:rPr>
+                <w:rFonts w:eastAsia="微软雅黑"/>
+                <w:b/>
+                <w:sz w:val="21"/>
+                <w:szCs w:val="21"/>
+                <w:lang w:eastAsia="zh-CN"/>
+              </w:rPr>
+            </w:pPr>
+            <w:r>
+              <w:rPr>
+                <w:rFonts w:eastAsia="微软雅黑"/>
+                <w:b/>
+                <w:sz w:val="21"/>
+                <w:szCs w:val="21"/>
+                <w:lang w:eastAsia="zh-CN"/>
+              </w:rPr>
+              <w:t>本报告为基因检测结果，基因、药物等信息列举未按照重要性排序。</w:t>
+            </w:r>
+          </w:p>
+          <w:p>
+            <w:pPr>
+              <w:keepNext w:val="0"/>
+              <w:keepLines w:val="0"/>
+              <w:pageBreakBefore w:val="0"/>
+              <w:widowControl/>
+              <w:numPr>
+                <w:ilvl w:val="0"/>
+                <w:numId w:val="7"/>
+              </w:numPr>
+              <w:kinsoku/>
+              <w:wordWrap/>
+              <w:overflowPunct/>
+              <w:topLinePunct w:val="0"/>
+              <w:autoSpaceDE/>
+              <w:autoSpaceDN/>
+              <w:bidi w:val="0"/>
+              <w:adjustRightInd/>
+              <w:snapToGrid/>
+              <w:spacing w:after="63" w:afterLines="20" w:line="240" w:lineRule="auto"/>
+              <w:ind w:left="425" w:hanging="420"/>
+              <w:textAlignment w:val="auto"/>
+              <w:rPr>
+                <w:rFonts w:eastAsia="微软雅黑"/>
+                <w:b/>
+                <w:sz w:val="21"/>
+                <w:szCs w:val="21"/>
+                <w:lang w:eastAsia="zh-CN"/>
+              </w:rPr>
+            </w:pPr>
+            <w:r>
+              <w:rPr>
+                <w:rFonts w:eastAsia="微软雅黑"/>
+                <w:b/>
+                <w:sz w:val="21"/>
+                <w:szCs w:val="21"/>
+                <w:lang w:eastAsia="zh-CN"/>
+              </w:rPr>
+              <w:t>检测结果仅供科学研究和临床用药参考，具体治疗方案请咨询主治医生。</w:t>
+            </w:r>
+          </w:p>
+          <w:p>
+            <w:pPr>
+              <w:keepNext w:val="0"/>
+              <w:keepLines w:val="0"/>
+              <w:pageBreakBefore w:val="0"/>
+              <w:widowControl/>
+              <w:numPr>
+                <w:ilvl w:val="0"/>
+                <w:numId w:val="7"/>
+              </w:numPr>
+              <w:kinsoku/>
+              <w:wordWrap/>
+              <w:overflowPunct/>
+              <w:topLinePunct w:val="0"/>
+              <w:autoSpaceDE/>
+              <w:autoSpaceDN/>
+              <w:bidi w:val="0"/>
+              <w:adjustRightInd/>
+              <w:snapToGrid/>
+              <w:spacing w:after="63" w:afterLines="20" w:line="240" w:lineRule="auto"/>
+              <w:ind w:left="425" w:hanging="420"/>
+              <w:textAlignment w:val="auto"/>
+              <w:rPr>
+                <w:rFonts w:hint="eastAsia"/>
+                <w:b/>
+              </w:rPr>
+            </w:pPr>
+            <w:r>
+              <w:rPr>
+                <w:rFonts w:eastAsia="微软雅黑"/>
+                <w:b/>
+                <w:sz w:val="21"/>
+                <w:szCs w:val="21"/>
+                <w:lang w:eastAsia="zh-CN"/>
+              </w:rPr>
+              <w:t>本报告只对本次采集样本负责，如有疑问，请在15个工作日内与我们联系</w:t>
+            </w:r>
+            <w:r>
+              <w:rPr>
+                <w:rFonts w:hint="eastAsia" w:eastAsia="微软雅黑"/>
+                <w:b/>
+                <w:sz w:val="21"/>
+                <w:szCs w:val="21"/>
+                <w:lang w:eastAsia="zh-CN"/>
+              </w:rPr>
+              <w:t>023-</w:t>
+            </w:r>
+            <w:r>
+              <w:rPr>
+                <w:rFonts w:eastAsia="微软雅黑"/>
+                <w:b/>
+                <w:sz w:val="21"/>
+                <w:szCs w:val="21"/>
+                <w:lang w:eastAsia="zh-CN"/>
+              </w:rPr>
+              <w:t>68</w:t>
+            </w:r>
+            <w:r>
+              <w:rPr>
+                <w:rFonts w:hint="eastAsia" w:eastAsia="微软雅黑"/>
+                <w:b/>
+                <w:sz w:val="21"/>
+                <w:szCs w:val="21"/>
+                <w:lang w:eastAsia="zh-CN"/>
+              </w:rPr>
+              <w:t>815186</w:t>
+            </w:r>
+            <w:r>
+              <w:rPr>
+                <w:rFonts w:eastAsia="微软雅黑"/>
+                <w:b/>
+                <w:sz w:val="21"/>
+                <w:szCs w:val="21"/>
+                <w:lang w:eastAsia="zh-CN"/>
+              </w:rPr>
+              <w:t>。</w:t>
+            </w:r>
+          </w:p>
+        </w:tc>
+      </w:tr>
+      <w:tr>
+        <w:tblPrEx>
+          <w:tblBorders>
+            <w:top w:val="none" w:color="auto" w:sz="0" w:space="0"/>
+            <w:left w:val="none" w:color="auto" w:sz="0" w:space="0"/>
+            <w:bottom w:val="none" w:color="auto" w:sz="0" w:space="0"/>
+            <w:right w:val="none" w:color="auto" w:sz="0" w:space="0"/>
+            <w:insideH w:val="single" w:color="auto" w:sz="4" w:space="0"/>
+            <w:insideV w:val="none" w:color="auto" w:sz="0" w:space="0"/>
+          </w:tblBorders>
+          <w:tblCellMar>
+            <w:top w:w="0" w:type="dxa"/>
+            <w:left w:w="108" w:type="dxa"/>
+            <w:bottom w:w="0" w:type="dxa"/>
+            <w:right w:w="108" w:type="dxa"/>
+          </w:tblCellMar>
+        </w:tblPrEx>
+        <w:tc>
+          <w:tcPr>
+            <w:tcW w:w="3969" w:type="dxa"/>
+            <w:tcBorders>
+              <w:top w:val="single" w:color="auto" w:sz="12" w:space="0"/>
+            </w:tcBorders>
+          </w:tcPr>
+          <w:p>
+            <w:pPr>
+              <w:snapToGrid w:val="0"/>
+              <w:spacing w:before="120" w:beforeLines="50"/>
+              <w:rPr>
+                <w:b/>
+                <w:szCs w:val="21"/>
+              </w:rPr>
+            </w:pPr>
+            <w:r>
+              <w:rPr>
+                <w:rFonts w:hint="eastAsia"/>
+                <w:b/>
+              </w:rPr>
+              <w:t>样本处理与分析：</w:t>
+            </w:r>
+          </w:p>
+        </w:tc>
+        <w:tc>
+          <w:tcPr>
+            <w:tcW w:w="5914" w:type="dxa"/>
+            <w:tcBorders>
+              <w:top w:val="single" w:color="auto" w:sz="12" w:space="0"/>
+            </w:tcBorders>
+          </w:tcPr>
+          <w:p>
+            <w:pPr>
+              <w:snapToGrid w:val="0"/>
+              <w:spacing w:before="120" w:beforeLines="50"/>
+              <w:rPr>
+                <w:b/>
+                <w:lang w:eastAsia="zh-CN"/>
+              </w:rPr>
+            </w:pPr>
+            <w:r>
+              <w:rPr>
+                <w:rFonts w:hint="eastAsia"/>
+                <w:b/>
+              </w:rPr>
+              <w:t xml:space="preserve">复核： </w:t>
+            </w:r>
+            <w:r>
+              <w:rPr>
+                <w:b/>
+              </w:rPr>
+              <w:t xml:space="preserve">                </w:t>
+            </w:r>
+            <w:r>
+              <w:rPr>
+                <w:rFonts w:hint="eastAsia"/>
+                <w:b/>
+              </w:rPr>
+              <w:t>报告时间：</w:t>
+            </w:r>
+            <w:r>
+              <w:rPr>
+                <w:rFonts w:hint="eastAsia" w:ascii="宋体" w:hAnsi="宋体" w:eastAsia="宋体" w:cs="宋体"/>
+                <w:b/>
+              </w:rPr>
+              <w:t>{{ reportdate }}</w:t>
+            </w:r>
+          </w:p>
+        </w:tc>
+      </w:tr>
+    </w:tbl>
+    <w:p>
+      <w:pPr>
+        <w:keepNext w:val="0"/>
+        <w:keepLines w:val="0"/>
+        <w:pageBreakBefore w:val="0"/>
+        <w:widowControl w:val="0"/>
+        <w:numPr>
+          <w:ilvl w:val="0"/>
+          <w:numId w:val="0"/>
+        </w:numPr>
+        <w:kinsoku/>
+        <w:wordWrap/>
+        <w:overflowPunct/>
+        <w:topLinePunct w:val="0"/>
+        <w:autoSpaceDE/>
+        <w:autoSpaceDN/>
+        <w:bidi w:val="0"/>
+        <w:adjustRightInd/>
+        <w:snapToGrid/>
+        <w:spacing w:line="216" w:lineRule="auto"/>
+        <w:ind w:leftChars="0"/>
+        <w:textAlignment w:val="auto"/>
+        <w:rPr>
+          <w:rFonts w:hint="eastAsia" w:ascii="Times New Roman" w:hAnsi="Times New Roman" w:eastAsia="微软雅黑" w:cs="Times New Roman"/>
+          <w:sz w:val="18"/>
+          <w:lang w:eastAsia="zh-CN"/>
+        </w:rPr>
+      </w:pPr>
       <w:r>
         <w:rPr>
           <w:rFonts w:hint="eastAsia" w:ascii="Times New Roman" w:hAnsi="Times New Roman" w:eastAsia="微软雅黑" w:cs="Times New Roman"/>
@@ -7240,15 +7746,15 @@
           <w:lang w:eastAsia="zh-CN"/>
         </w:rPr>
       </w:pPr>
-      <w:bookmarkStart w:id="35" w:name="_Toc23375"/>
-      <w:bookmarkStart w:id="36" w:name="_Toc24979"/>
-      <w:bookmarkStart w:id="37" w:name="_Toc22976"/>
-      <w:bookmarkStart w:id="38" w:name="_Toc9088"/>
-      <w:bookmarkStart w:id="39" w:name="_Toc11015_WPSOffice_Level2"/>
-      <w:bookmarkStart w:id="40" w:name="_Toc30265"/>
-      <w:bookmarkStart w:id="41" w:name="_Toc18062_WPSOffice_Level2"/>
-      <w:bookmarkStart w:id="42" w:name="_Toc15248"/>
-      <w:bookmarkStart w:id="43" w:name="_Toc32646"/>
+      <w:bookmarkStart w:id="35" w:name="_Toc32646"/>
+      <w:bookmarkStart w:id="36" w:name="_Toc15248"/>
+      <w:bookmarkStart w:id="37" w:name="_Toc30265"/>
+      <w:bookmarkStart w:id="38" w:name="_Toc23375"/>
+      <w:bookmarkStart w:id="39" w:name="_Toc9088"/>
+      <w:bookmarkStart w:id="40" w:name="_Toc18062_WPSOffice_Level2"/>
+      <w:bookmarkStart w:id="41" w:name="_Toc22976"/>
+      <w:bookmarkStart w:id="42" w:name="_Toc11015_WPSOffice_Level2"/>
+      <w:bookmarkStart w:id="43" w:name="_Toc24979"/>
       <w:r>
         <w:rPr>
           <w:rFonts w:hint="eastAsia"/>
@@ -11640,7 +12146,7 @@
         <w:pStyle w:val="6"/>
         <w:numPr>
           <w:ilvl w:val="0"/>
-          <w:numId w:val="7"/>
+          <w:numId w:val="8"/>
         </w:numPr>
         <w:rPr>
           <w:rFonts w:ascii="Times New Roman" w:hAnsi="Times New Roman" w:eastAsia="微软雅黑" w:cs="Times New Roman"/>
@@ -11662,7 +12168,7 @@
         <w:pStyle w:val="6"/>
         <w:numPr>
           <w:ilvl w:val="0"/>
-          <w:numId w:val="7"/>
+          <w:numId w:val="8"/>
         </w:numPr>
         <w:rPr>
           <w:rFonts w:ascii="Times New Roman" w:hAnsi="Times New Roman" w:eastAsia="微软雅黑" w:cs="Times New Roman"/>
@@ -11700,7 +12206,7 @@
         <w:pStyle w:val="6"/>
         <w:numPr>
           <w:ilvl w:val="0"/>
-          <w:numId w:val="7"/>
+          <w:numId w:val="8"/>
         </w:numPr>
         <w:rPr>
           <w:rFonts w:ascii="Times New Roman" w:hAnsi="Times New Roman" w:eastAsia="微软雅黑" w:cs="Times New Roman"/>
@@ -11737,7 +12243,7 @@
         <w:pStyle w:val="6"/>
         <w:numPr>
           <w:ilvl w:val="0"/>
-          <w:numId w:val="7"/>
+          <w:numId w:val="8"/>
         </w:numPr>
         <w:rPr>
           <w:rFonts w:ascii="Times New Roman" w:hAnsi="Times New Roman" w:eastAsia="微软雅黑" w:cs="Times New Roman"/>
@@ -11759,7 +12265,7 @@
         <w:pStyle w:val="6"/>
         <w:numPr>
           <w:ilvl w:val="0"/>
-          <w:numId w:val="7"/>
+          <w:numId w:val="8"/>
         </w:numPr>
         <w:rPr>
           <w:rFonts w:ascii="Times New Roman" w:hAnsi="Times New Roman" w:eastAsia="微软雅黑" w:cs="Times New Roman"/>
@@ -11781,7 +12287,7 @@
         <w:pStyle w:val="6"/>
         <w:numPr>
           <w:ilvl w:val="0"/>
-          <w:numId w:val="7"/>
+          <w:numId w:val="8"/>
         </w:numPr>
         <w:rPr>
           <w:rFonts w:ascii="Times New Roman" w:hAnsi="Times New Roman" w:eastAsia="微软雅黑" w:cs="Times New Roman"/>
@@ -11803,7 +12309,7 @@
         <w:pStyle w:val="6"/>
         <w:numPr>
           <w:ilvl w:val="0"/>
-          <w:numId w:val="7"/>
+          <w:numId w:val="8"/>
         </w:numPr>
         <w:rPr>
           <w:rFonts w:ascii="Times New Roman" w:hAnsi="Times New Roman" w:eastAsia="微软雅黑" w:cs="Times New Roman"/>
@@ -11825,7 +12331,7 @@
         <w:pStyle w:val="6"/>
         <w:numPr>
           <w:ilvl w:val="0"/>
-          <w:numId w:val="7"/>
+          <w:numId w:val="8"/>
         </w:numPr>
         <w:rPr>
           <w:rFonts w:ascii="Times New Roman" w:hAnsi="Times New Roman" w:eastAsia="微软雅黑" w:cs="Times New Roman"/>
@@ -11847,7 +12353,7 @@
         <w:pStyle w:val="6"/>
         <w:numPr>
           <w:ilvl w:val="0"/>
-          <w:numId w:val="7"/>
+          <w:numId w:val="8"/>
         </w:numPr>
         <w:rPr>
           <w:rFonts w:ascii="Times New Roman" w:hAnsi="Times New Roman" w:eastAsia="微软雅黑" w:cs="Times New Roman"/>
@@ -11869,7 +12375,7 @@
         <w:pStyle w:val="6"/>
         <w:numPr>
           <w:ilvl w:val="0"/>
-          <w:numId w:val="7"/>
+          <w:numId w:val="8"/>
         </w:numPr>
         <w:rPr>
           <w:rFonts w:ascii="Times New Roman" w:hAnsi="Times New Roman" w:eastAsia="微软雅黑" w:cs="Times New Roman"/>
@@ -11907,7 +12413,7 @@
         <w:pStyle w:val="6"/>
         <w:numPr>
           <w:ilvl w:val="0"/>
-          <w:numId w:val="7"/>
+          <w:numId w:val="8"/>
         </w:numPr>
         <w:rPr>
           <w:rFonts w:ascii="Times New Roman" w:hAnsi="Times New Roman" w:eastAsia="微软雅黑" w:cs="Times New Roman"/>
@@ -11929,7 +12435,7 @@
         <w:pStyle w:val="6"/>
         <w:numPr>
           <w:ilvl w:val="0"/>
-          <w:numId w:val="7"/>
+          <w:numId w:val="8"/>
         </w:numPr>
         <w:rPr>
           <w:rFonts w:ascii="Times New Roman" w:hAnsi="Times New Roman" w:eastAsia="微软雅黑" w:cs="Times New Roman"/>
@@ -12005,7 +12511,7 @@
         <w:pStyle w:val="6"/>
         <w:numPr>
           <w:ilvl w:val="0"/>
-          <w:numId w:val="7"/>
+          <w:numId w:val="8"/>
         </w:numPr>
         <w:rPr>
           <w:rFonts w:ascii="Times New Roman" w:hAnsi="Times New Roman" w:eastAsia="微软雅黑" w:cs="Times New Roman"/>
@@ -12031,7 +12537,7 @@
       <w:pPr>
         <w:numPr>
           <w:ilvl w:val="0"/>
-          <w:numId w:val="8"/>
+          <w:numId w:val="9"/>
         </w:numPr>
         <w:rPr>
           <w:rFonts w:ascii="Times New Roman" w:hAnsi="Times New Roman" w:eastAsia="微软雅黑" w:cs="Times New Roman"/>
@@ -12117,8 +12623,8 @@
           <w:lang w:eastAsia="zh-CN"/>
         </w:rPr>
       </w:pPr>
-      <w:bookmarkStart w:id="44" w:name="_Toc149837260"/>
-      <w:bookmarkStart w:id="45" w:name="_Toc28746"/>
+      <w:bookmarkStart w:id="44" w:name="_Toc28746"/>
+      <w:bookmarkStart w:id="45" w:name="_Toc149837260"/>
       <w:r>
         <w:rPr>
           <w:rFonts w:hint="eastAsia"/>
@@ -15799,8 +16305,8 @@
           </w14:shadow>
         </w:rPr>
       </w:pPr>
-      <w:bookmarkStart w:id="49" w:name="_Toc13883"/>
-      <w:bookmarkStart w:id="50" w:name="_Toc149837263"/>
+      <w:bookmarkStart w:id="49" w:name="_Toc149837263"/>
+      <w:bookmarkStart w:id="50" w:name="_Toc13883"/>
       <w:bookmarkStart w:id="51" w:name="_Toc180"/>
       <w:r>
         <w:rPr>
@@ -24806,13 +25312,13 @@
       </w:r>
       <w:bookmarkEnd w:id="46"/>
       <w:bookmarkStart w:id="54" w:name="_Toc13196_WPSOffice_Level1"/>
-      <w:bookmarkStart w:id="55" w:name="_Toc21764_WPSOffice_Level1"/>
-      <w:bookmarkStart w:id="56" w:name="_Toc16594"/>
-      <w:bookmarkStart w:id="57" w:name="_Toc28240"/>
-      <w:bookmarkStart w:id="58" w:name="_Toc12505"/>
-      <w:bookmarkStart w:id="59" w:name="_Toc2409"/>
-      <w:bookmarkStart w:id="60" w:name="_Toc1707_WPSOffice_Level1"/>
-      <w:bookmarkStart w:id="61" w:name="_Toc27302"/>
+      <w:bookmarkStart w:id="55" w:name="_Toc2409"/>
+      <w:bookmarkStart w:id="56" w:name="_Toc12505"/>
+      <w:bookmarkStart w:id="57" w:name="_Toc1707_WPSOffice_Level1"/>
+      <w:bookmarkStart w:id="58" w:name="_Toc27302"/>
+      <w:bookmarkStart w:id="59" w:name="_Toc16594"/>
+      <w:bookmarkStart w:id="60" w:name="_Toc28240"/>
+      <w:bookmarkStart w:id="61" w:name="_Toc21764_WPSOffice_Level1"/>
       <w:r>
         <w:rPr>
           <w:rFonts w:hint="eastAsia" w:ascii="Times New Roman" w:hAnsi="Times New Roman" w:eastAsia="微软雅黑" w:cs="Times New Roman"/>
@@ -24838,13 +25344,13 @@
           <w:lang w:eastAsia="zh-CN"/>
         </w:rPr>
       </w:pPr>
-      <w:bookmarkStart w:id="62" w:name="_Toc26649"/>
-      <w:bookmarkStart w:id="63" w:name="_Toc16347"/>
+      <w:bookmarkStart w:id="62" w:name="_Toc16347"/>
+      <w:bookmarkStart w:id="63" w:name="_Toc149837267"/>
       <w:bookmarkStart w:id="64" w:name="_Toc3803"/>
-      <w:bookmarkStart w:id="65" w:name="_Toc1707_WPSOffice_Level2"/>
-      <w:bookmarkStart w:id="66" w:name="_Toc14132"/>
-      <w:bookmarkStart w:id="67" w:name="_Toc149837267"/>
-      <w:bookmarkStart w:id="68" w:name="_Toc21764_WPSOffice_Level2"/>
+      <w:bookmarkStart w:id="65" w:name="_Toc26649"/>
+      <w:bookmarkStart w:id="66" w:name="_Toc21764_WPSOffice_Level2"/>
+      <w:bookmarkStart w:id="67" w:name="_Toc1707_WPSOffice_Level2"/>
+      <w:bookmarkStart w:id="68" w:name="_Toc14132"/>
       <w:r>
         <w:rPr>
           <w:color w:val="auto"/>
@@ -24913,6 +25419,12 @@
             <w:insideH w:val="none" w:color="auto" w:sz="0" w:space="0"/>
             <w:insideV w:val="none" w:color="auto" w:sz="0" w:space="0"/>
           </w:tblBorders>
+          <w:tblCellMar>
+            <w:top w:w="0" w:type="dxa"/>
+            <w:left w:w="108" w:type="dxa"/>
+            <w:bottom w:w="0" w:type="dxa"/>
+            <w:right w:w="108" w:type="dxa"/>
+          </w:tblCellMar>
         </w:tblPrEx>
         <w:trPr>
           <w:trHeight w:val="321" w:hRule="atLeast"/>
@@ -25400,7 +25912,7 @@
       <w:pPr>
         <w:numPr>
           <w:ilvl w:val="0"/>
-          <w:numId w:val="9"/>
+          <w:numId w:val="10"/>
         </w:numPr>
         <w:rPr>
           <w:rFonts w:ascii="Times New Roman" w:hAnsi="Times New Roman" w:eastAsia="微软雅黑" w:cs="Times New Roman"/>
@@ -25421,7 +25933,7 @@
       <w:pPr>
         <w:numPr>
           <w:ilvl w:val="0"/>
-          <w:numId w:val="9"/>
+          <w:numId w:val="10"/>
         </w:numPr>
         <w:rPr>
           <w:rFonts w:ascii="Times New Roman" w:hAnsi="Times New Roman" w:eastAsia="微软雅黑" w:cs="Times New Roman"/>
@@ -25474,7 +25986,7 @@
       <w:pPr>
         <w:numPr>
           <w:ilvl w:val="0"/>
-          <w:numId w:val="9"/>
+          <w:numId w:val="10"/>
         </w:numPr>
         <w:rPr>
           <w:rFonts w:ascii="Times New Roman" w:hAnsi="Times New Roman" w:eastAsia="微软雅黑" w:cs="Times New Roman"/>
@@ -25583,7 +26095,7 @@
       <w:pPr>
         <w:numPr>
           <w:ilvl w:val="0"/>
-          <w:numId w:val="9"/>
+          <w:numId w:val="10"/>
         </w:numPr>
         <w:rPr>
           <w:rFonts w:ascii="Times New Roman" w:hAnsi="Times New Roman" w:eastAsia="微软雅黑" w:cs="Times New Roman"/>
@@ -25604,7 +26116,7 @@
       <w:pPr>
         <w:numPr>
           <w:ilvl w:val="0"/>
-          <w:numId w:val="9"/>
+          <w:numId w:val="10"/>
         </w:numPr>
         <w:rPr>
           <w:rFonts w:ascii="Times New Roman" w:hAnsi="Times New Roman" w:eastAsia="微软雅黑" w:cs="Times New Roman"/>
@@ -25733,7 +26245,7 @@
       <w:pPr>
         <w:numPr>
           <w:ilvl w:val="0"/>
-          <w:numId w:val="9"/>
+          <w:numId w:val="10"/>
         </w:numPr>
         <w:rPr>
           <w:rFonts w:ascii="Times New Roman" w:hAnsi="Times New Roman" w:eastAsia="微软雅黑" w:cs="Times New Roman"/>
@@ -26813,7 +27325,7 @@
       <w:pPr>
         <w:numPr>
           <w:ilvl w:val="0"/>
-          <w:numId w:val="10"/>
+          <w:numId w:val="11"/>
         </w:numPr>
         <w:rPr>
           <w:rFonts w:ascii="Times New Roman" w:hAnsi="Times New Roman" w:eastAsia="微软雅黑" w:cs="Times New Roman"/>
@@ -26834,7 +27346,7 @@
       <w:pPr>
         <w:numPr>
           <w:ilvl w:val="0"/>
-          <w:numId w:val="10"/>
+          <w:numId w:val="11"/>
         </w:numPr>
         <w:rPr>
           <w:rFonts w:ascii="Times New Roman" w:hAnsi="Times New Roman" w:eastAsia="微软雅黑" w:cs="Times New Roman"/>
@@ -26980,12 +27492,12 @@
           <w:lang w:eastAsia="zh-CN"/>
         </w:rPr>
       </w:pPr>
-      <w:bookmarkStart w:id="73" w:name="_Toc24085_WPSOffice_Level1"/>
-      <w:bookmarkStart w:id="74" w:name="_Toc14255_WPSOffice_Level1"/>
-      <w:bookmarkStart w:id="75" w:name="_Toc15840_WPSOffice_Level1"/>
-      <w:bookmarkStart w:id="76" w:name="_Toc10035"/>
-      <w:bookmarkStart w:id="77" w:name="_Toc149837269"/>
-      <w:bookmarkStart w:id="78" w:name="_Toc3674"/>
+      <w:bookmarkStart w:id="73" w:name="_Toc14255_WPSOffice_Level1"/>
+      <w:bookmarkStart w:id="74" w:name="_Toc149837269"/>
+      <w:bookmarkStart w:id="75" w:name="_Toc24085_WPSOffice_Level1"/>
+      <w:bookmarkStart w:id="76" w:name="_Toc3674"/>
+      <w:bookmarkStart w:id="77" w:name="_Toc15840_WPSOffice_Level1"/>
+      <w:bookmarkStart w:id="78" w:name="_Toc10035"/>
       <w:r>
         <w:rPr>
           <w:rFonts w:hint="eastAsia"/>
@@ -28996,7 +29508,7 @@
       <w:pPr>
         <w:numPr>
           <w:ilvl w:val="0"/>
-          <w:numId w:val="11"/>
+          <w:numId w:val="12"/>
         </w:numPr>
         <w:spacing w:before="53" w:line="301" w:lineRule="exact"/>
         <w:ind w:left="133"/>
@@ -29017,60 +29529,6 @@
           <w:lang w:eastAsia="zh-CN"/>
         </w:rPr>
         <w:t>肿瘤细胞含量：送检样本经HE染色评估的肿瘤细胞含量。如送检样本不满足病理评估所需条件，则不进行此项评估。血浆cfDNA样本不做此项评估。</w:t>
-      </w:r>
-    </w:p>
-    <w:p>
-      <w:pPr>
-        <w:numPr>
-          <w:ilvl w:val="0"/>
-          <w:numId w:val="11"/>
-        </w:numPr>
-        <w:spacing w:before="53" w:line="301" w:lineRule="exact"/>
-        <w:ind w:left="133"/>
-        <w:rPr>
-          <w:rFonts w:ascii="Times New Roman" w:hAnsi="Times New Roman" w:eastAsia="微软雅黑" w:cs="Times New Roman"/>
-          <w:bCs/>
-          <w:sz w:val="18"/>
-          <w:szCs w:val="18"/>
-          <w:lang w:eastAsia="zh-CN"/>
-        </w:rPr>
-      </w:pPr>
-      <w:r>
-        <w:rPr>
-          <w:rFonts w:hint="eastAsia" w:ascii="Times New Roman" w:hAnsi="Times New Roman" w:eastAsia="微软雅黑" w:cs="Times New Roman"/>
-          <w:bCs/>
-          <w:sz w:val="18"/>
-          <w:szCs w:val="18"/>
-          <w:lang w:eastAsia="zh-CN"/>
-        </w:rPr>
-        <w:t>DNA总量：送检样本的DNA提取总量。</w:t>
-      </w:r>
-    </w:p>
-    <w:p>
-      <w:pPr>
-        <w:numPr>
-          <w:ilvl w:val="0"/>
-          <w:numId w:val="11"/>
-        </w:numPr>
-        <w:spacing w:before="53" w:line="301" w:lineRule="exact"/>
-        <w:ind w:left="133"/>
-        <w:rPr>
-          <w:rFonts w:ascii="Times New Roman" w:hAnsi="Times New Roman" w:eastAsia="微软雅黑" w:cs="Times New Roman"/>
-          <w:bCs/>
-          <w:sz w:val="18"/>
-          <w:szCs w:val="18"/>
-          <w:lang w:eastAsia="zh-CN"/>
-        </w:rPr>
-      </w:pPr>
-      <w:r>
-        <w:rPr>
-          <w:rFonts w:hint="eastAsia" w:ascii="Times New Roman" w:hAnsi="Times New Roman" w:eastAsia="微软雅黑" w:cs="Times New Roman"/>
-          <w:bCs/>
-          <w:sz w:val="18"/>
-          <w:szCs w:val="18"/>
-          <w:lang w:eastAsia="zh-CN"/>
-        </w:rPr>
-        <w:t>DNA降解程度：cfDNA样本不适用于此项评估。</w:t>
       </w:r>
     </w:p>
     <w:p>
@@ -29079,8 +29537,8 @@
           <w:ilvl w:val="0"/>
           <w:numId w:val="12"/>
         </w:numPr>
-        <w:spacing w:line="270" w:lineRule="exact"/>
-        <w:ind w:left="613" w:leftChars="150" w:hanging="283"/>
+        <w:spacing w:before="53" w:line="301" w:lineRule="exact"/>
+        <w:ind w:left="133"/>
         <w:rPr>
           <w:rFonts w:ascii="Times New Roman" w:hAnsi="Times New Roman" w:eastAsia="微软雅黑" w:cs="Times New Roman"/>
           <w:bCs/>
@@ -29091,23 +29549,13 @@
       </w:pPr>
       <w:r>
         <w:rPr>
-          <w:rFonts w:ascii="Times New Roman" w:hAnsi="Times New Roman" w:eastAsia="微软雅黑" w:cs="Times New Roman"/>
-          <w:bCs/>
-          <w:sz w:val="18"/>
-          <w:szCs w:val="18"/>
-          <w:lang w:eastAsia="zh-CN"/>
-        </w:rPr>
-        <w:t>A级：有主带，或降解均匀且降解区域主要集中在5000bp以上</w:t>
-      </w:r>
-      <w:r>
-        <w:rPr>
           <w:rFonts w:hint="eastAsia" w:ascii="Times New Roman" w:hAnsi="Times New Roman" w:eastAsia="微软雅黑" w:cs="Times New Roman"/>
           <w:bCs/>
           <w:sz w:val="18"/>
           <w:szCs w:val="18"/>
           <w:lang w:eastAsia="zh-CN"/>
         </w:rPr>
-        <w:t>；</w:t>
+        <w:t>DNA总量：送检样本的DNA提取总量。</w:t>
       </w:r>
     </w:p>
     <w:p>
@@ -29116,8 +29564,8 @@
           <w:ilvl w:val="0"/>
           <w:numId w:val="12"/>
         </w:numPr>
-        <w:spacing w:line="270" w:lineRule="exact"/>
-        <w:ind w:left="613" w:leftChars="150" w:hanging="283"/>
+        <w:spacing w:before="53" w:line="301" w:lineRule="exact"/>
+        <w:ind w:left="133"/>
         <w:rPr>
           <w:rFonts w:ascii="Times New Roman" w:hAnsi="Times New Roman" w:eastAsia="微软雅黑" w:cs="Times New Roman"/>
           <w:bCs/>
@@ -29128,13 +29576,40 @@
       </w:pPr>
       <w:r>
         <w:rPr>
+          <w:rFonts w:hint="eastAsia" w:ascii="Times New Roman" w:hAnsi="Times New Roman" w:eastAsia="微软雅黑" w:cs="Times New Roman"/>
+          <w:bCs/>
+          <w:sz w:val="18"/>
+          <w:szCs w:val="18"/>
+          <w:lang w:eastAsia="zh-CN"/>
+        </w:rPr>
+        <w:t>DNA降解程度：cfDNA样本不适用于此项评估。</w:t>
+      </w:r>
+    </w:p>
+    <w:p>
+      <w:pPr>
+        <w:numPr>
+          <w:ilvl w:val="0"/>
+          <w:numId w:val="13"/>
+        </w:numPr>
+        <w:spacing w:line="270" w:lineRule="exact"/>
+        <w:ind w:left="613" w:leftChars="150" w:hanging="283"/>
+        <w:rPr>
           <w:rFonts w:ascii="Times New Roman" w:hAnsi="Times New Roman" w:eastAsia="微软雅黑" w:cs="Times New Roman"/>
           <w:bCs/>
           <w:sz w:val="18"/>
           <w:szCs w:val="18"/>
           <w:lang w:eastAsia="zh-CN"/>
         </w:rPr>
-        <w:t>B级：无主带，降解均匀且降解区域主要集中在1500-5000bp之间</w:t>
+      </w:pPr>
+      <w:r>
+        <w:rPr>
+          <w:rFonts w:ascii="Times New Roman" w:hAnsi="Times New Roman" w:eastAsia="微软雅黑" w:cs="Times New Roman"/>
+          <w:bCs/>
+          <w:sz w:val="18"/>
+          <w:szCs w:val="18"/>
+          <w:lang w:eastAsia="zh-CN"/>
+        </w:rPr>
+        <w:t>A级：有主带，或降解均匀且降解区域主要集中在5000bp以上</w:t>
       </w:r>
       <w:r>
         <w:rPr>
@@ -29145,6 +29620,234 @@
           <w:lang w:eastAsia="zh-CN"/>
         </w:rPr>
         <w:t>；</w:t>
+      </w:r>
+    </w:p>
+    <w:p>
+      <w:pPr>
+        <w:numPr>
+          <w:ilvl w:val="0"/>
+          <w:numId w:val="13"/>
+        </w:numPr>
+        <w:spacing w:line="270" w:lineRule="exact"/>
+        <w:ind w:left="613" w:leftChars="150" w:hanging="283"/>
+        <w:rPr>
+          <w:rFonts w:ascii="Times New Roman" w:hAnsi="Times New Roman" w:eastAsia="微软雅黑" w:cs="Times New Roman"/>
+          <w:bCs/>
+          <w:sz w:val="18"/>
+          <w:szCs w:val="18"/>
+          <w:lang w:eastAsia="zh-CN"/>
+        </w:rPr>
+      </w:pPr>
+      <w:r>
+        <w:rPr>
+          <w:rFonts w:ascii="Times New Roman" w:hAnsi="Times New Roman" w:eastAsia="微软雅黑" w:cs="Times New Roman"/>
+          <w:bCs/>
+          <w:sz w:val="18"/>
+          <w:szCs w:val="18"/>
+          <w:lang w:eastAsia="zh-CN"/>
+        </w:rPr>
+        <w:t>B级：无主带，降解均匀且降解区域主要集中在1500-5000bp之间</w:t>
+      </w:r>
+      <w:r>
+        <w:rPr>
+          <w:rFonts w:hint="eastAsia" w:ascii="Times New Roman" w:hAnsi="Times New Roman" w:eastAsia="微软雅黑" w:cs="Times New Roman"/>
+          <w:bCs/>
+          <w:sz w:val="18"/>
+          <w:szCs w:val="18"/>
+          <w:lang w:eastAsia="zh-CN"/>
+        </w:rPr>
+        <w:t>；</w:t>
+      </w:r>
+    </w:p>
+    <w:p>
+      <w:pPr>
+        <w:numPr>
+          <w:ilvl w:val="0"/>
+          <w:numId w:val="13"/>
+        </w:numPr>
+        <w:spacing w:line="270" w:lineRule="exact"/>
+        <w:ind w:left="613" w:leftChars="150" w:hanging="283"/>
+        <w:rPr>
+          <w:rFonts w:ascii="Times New Roman" w:hAnsi="Times New Roman" w:eastAsia="微软雅黑" w:cs="Times New Roman"/>
+          <w:bCs/>
+          <w:sz w:val="18"/>
+          <w:szCs w:val="18"/>
+          <w:lang w:eastAsia="zh-CN"/>
+        </w:rPr>
+      </w:pPr>
+      <w:r>
+        <w:rPr>
+          <w:rFonts w:ascii="Times New Roman" w:hAnsi="Times New Roman" w:eastAsia="微软雅黑" w:cs="Times New Roman"/>
+          <w:bCs/>
+          <w:sz w:val="18"/>
+          <w:szCs w:val="18"/>
+          <w:lang w:eastAsia="zh-CN"/>
+        </w:rPr>
+        <w:t>C级：无主带，降解均匀且降解区域主要集中在500-1500bp之间</w:t>
+      </w:r>
+      <w:r>
+        <w:rPr>
+          <w:rFonts w:hint="eastAsia" w:ascii="Times New Roman" w:hAnsi="Times New Roman" w:eastAsia="微软雅黑" w:cs="Times New Roman"/>
+          <w:bCs/>
+          <w:sz w:val="18"/>
+          <w:szCs w:val="18"/>
+          <w:lang w:eastAsia="zh-CN"/>
+        </w:rPr>
+        <w:t>；</w:t>
+      </w:r>
+    </w:p>
+    <w:p>
+      <w:pPr>
+        <w:numPr>
+          <w:ilvl w:val="0"/>
+          <w:numId w:val="13"/>
+        </w:numPr>
+        <w:spacing w:line="270" w:lineRule="exact"/>
+        <w:ind w:left="613" w:leftChars="150" w:hanging="283"/>
+        <w:rPr>
+          <w:rFonts w:ascii="Times New Roman" w:hAnsi="Times New Roman" w:eastAsia="微软雅黑" w:cs="Times New Roman"/>
+          <w:bCs/>
+          <w:sz w:val="18"/>
+          <w:szCs w:val="18"/>
+          <w:lang w:eastAsia="zh-CN"/>
+        </w:rPr>
+      </w:pPr>
+      <w:r>
+        <w:rPr>
+          <w:rFonts w:ascii="Times New Roman" w:hAnsi="Times New Roman" w:eastAsia="微软雅黑" w:cs="Times New Roman"/>
+          <w:bCs/>
+          <w:spacing w:val="3"/>
+          <w:sz w:val="18"/>
+          <w:szCs w:val="18"/>
+          <w:lang w:eastAsia="zh-CN"/>
+        </w:rPr>
+        <w:t>D级</w:t>
+      </w:r>
+      <w:r>
+        <w:rPr>
+          <w:rFonts w:ascii="Times New Roman" w:hAnsi="Times New Roman" w:eastAsia="微软雅黑" w:cs="Times New Roman"/>
+          <w:bCs/>
+          <w:sz w:val="18"/>
+          <w:szCs w:val="18"/>
+          <w:lang w:eastAsia="zh-CN"/>
+        </w:rPr>
+        <w:t>（</w:t>
+      </w:r>
+      <w:r>
+        <w:rPr>
+          <w:rFonts w:ascii="Times New Roman" w:hAnsi="Times New Roman" w:eastAsia="微软雅黑" w:cs="Times New Roman"/>
+          <w:bCs/>
+          <w:spacing w:val="1"/>
+          <w:sz w:val="18"/>
+          <w:szCs w:val="18"/>
+          <w:lang w:eastAsia="zh-CN"/>
+        </w:rPr>
+        <w:t>不合格</w:t>
+      </w:r>
+      <w:r>
+        <w:rPr>
+          <w:rFonts w:ascii="Times New Roman" w:hAnsi="Times New Roman" w:eastAsia="微软雅黑" w:cs="Times New Roman"/>
+          <w:bCs/>
+          <w:spacing w:val="-90"/>
+          <w:sz w:val="18"/>
+          <w:szCs w:val="18"/>
+          <w:lang w:eastAsia="zh-CN"/>
+        </w:rPr>
+        <w:t>）</w:t>
+      </w:r>
+      <w:r>
+        <w:rPr>
+          <w:rFonts w:ascii="Times New Roman" w:hAnsi="Times New Roman" w:eastAsia="微软雅黑" w:cs="Times New Roman"/>
+          <w:bCs/>
+          <w:sz w:val="18"/>
+          <w:szCs w:val="18"/>
+          <w:lang w:eastAsia="zh-CN"/>
+        </w:rPr>
+        <w:t>）：无主带，降解均匀且降解区域主要集中在500-1500bp</w:t>
+      </w:r>
+      <w:r>
+        <w:rPr>
+          <w:rFonts w:ascii="Times New Roman" w:hAnsi="Times New Roman" w:eastAsia="微软雅黑" w:cs="Times New Roman"/>
+          <w:bCs/>
+          <w:spacing w:val="-1"/>
+          <w:sz w:val="18"/>
+          <w:szCs w:val="18"/>
+          <w:lang w:eastAsia="zh-CN"/>
+        </w:rPr>
+        <w:t>之间，但总量介于</w:t>
+      </w:r>
+      <w:r>
+        <w:rPr>
+          <w:rFonts w:ascii="Times New Roman" w:hAnsi="Times New Roman" w:eastAsia="微软雅黑" w:cs="Times New Roman"/>
+          <w:bCs/>
+          <w:sz w:val="18"/>
+          <w:szCs w:val="18"/>
+          <w:lang w:eastAsia="zh-CN"/>
+        </w:rPr>
+        <w:t>100ng</w:t>
+      </w:r>
+      <w:r>
+        <w:rPr>
+          <w:rFonts w:ascii="Times New Roman" w:hAnsi="Times New Roman" w:eastAsia="微软雅黑" w:cs="Times New Roman"/>
+          <w:bCs/>
+          <w:spacing w:val="-3"/>
+          <w:sz w:val="18"/>
+          <w:szCs w:val="18"/>
+          <w:lang w:eastAsia="zh-CN"/>
+        </w:rPr>
+        <w:t>到</w:t>
+      </w:r>
+      <w:r>
+        <w:rPr>
+          <w:rFonts w:ascii="Times New Roman" w:hAnsi="Times New Roman" w:eastAsia="微软雅黑" w:cs="Times New Roman"/>
+          <w:bCs/>
+          <w:sz w:val="18"/>
+          <w:szCs w:val="18"/>
+          <w:lang w:eastAsia="zh-CN"/>
+        </w:rPr>
+        <w:t>300ng之间；或降解区</w:t>
+      </w:r>
+      <w:r>
+        <w:rPr>
+          <w:rFonts w:ascii="Times New Roman" w:hAnsi="Times New Roman" w:eastAsia="微软雅黑" w:cs="Times New Roman"/>
+          <w:bCs/>
+          <w:spacing w:val="-2"/>
+          <w:sz w:val="18"/>
+          <w:szCs w:val="18"/>
+          <w:lang w:eastAsia="zh-CN"/>
+        </w:rPr>
+        <w:t>域弥散在</w:t>
+      </w:r>
+      <w:r>
+        <w:rPr>
+          <w:rFonts w:ascii="Times New Roman" w:hAnsi="Times New Roman" w:eastAsia="微软雅黑" w:cs="Times New Roman"/>
+          <w:bCs/>
+          <w:sz w:val="18"/>
+          <w:szCs w:val="18"/>
+          <w:lang w:eastAsia="zh-CN"/>
+        </w:rPr>
+        <w:t>150-1000bp</w:t>
+      </w:r>
+      <w:r>
+        <w:rPr>
+          <w:rFonts w:ascii="Times New Roman" w:hAnsi="Times New Roman" w:eastAsia="微软雅黑" w:cs="Times New Roman"/>
+          <w:bCs/>
+          <w:spacing w:val="-2"/>
+          <w:sz w:val="18"/>
+          <w:szCs w:val="18"/>
+          <w:lang w:eastAsia="zh-CN"/>
+        </w:rPr>
+        <w:t>，或集中在</w:t>
+      </w:r>
+      <w:r>
+        <w:rPr>
+          <w:rFonts w:ascii="Times New Roman" w:hAnsi="Times New Roman" w:eastAsia="微软雅黑" w:cs="Times New Roman"/>
+          <w:bCs/>
+          <w:sz w:val="18"/>
+          <w:szCs w:val="18"/>
+          <w:lang w:eastAsia="zh-CN"/>
+        </w:rPr>
+        <w:t>500bp以下。</w:t>
       </w:r>
     </w:p>
     <w:p>
@@ -29153,8 +29856,8 @@
           <w:ilvl w:val="0"/>
           <w:numId w:val="12"/>
         </w:numPr>
-        <w:spacing w:line="270" w:lineRule="exact"/>
-        <w:ind w:left="613" w:leftChars="150" w:hanging="283"/>
+        <w:spacing w:before="53" w:line="301" w:lineRule="exact"/>
+        <w:ind w:left="133"/>
         <w:rPr>
           <w:rFonts w:ascii="Times New Roman" w:hAnsi="Times New Roman" w:eastAsia="微软雅黑" w:cs="Times New Roman"/>
           <w:bCs/>
@@ -29165,23 +29868,13 @@
       </w:pPr>
       <w:r>
         <w:rPr>
-          <w:rFonts w:ascii="Times New Roman" w:hAnsi="Times New Roman" w:eastAsia="微软雅黑" w:cs="Times New Roman"/>
-          <w:bCs/>
-          <w:sz w:val="18"/>
-          <w:szCs w:val="18"/>
-          <w:lang w:eastAsia="zh-CN"/>
-        </w:rPr>
-        <w:t>C级：无主带，降解均匀且降解区域主要集中在500-1500bp之间</w:t>
-      </w:r>
-      <w:r>
-        <w:rPr>
           <w:rFonts w:hint="eastAsia" w:ascii="Times New Roman" w:hAnsi="Times New Roman" w:eastAsia="微软雅黑" w:cs="Times New Roman"/>
           <w:bCs/>
           <w:sz w:val="18"/>
           <w:szCs w:val="18"/>
           <w:lang w:eastAsia="zh-CN"/>
         </w:rPr>
-        <w:t>；</w:t>
+        <w:t>预文库总量：核酸片段经过接头连接和扩增纯化后中间产物的总量。</w:t>
       </w:r>
     </w:p>
     <w:p>
@@ -29190,8 +29883,8 @@
           <w:ilvl w:val="0"/>
           <w:numId w:val="12"/>
         </w:numPr>
-        <w:spacing w:line="270" w:lineRule="exact"/>
-        <w:ind w:left="613" w:leftChars="150" w:hanging="283"/>
+        <w:spacing w:before="53" w:line="301" w:lineRule="exact"/>
+        <w:ind w:left="133"/>
         <w:rPr>
           <w:rFonts w:ascii="Times New Roman" w:hAnsi="Times New Roman" w:eastAsia="微软雅黑" w:cs="Times New Roman"/>
           <w:bCs/>
@@ -29202,147 +29895,20 @@
       </w:pPr>
       <w:r>
         <w:rPr>
-          <w:rFonts w:ascii="Times New Roman" w:hAnsi="Times New Roman" w:eastAsia="微软雅黑" w:cs="Times New Roman"/>
-          <w:bCs/>
-          <w:spacing w:val="3"/>
-          <w:sz w:val="18"/>
-          <w:szCs w:val="18"/>
-          <w:lang w:eastAsia="zh-CN"/>
-        </w:rPr>
-        <w:t>D级</w:t>
-      </w:r>
-      <w:r>
-        <w:rPr>
-          <w:rFonts w:ascii="Times New Roman" w:hAnsi="Times New Roman" w:eastAsia="微软雅黑" w:cs="Times New Roman"/>
+          <w:rFonts w:hint="eastAsia" w:ascii="Times New Roman" w:hAnsi="Times New Roman" w:eastAsia="微软雅黑" w:cs="Times New Roman"/>
           <w:bCs/>
           <w:sz w:val="18"/>
           <w:szCs w:val="18"/>
           <w:lang w:eastAsia="zh-CN"/>
         </w:rPr>
-        <w:t>（</w:t>
-      </w:r>
-      <w:r>
-        <w:rPr>
-          <w:rFonts w:ascii="Times New Roman" w:hAnsi="Times New Roman" w:eastAsia="微软雅黑" w:cs="Times New Roman"/>
-          <w:bCs/>
-          <w:spacing w:val="1"/>
-          <w:sz w:val="18"/>
-          <w:szCs w:val="18"/>
-          <w:lang w:eastAsia="zh-CN"/>
-        </w:rPr>
-        <w:t>不合格</w:t>
-      </w:r>
-      <w:r>
-        <w:rPr>
-          <w:rFonts w:ascii="Times New Roman" w:hAnsi="Times New Roman" w:eastAsia="微软雅黑" w:cs="Times New Roman"/>
-          <w:bCs/>
-          <w:spacing w:val="-90"/>
-          <w:sz w:val="18"/>
-          <w:szCs w:val="18"/>
-          <w:lang w:eastAsia="zh-CN"/>
-        </w:rPr>
-        <w:t>）</w:t>
-      </w:r>
-      <w:r>
-        <w:rPr>
-          <w:rFonts w:ascii="Times New Roman" w:hAnsi="Times New Roman" w:eastAsia="微软雅黑" w:cs="Times New Roman"/>
-          <w:bCs/>
-          <w:sz w:val="18"/>
-          <w:szCs w:val="18"/>
-          <w:lang w:eastAsia="zh-CN"/>
-        </w:rPr>
-        <w:t>）：无主带，降解均匀且降解区域主要集中在500-1500bp</w:t>
-      </w:r>
-      <w:r>
-        <w:rPr>
-          <w:rFonts w:ascii="Times New Roman" w:hAnsi="Times New Roman" w:eastAsia="微软雅黑" w:cs="Times New Roman"/>
-          <w:bCs/>
-          <w:spacing w:val="-1"/>
-          <w:sz w:val="18"/>
-          <w:szCs w:val="18"/>
-          <w:lang w:eastAsia="zh-CN"/>
-        </w:rPr>
-        <w:t>之间，但总量介于</w:t>
-      </w:r>
-      <w:r>
-        <w:rPr>
-          <w:rFonts w:ascii="Times New Roman" w:hAnsi="Times New Roman" w:eastAsia="微软雅黑" w:cs="Times New Roman"/>
-          <w:bCs/>
-          <w:sz w:val="18"/>
-          <w:szCs w:val="18"/>
-          <w:lang w:eastAsia="zh-CN"/>
-        </w:rPr>
-        <w:t>100ng</w:t>
-      </w:r>
-      <w:r>
-        <w:rPr>
-          <w:rFonts w:ascii="Times New Roman" w:hAnsi="Times New Roman" w:eastAsia="微软雅黑" w:cs="Times New Roman"/>
-          <w:bCs/>
-          <w:spacing w:val="-3"/>
-          <w:sz w:val="18"/>
-          <w:szCs w:val="18"/>
-          <w:lang w:eastAsia="zh-CN"/>
-        </w:rPr>
-        <w:t>到</w:t>
-      </w:r>
-      <w:r>
-        <w:rPr>
-          <w:rFonts w:ascii="Times New Roman" w:hAnsi="Times New Roman" w:eastAsia="微软雅黑" w:cs="Times New Roman"/>
-          <w:bCs/>
-          <w:sz w:val="18"/>
-          <w:szCs w:val="18"/>
-          <w:lang w:eastAsia="zh-CN"/>
-        </w:rPr>
-        <w:t>300ng之间；或降解区</w:t>
-      </w:r>
-      <w:r>
-        <w:rPr>
-          <w:rFonts w:ascii="Times New Roman" w:hAnsi="Times New Roman" w:eastAsia="微软雅黑" w:cs="Times New Roman"/>
-          <w:bCs/>
-          <w:spacing w:val="-2"/>
-          <w:sz w:val="18"/>
-          <w:szCs w:val="18"/>
-          <w:lang w:eastAsia="zh-CN"/>
-        </w:rPr>
-        <w:t>域弥散在</w:t>
-      </w:r>
-      <w:r>
-        <w:rPr>
-          <w:rFonts w:ascii="Times New Roman" w:hAnsi="Times New Roman" w:eastAsia="微软雅黑" w:cs="Times New Roman"/>
-          <w:bCs/>
-          <w:sz w:val="18"/>
-          <w:szCs w:val="18"/>
-          <w:lang w:eastAsia="zh-CN"/>
-        </w:rPr>
-        <w:t>150-1000bp</w:t>
-      </w:r>
-      <w:r>
-        <w:rPr>
-          <w:rFonts w:ascii="Times New Roman" w:hAnsi="Times New Roman" w:eastAsia="微软雅黑" w:cs="Times New Roman"/>
-          <w:bCs/>
-          <w:spacing w:val="-2"/>
-          <w:sz w:val="18"/>
-          <w:szCs w:val="18"/>
-          <w:lang w:eastAsia="zh-CN"/>
-        </w:rPr>
-        <w:t>，或集中在</w:t>
-      </w:r>
-      <w:r>
-        <w:rPr>
-          <w:rFonts w:ascii="Times New Roman" w:hAnsi="Times New Roman" w:eastAsia="微软雅黑" w:cs="Times New Roman"/>
-          <w:bCs/>
-          <w:sz w:val="18"/>
-          <w:szCs w:val="18"/>
-          <w:lang w:eastAsia="zh-CN"/>
-        </w:rPr>
-        <w:t>500bp以下。</w:t>
+        <w:t>平均测序深度：目标区域每个碱基被测到的平均次数。</w:t>
       </w:r>
     </w:p>
     <w:p>
       <w:pPr>
         <w:numPr>
           <w:ilvl w:val="0"/>
-          <w:numId w:val="11"/>
+          <w:numId w:val="12"/>
         </w:numPr>
         <w:spacing w:before="53" w:line="301" w:lineRule="exact"/>
         <w:ind w:left="133"/>
@@ -29362,14 +29928,14 @@
           <w:szCs w:val="18"/>
           <w:lang w:eastAsia="zh-CN"/>
         </w:rPr>
-        <w:t>预文库总量：核酸片段经过接头连接和扩增纯化后中间产物的总量。</w:t>
+        <w:t>覆盖均一性：测序深度达到平均测序深度20%的碱基占比。</w:t>
       </w:r>
     </w:p>
     <w:p>
       <w:pPr>
         <w:numPr>
           <w:ilvl w:val="0"/>
-          <w:numId w:val="11"/>
+          <w:numId w:val="12"/>
         </w:numPr>
         <w:spacing w:before="53" w:line="301" w:lineRule="exact"/>
         <w:ind w:left="133"/>
@@ -29389,14 +29955,14 @@
           <w:szCs w:val="18"/>
           <w:lang w:eastAsia="zh-CN"/>
         </w:rPr>
-        <w:t>平均测序深度：目标区域每个碱基被测到的平均次数。</w:t>
+        <w:t>基因组比对率：比对到参考基因组上的reads数目占比。</w:t>
       </w:r>
     </w:p>
     <w:p>
       <w:pPr>
         <w:numPr>
           <w:ilvl w:val="0"/>
-          <w:numId w:val="11"/>
+          <w:numId w:val="12"/>
         </w:numPr>
         <w:spacing w:before="53" w:line="301" w:lineRule="exact"/>
         <w:ind w:left="133"/>
@@ -29416,68 +29982,14 @@
           <w:szCs w:val="18"/>
           <w:lang w:eastAsia="zh-CN"/>
         </w:rPr>
-        <w:t>覆盖均一性：测序深度达到平均测序深度20%的碱基占比。</w:t>
+        <w:t>碱基质量Q30占比：测序数据中碱基质量在Q30以上（即碱基识别错误率在千分之一以下）的占比。</w:t>
       </w:r>
     </w:p>
     <w:p>
       <w:pPr>
         <w:numPr>
           <w:ilvl w:val="0"/>
-          <w:numId w:val="11"/>
-        </w:numPr>
-        <w:spacing w:before="53" w:line="301" w:lineRule="exact"/>
-        <w:ind w:left="133"/>
-        <w:rPr>
-          <w:rFonts w:ascii="Times New Roman" w:hAnsi="Times New Roman" w:eastAsia="微软雅黑" w:cs="Times New Roman"/>
-          <w:bCs/>
-          <w:sz w:val="18"/>
-          <w:szCs w:val="18"/>
-          <w:lang w:eastAsia="zh-CN"/>
-        </w:rPr>
-      </w:pPr>
-      <w:r>
-        <w:rPr>
-          <w:rFonts w:hint="eastAsia" w:ascii="Times New Roman" w:hAnsi="Times New Roman" w:eastAsia="微软雅黑" w:cs="Times New Roman"/>
-          <w:bCs/>
-          <w:sz w:val="18"/>
-          <w:szCs w:val="18"/>
-          <w:lang w:eastAsia="zh-CN"/>
-        </w:rPr>
-        <w:t>基因组比对率：比对到参考基因组上的reads数目占比。</w:t>
-      </w:r>
-    </w:p>
-    <w:p>
-      <w:pPr>
-        <w:numPr>
-          <w:ilvl w:val="0"/>
-          <w:numId w:val="11"/>
-        </w:numPr>
-        <w:spacing w:before="53" w:line="301" w:lineRule="exact"/>
-        <w:ind w:left="133"/>
-        <w:rPr>
-          <w:rFonts w:ascii="Times New Roman" w:hAnsi="Times New Roman" w:eastAsia="微软雅黑" w:cs="Times New Roman"/>
-          <w:bCs/>
-          <w:sz w:val="18"/>
-          <w:szCs w:val="18"/>
-          <w:lang w:eastAsia="zh-CN"/>
-        </w:rPr>
-      </w:pPr>
-      <w:r>
-        <w:rPr>
-          <w:rFonts w:hint="eastAsia" w:ascii="Times New Roman" w:hAnsi="Times New Roman" w:eastAsia="微软雅黑" w:cs="Times New Roman"/>
-          <w:bCs/>
-          <w:sz w:val="18"/>
-          <w:szCs w:val="18"/>
-          <w:lang w:eastAsia="zh-CN"/>
-        </w:rPr>
-        <w:t>碱基质量Q30占比：测序数据中碱基质量在Q30以上（即碱基识别错误率在千分之一以下）的占比。</w:t>
-      </w:r>
-    </w:p>
-    <w:p>
-      <w:pPr>
-        <w:numPr>
-          <w:ilvl w:val="0"/>
-          <w:numId w:val="11"/>
+          <w:numId w:val="12"/>
         </w:numPr>
         <w:spacing w:before="53" w:line="301" w:lineRule="exact"/>
         <w:ind w:left="133"/>
@@ -29552,8 +30064,8 @@
           <w:lang w:eastAsia="zh-CN"/>
         </w:rPr>
       </w:pPr>
-      <w:bookmarkStart w:id="79" w:name="_Toc149837271"/>
-      <w:bookmarkStart w:id="80" w:name="_Toc6468"/>
+      <w:bookmarkStart w:id="79" w:name="_Toc6468"/>
+      <w:bookmarkStart w:id="80" w:name="_Toc149837271"/>
       <w:r>
         <w:rPr>
           <w:rFonts w:hint="eastAsia"/>
@@ -30124,11 +30636,11 @@
       <w:bookmarkStart w:id="83" w:name="_Toc3409"/>
       <w:bookmarkStart w:id="84" w:name="_Toc15114"/>
       <w:bookmarkStart w:id="85" w:name="_Toc31185"/>
-      <w:bookmarkStart w:id="86" w:name="_Toc28454_WPSOffice_Level1"/>
-      <w:bookmarkStart w:id="87" w:name="_Toc20924"/>
-      <w:bookmarkStart w:id="88" w:name="_Toc26985_WPSOffice_Level1"/>
+      <w:bookmarkStart w:id="86" w:name="_Toc26985_WPSOffice_Level1"/>
+      <w:bookmarkStart w:id="87" w:name="_Toc28454_WPSOffice_Level1"/>
+      <w:bookmarkStart w:id="88" w:name="_Toc20170_WPSOffice_Level1"/>
       <w:bookmarkStart w:id="89" w:name="_Toc27693"/>
-      <w:bookmarkStart w:id="90" w:name="_Toc20170_WPSOffice_Level1"/>
+      <w:bookmarkStart w:id="90" w:name="_Toc20924"/>
       <w:r>
         <w:rPr>
           <w:rFonts w:hint="eastAsia"/>
@@ -31061,15 +31573,15 @@
         </w:rPr>
       </w:pPr>
       <w:bookmarkStart w:id="92" w:name="_Toc11901"/>
-      <w:bookmarkStart w:id="93" w:name="_Toc14179"/>
-      <w:bookmarkStart w:id="94" w:name="_Toc4503"/>
+      <w:bookmarkStart w:id="93" w:name="_Toc4503"/>
+      <w:bookmarkStart w:id="94" w:name="_Toc14179"/>
       <w:bookmarkStart w:id="95" w:name="_Toc27809"/>
-      <w:bookmarkStart w:id="96" w:name="_Toc22623"/>
-      <w:bookmarkStart w:id="97" w:name="_Toc14611_WPSOffice_Level1"/>
-      <w:bookmarkStart w:id="98" w:name="_Toc19584_WPSOffice_Level1"/>
-      <w:bookmarkStart w:id="99" w:name="_Toc13275"/>
+      <w:bookmarkStart w:id="96" w:name="_Toc14611_WPSOffice_Level1"/>
+      <w:bookmarkStart w:id="97" w:name="_Toc22623"/>
+      <w:bookmarkStart w:id="98" w:name="_Toc17792_WPSOffice_Level2"/>
+      <w:bookmarkStart w:id="99" w:name="_Toc19584_WPSOffice_Level1"/>
       <w:bookmarkStart w:id="100" w:name="_Toc22162_WPSOffice_Level1"/>
-      <w:bookmarkStart w:id="101" w:name="_Toc17792_WPSOffice_Level2"/>
+      <w:bookmarkStart w:id="101" w:name="_Toc13275"/>
       <w:r>
         <w:rPr>
           <w:color w:val="auto"/>
@@ -32882,435 +33394,6 @@
         <w:t>]</w:t>
       </w:r>
     </w:p>
-    <w:p>
-      <w:pPr>
-        <w:pStyle w:val="13"/>
-        <w:widowControl/>
-        <w:rPr>
-          <w:rFonts w:ascii="Times New Roman" w:hAnsi="Times New Roman" w:eastAsia="等线"/>
-          <w:sz w:val="22"/>
-          <w:lang w:eastAsia="zh-CN"/>
-        </w:rPr>
-      </w:pPr>
-    </w:p>
-    <w:p>
-      <w:pPr>
-        <w:widowControl/>
-        <w:snapToGrid w:val="0"/>
-        <w:spacing w:after="120" w:afterLines="50"/>
-        <w:jc w:val="both"/>
-        <w:rPr>
-          <w:rFonts w:ascii="Times New Roman" w:hAnsi="Times New Roman" w:cs="Times New Roman"/>
-          <w:sz w:val="15"/>
-          <w:szCs w:val="15"/>
-          <w:lang w:eastAsia="zh-CN"/>
-        </w:rPr>
-      </w:pPr>
-    </w:p>
-    <w:p>
-      <w:pPr>
-        <w:widowControl/>
-        <w:snapToGrid w:val="0"/>
-        <w:spacing w:after="120" w:afterLines="50"/>
-        <w:jc w:val="both"/>
-        <w:rPr>
-          <w:rFonts w:ascii="Times New Roman" w:hAnsi="Times New Roman" w:cs="Times New Roman"/>
-          <w:sz w:val="15"/>
-          <w:szCs w:val="15"/>
-          <w:lang w:eastAsia="zh-CN"/>
-        </w:rPr>
-      </w:pPr>
-    </w:p>
-    <w:p>
-      <w:pPr>
-        <w:widowControl/>
-        <w:snapToGrid w:val="0"/>
-        <w:spacing w:after="120" w:afterLines="50"/>
-        <w:jc w:val="both"/>
-        <w:rPr>
-          <w:rFonts w:ascii="Times New Roman" w:hAnsi="Times New Roman" w:cs="Times New Roman"/>
-          <w:sz w:val="15"/>
-          <w:szCs w:val="15"/>
-          <w:lang w:eastAsia="zh-CN"/>
-        </w:rPr>
-      </w:pPr>
-    </w:p>
-    <w:p>
-      <w:pPr>
-        <w:widowControl/>
-        <w:snapToGrid w:val="0"/>
-        <w:spacing w:after="120" w:afterLines="50"/>
-        <w:jc w:val="both"/>
-        <w:rPr>
-          <w:rFonts w:ascii="Times New Roman" w:hAnsi="Times New Roman" w:cs="Times New Roman"/>
-          <w:sz w:val="15"/>
-          <w:szCs w:val="15"/>
-          <w:lang w:eastAsia="zh-CN"/>
-        </w:rPr>
-      </w:pPr>
-    </w:p>
-    <w:p>
-      <w:pPr>
-        <w:widowControl/>
-        <w:snapToGrid w:val="0"/>
-        <w:spacing w:after="120" w:afterLines="50"/>
-        <w:jc w:val="both"/>
-        <w:rPr>
-          <w:rFonts w:ascii="Times New Roman" w:hAnsi="Times New Roman" w:cs="Times New Roman"/>
-          <w:sz w:val="15"/>
-          <w:szCs w:val="15"/>
-          <w:lang w:eastAsia="zh-CN"/>
-        </w:rPr>
-      </w:pPr>
-    </w:p>
-    <w:p>
-      <w:pPr>
-        <w:ind w:left="621" w:leftChars="155" w:hanging="280" w:hangingChars="100"/>
-        <w:rPr>
-          <w:rFonts w:eastAsia="微软雅黑"/>
-          <w:b/>
-          <w:color w:val="00B050"/>
-          <w:sz w:val="28"/>
-          <w:szCs w:val="28"/>
-        </w:rPr>
-      </w:pPr>
-      <w:r>
-        <w:rPr>
-          <w:rFonts w:eastAsia="微软雅黑"/>
-          <w:b/>
-          <w:color w:val="00B050"/>
-          <w:sz w:val="28"/>
-          <w:szCs w:val="28"/>
-          <w:lang w:eastAsia="zh-CN"/>
-        </w:rPr>
-        <w:drawing>
-          <wp:anchor distT="0" distB="0" distL="114300" distR="114300" simplePos="0" relativeHeight="251662336" behindDoc="0" locked="0" layoutInCell="1" allowOverlap="1">
-            <wp:simplePos x="0" y="0"/>
-            <wp:positionH relativeFrom="column">
-              <wp:posOffset>-34290</wp:posOffset>
-            </wp:positionH>
-            <wp:positionV relativeFrom="paragraph">
-              <wp:posOffset>66040</wp:posOffset>
-            </wp:positionV>
-            <wp:extent cx="196215" cy="197485"/>
-            <wp:effectExtent l="0" t="0" r="1905" b="635"/>
-            <wp:wrapNone/>
-            <wp:docPr id="4" name="图片 4" descr="1"/>
-            <wp:cNvGraphicFramePr>
-              <a:graphicFrameLocks xmlns:a="http://schemas.openxmlformats.org/drawingml/2006/main" noChangeAspect="1"/>
-            </wp:cNvGraphicFramePr>
-            <a:graphic xmlns:a="http://schemas.openxmlformats.org/drawingml/2006/main">
-              <a:graphicData uri="http://schemas.openxmlformats.org/drawingml/2006/picture">
-                <pic:pic xmlns:pic="http://schemas.openxmlformats.org/drawingml/2006/picture">
-                  <pic:nvPicPr>
-                    <pic:cNvPr id="4" name="图片 4" descr="1"/>
-                    <pic:cNvPicPr>
-                      <a:picLocks noChangeAspect="1" noChangeArrowheads="1"/>
-                    </pic:cNvPicPr>
-                  </pic:nvPicPr>
-                  <pic:blipFill>
-                    <a:blip r:embed="rId9">
-                      <a:extLst>
-                        <a:ext uri="{28A0092B-C50C-407E-A947-70E740481C1C}">
-                          <a14:useLocalDpi xmlns:a14="http://schemas.microsoft.com/office/drawing/2010/main" val="0"/>
-                        </a:ext>
-                      </a:extLst>
-                    </a:blip>
-                    <a:srcRect/>
-                    <a:stretch>
-                      <a:fillRect/>
-                    </a:stretch>
-                  </pic:blipFill>
-                  <pic:spPr>
-                    <a:xfrm>
-                      <a:off x="0" y="0"/>
-                      <a:ext cx="196215" cy="197485"/>
-                    </a:xfrm>
-                    <a:prstGeom prst="rect">
-                      <a:avLst/>
-                    </a:prstGeom>
-                    <a:noFill/>
-                    <a:ln>
-                      <a:noFill/>
-                    </a:ln>
-                    <a:effectLst/>
-                  </pic:spPr>
-                </pic:pic>
-              </a:graphicData>
-            </a:graphic>
-          </wp:anchor>
-        </w:drawing>
-      </w:r>
-      <w:r>
-        <w:rPr>
-          <w:rFonts w:eastAsia="微软雅黑"/>
-          <w:b/>
-          <w:color w:val="00B050"/>
-          <w:sz w:val="28"/>
-          <w:szCs w:val="28"/>
-        </w:rPr>
-        <w:t>说明</w:t>
-      </w:r>
-    </w:p>
-    <w:p>
-      <w:pPr>
-        <w:widowControl/>
-        <w:numPr>
-          <w:ilvl w:val="0"/>
-          <w:numId w:val="13"/>
-        </w:numPr>
-        <w:spacing w:after="160" w:line="259" w:lineRule="auto"/>
-        <w:ind w:left="425"/>
-        <w:rPr>
-          <w:rFonts w:eastAsia="微软雅黑"/>
-          <w:b/>
-          <w:sz w:val="21"/>
-          <w:szCs w:val="21"/>
-          <w:lang w:eastAsia="zh-CN"/>
-        </w:rPr>
-      </w:pPr>
-      <w:r>
-        <w:rPr>
-          <w:rFonts w:eastAsia="微软雅黑"/>
-          <w:b/>
-          <w:sz w:val="21"/>
-          <w:szCs w:val="21"/>
-          <w:lang w:eastAsia="zh-CN"/>
-        </w:rPr>
-        <w:t>本报告为基因检测结果，基因、药物等信息列举未按照重要性排序。</w:t>
-      </w:r>
-    </w:p>
-    <w:p>
-      <w:pPr>
-        <w:widowControl/>
-        <w:numPr>
-          <w:ilvl w:val="0"/>
-          <w:numId w:val="13"/>
-        </w:numPr>
-        <w:spacing w:after="160" w:line="259" w:lineRule="auto"/>
-        <w:ind w:left="425"/>
-        <w:rPr>
-          <w:rFonts w:eastAsia="微软雅黑"/>
-          <w:b/>
-          <w:sz w:val="21"/>
-          <w:szCs w:val="21"/>
-          <w:lang w:eastAsia="zh-CN"/>
-        </w:rPr>
-      </w:pPr>
-      <w:r>
-        <w:rPr>
-          <w:rFonts w:eastAsia="微软雅黑"/>
-          <w:b/>
-          <w:sz w:val="21"/>
-          <w:szCs w:val="21"/>
-          <w:lang w:eastAsia="zh-CN"/>
-        </w:rPr>
-        <w:t>检测结果仅供科学研究和临床用药参考，具体治疗方案请咨询主治医生。</w:t>
-      </w:r>
-    </w:p>
-    <w:p>
-      <w:pPr>
-        <w:widowControl/>
-        <w:numPr>
-          <w:ilvl w:val="0"/>
-          <w:numId w:val="13"/>
-        </w:numPr>
-        <w:spacing w:after="160" w:line="259" w:lineRule="auto"/>
-        <w:ind w:left="425"/>
-        <w:rPr>
-          <w:rFonts w:eastAsia="微软雅黑"/>
-          <w:b/>
-          <w:sz w:val="21"/>
-          <w:szCs w:val="21"/>
-          <w:lang w:eastAsia="zh-CN"/>
-        </w:rPr>
-      </w:pPr>
-      <w:r>
-        <w:rPr>
-          <w:rFonts w:eastAsia="微软雅黑"/>
-          <w:b/>
-          <w:sz w:val="21"/>
-          <w:szCs w:val="21"/>
-          <w:lang w:eastAsia="zh-CN"/>
-        </w:rPr>
-        <w:t>本报告只对本次采集样本负责，如有疑问，请在15个工作日内与我们联系</w:t>
-      </w:r>
-      <w:r>
-        <w:rPr>
-          <w:rFonts w:hint="eastAsia" w:eastAsia="微软雅黑"/>
-          <w:b/>
-          <w:sz w:val="21"/>
-          <w:szCs w:val="21"/>
-          <w:lang w:eastAsia="zh-CN"/>
-        </w:rPr>
-        <w:t>023-</w:t>
-      </w:r>
-      <w:r>
-        <w:rPr>
-          <w:rFonts w:eastAsia="微软雅黑"/>
-          <w:b/>
-          <w:sz w:val="21"/>
-          <w:szCs w:val="21"/>
-          <w:lang w:eastAsia="zh-CN"/>
-        </w:rPr>
-        <w:t>68</w:t>
-      </w:r>
-      <w:r>
-        <w:rPr>
-          <w:rFonts w:hint="eastAsia" w:eastAsia="微软雅黑"/>
-          <w:b/>
-          <w:sz w:val="21"/>
-          <w:szCs w:val="21"/>
-          <w:lang w:eastAsia="zh-CN"/>
-        </w:rPr>
-        <w:t>815186</w:t>
-      </w:r>
-      <w:r>
-        <w:rPr>
-          <w:rFonts w:eastAsia="微软雅黑"/>
-          <w:b/>
-          <w:sz w:val="21"/>
-          <w:szCs w:val="21"/>
-          <w:lang w:eastAsia="zh-CN"/>
-        </w:rPr>
-        <w:t>。</w:t>
-      </w:r>
-    </w:p>
-    <w:p>
-      <w:pPr>
-        <w:rPr>
-          <w:rFonts w:eastAsia="微软雅黑"/>
-          <w:b/>
-          <w:bCs/>
-          <w:lang w:eastAsia="zh-CN"/>
-        </w:rPr>
-      </w:pPr>
-    </w:p>
-    <w:tbl>
-      <w:tblPr>
-        <w:tblStyle w:val="14"/>
-        <w:tblW w:w="10296" w:type="dxa"/>
-        <w:tblInd w:w="108" w:type="dxa"/>
-        <w:tblBorders>
-          <w:top w:val="single" w:color="auto" w:sz="12" w:space="0"/>
-          <w:left w:val="none" w:color="auto" w:sz="0" w:space="0"/>
-          <w:bottom w:val="none" w:color="auto" w:sz="0" w:space="0"/>
-          <w:right w:val="none" w:color="auto" w:sz="0" w:space="0"/>
-          <w:insideH w:val="single" w:color="auto" w:sz="4" w:space="0"/>
-          <w:insideV w:val="none" w:color="auto" w:sz="0" w:space="0"/>
-        </w:tblBorders>
-        <w:tblLayout w:type="fixed"/>
-        <w:tblCellMar>
-          <w:top w:w="0" w:type="dxa"/>
-          <w:left w:w="108" w:type="dxa"/>
-          <w:bottom w:w="0" w:type="dxa"/>
-          <w:right w:w="108" w:type="dxa"/>
-        </w:tblCellMar>
-      </w:tblPr>
-      <w:tblGrid>
-        <w:gridCol w:w="4378"/>
-        <w:gridCol w:w="5918"/>
-      </w:tblGrid>
-      <w:tr>
-        <w:tblPrEx>
-          <w:tblBorders>
-            <w:top w:val="single" w:color="auto" w:sz="12" w:space="0"/>
-            <w:left w:val="none" w:color="auto" w:sz="0" w:space="0"/>
-            <w:bottom w:val="none" w:color="auto" w:sz="0" w:space="0"/>
-            <w:right w:val="none" w:color="auto" w:sz="0" w:space="0"/>
-            <w:insideH w:val="single" w:color="auto" w:sz="4" w:space="0"/>
-            <w:insideV w:val="none" w:color="auto" w:sz="0" w:space="0"/>
-          </w:tblBorders>
-          <w:tblCellMar>
-            <w:top w:w="0" w:type="dxa"/>
-            <w:left w:w="108" w:type="dxa"/>
-            <w:bottom w:w="0" w:type="dxa"/>
-            <w:right w:w="108" w:type="dxa"/>
-          </w:tblCellMar>
-        </w:tblPrEx>
-        <w:tc>
-          <w:tcPr>
-            <w:tcW w:w="4378" w:type="dxa"/>
-            <w:tcBorders>
-              <w:top w:val="single" w:color="auto" w:sz="12" w:space="0"/>
-            </w:tcBorders>
-          </w:tcPr>
-          <w:p>
-            <w:pPr>
-              <w:snapToGrid w:val="0"/>
-              <w:spacing w:before="120" w:beforeLines="50"/>
-              <w:rPr>
-                <w:rFonts w:hint="eastAsia" w:eastAsia="宋体"/>
-                <w:b/>
-                <w:szCs w:val="21"/>
-                <w:lang w:val="en-US" w:eastAsia="zh-CN"/>
-              </w:rPr>
-            </w:pPr>
-            <w:r>
-              <w:rPr>
-                <w:rFonts w:hint="eastAsia"/>
-                <w:b/>
-              </w:rPr>
-              <w:t>样本处理与分析：</w:t>
-            </w:r>
-            <w:r>
-              <w:rPr>
-                <w:rFonts w:hint="eastAsia"/>
-                <w:b/>
-                <w:lang w:val="en-US" w:eastAsia="zh-CN"/>
-              </w:rPr>
-              <w:t xml:space="preserve"> </w:t>
-            </w:r>
-          </w:p>
-        </w:tc>
-        <w:tc>
-          <w:tcPr>
-            <w:tcW w:w="5918" w:type="dxa"/>
-            <w:tcBorders>
-              <w:top w:val="single" w:color="auto" w:sz="12" w:space="0"/>
-            </w:tcBorders>
-          </w:tcPr>
-          <w:p>
-            <w:pPr>
-              <w:snapToGrid w:val="0"/>
-              <w:spacing w:before="120" w:beforeLines="50"/>
-              <w:rPr>
-                <w:rFonts w:hint="eastAsia" w:eastAsia="宋体"/>
-                <w:b/>
-                <w:lang w:val="en-US" w:eastAsia="zh-CN"/>
-              </w:rPr>
-            </w:pPr>
-            <w:r>
-              <w:rPr>
-                <w:rFonts w:hint="eastAsia"/>
-                <w:b/>
-              </w:rPr>
-              <w:t xml:space="preserve">复核： </w:t>
-            </w:r>
-            <w:r>
-              <w:rPr>
-                <w:b/>
-              </w:rPr>
-              <w:t xml:space="preserve">                </w:t>
-            </w:r>
-            <w:r>
-              <w:rPr>
-                <w:rFonts w:hint="eastAsia"/>
-                <w:b/>
-              </w:rPr>
-              <w:t>报告时间：</w:t>
-            </w:r>
-            <w:r>
-              <w:rPr>
-                <w:rFonts w:hint="eastAsia" w:ascii="宋体" w:hAnsi="宋体" w:eastAsia="宋体" w:cs="宋体"/>
-                <w:b/>
-              </w:rPr>
-              <w:t>{{ reportdate }}</w:t>
-            </w:r>
-          </w:p>
-        </w:tc>
-      </w:tr>
-    </w:tbl>
     <w:p>
       <w:pPr>
         <w:bidi w:val="0"/>
@@ -35227,25 +35310,25 @@
     <w:abstractNumId w:val="1"/>
   </w:num>
   <w:num w:numId="7">
+    <w:abstractNumId w:val="12"/>
+  </w:num>
+  <w:num w:numId="8">
     <w:abstractNumId w:val="7"/>
   </w:num>
-  <w:num w:numId="8">
+  <w:num w:numId="9">
     <w:abstractNumId w:val="3"/>
   </w:num>
-  <w:num w:numId="9">
+  <w:num w:numId="10">
     <w:abstractNumId w:val="2"/>
   </w:num>
-  <w:num w:numId="10">
+  <w:num w:numId="11">
     <w:abstractNumId w:val="0"/>
   </w:num>
-  <w:num w:numId="11">
+  <w:num w:numId="12">
     <w:abstractNumId w:val="4"/>
   </w:num>
-  <w:num w:numId="12">
+  <w:num w:numId="13">
     <w:abstractNumId w:val="9"/>
-  </w:num>
-  <w:num w:numId="13">
-    <w:abstractNumId w:val="12"/>
   </w:num>
 </w:numbering>
 </file>

--- a/WebContent/docx/结直肠癌76基因报告-重庆分子.docx
+++ b/WebContent/docx/结直肠癌76基因报告-重庆分子.docx
@@ -3145,12 +3145,12 @@
       </w:pPr>
       <w:bookmarkStart w:id="0" w:name="_Toc13806"/>
       <w:bookmarkStart w:id="1" w:name="_Toc32054"/>
-      <w:bookmarkStart w:id="2" w:name="_Toc24178_WPSOffice_Level1"/>
-      <w:bookmarkStart w:id="3" w:name="_Toc30143_WPSOffice_Level1"/>
-      <w:bookmarkStart w:id="4" w:name="_Toc21009_WPSOffice_Level1"/>
-      <w:bookmarkStart w:id="5" w:name="_Toc24397"/>
-      <w:bookmarkStart w:id="6" w:name="_Toc27500"/>
-      <w:bookmarkStart w:id="7" w:name="_Toc21669"/>
+      <w:bookmarkStart w:id="2" w:name="_Toc21669"/>
+      <w:bookmarkStart w:id="3" w:name="_Toc24178_WPSOffice_Level1"/>
+      <w:bookmarkStart w:id="4" w:name="_Toc30143_WPSOffice_Level1"/>
+      <w:bookmarkStart w:id="5" w:name="_Toc21009_WPSOffice_Level1"/>
+      <w:bookmarkStart w:id="6" w:name="_Toc24397"/>
+      <w:bookmarkStart w:id="7" w:name="_Toc27500"/>
     </w:p>
     <w:p>
       <w:pPr>
@@ -3232,12 +3232,6 @@
             <w:insideV w:val="single" w:color="BEBEBE" w:themeColor="background1" w:themeShade="BF" w:sz="4" w:space="0"/>
           </w:tblBorders>
           <w:shd w:val="clear" w:color="auto" w:fill="FFFFFF" w:themeFill="background1"/>
-          <w:tblCellMar>
-            <w:top w:w="0" w:type="dxa"/>
-            <w:left w:w="108" w:type="dxa"/>
-            <w:bottom w:w="0" w:type="dxa"/>
-            <w:right w:w="108" w:type="dxa"/>
-          </w:tblCellMar>
         </w:tblPrEx>
         <w:trPr>
           <w:trHeight w:val="397" w:hRule="atLeast"/>
@@ -3576,6 +3570,7 @@
             <w:insideH w:val="single" w:color="BEBEBE" w:themeColor="background1" w:themeShade="BF" w:sz="4" w:space="0"/>
             <w:insideV w:val="single" w:color="BEBEBE" w:themeColor="background1" w:themeShade="BF" w:sz="4" w:space="0"/>
           </w:tblBorders>
+          <w:shd w:val="clear" w:color="auto" w:fill="FFFFFF" w:themeFill="background1"/>
           <w:tblCellMar>
             <w:top w:w="0" w:type="dxa"/>
             <w:left w:w="108" w:type="dxa"/>
@@ -3722,6 +3717,7 @@
             <w:insideH w:val="single" w:color="BEBEBE" w:themeColor="background1" w:themeShade="BF" w:sz="4" w:space="0"/>
             <w:insideV w:val="single" w:color="BEBEBE" w:themeColor="background1" w:themeShade="BF" w:sz="4" w:space="0"/>
           </w:tblBorders>
+          <w:shd w:val="clear" w:color="auto" w:fill="FFFFFF" w:themeFill="background1"/>
           <w:tblCellMar>
             <w:top w:w="0" w:type="dxa"/>
             <w:left w:w="108" w:type="dxa"/>
@@ -3905,14 +3901,14 @@
           </w14:shadow>
         </w:rPr>
       </w:pPr>
-      <w:bookmarkStart w:id="9" w:name="_Toc18062_WPSOffice_Level1"/>
-      <w:bookmarkStart w:id="10" w:name="_Toc10879"/>
-      <w:bookmarkStart w:id="11" w:name="_Toc19594"/>
-      <w:bookmarkStart w:id="12" w:name="_Toc7021_WPSOffice_Level1"/>
-      <w:bookmarkStart w:id="13" w:name="_Toc11465"/>
-      <w:bookmarkStart w:id="14" w:name="_Toc10518"/>
-      <w:bookmarkStart w:id="15" w:name="_Toc11015_WPSOffice_Level1"/>
-      <w:bookmarkStart w:id="16" w:name="_Toc17451"/>
+      <w:bookmarkStart w:id="9" w:name="_Toc11465"/>
+      <w:bookmarkStart w:id="10" w:name="_Toc10518"/>
+      <w:bookmarkStart w:id="11" w:name="_Toc11015_WPSOffice_Level1"/>
+      <w:bookmarkStart w:id="12" w:name="_Toc17451"/>
+      <w:bookmarkStart w:id="13" w:name="_Toc18062_WPSOffice_Level1"/>
+      <w:bookmarkStart w:id="14" w:name="_Toc10879"/>
+      <w:bookmarkStart w:id="15" w:name="_Toc7021_WPSOffice_Level1"/>
+      <w:bookmarkStart w:id="16" w:name="_Toc19594"/>
       <w:bookmarkStart w:id="17" w:name="_Toc3823"/>
       <w:r>
         <w:rPr>
@@ -4320,8 +4316,8 @@
         </w:rPr>
       </w:pPr>
       <w:bookmarkStart w:id="19" w:name="_Toc16576"/>
-      <w:bookmarkStart w:id="20" w:name="_Toc4824"/>
-      <w:bookmarkStart w:id="21" w:name="_Toc149837253"/>
+      <w:bookmarkStart w:id="20" w:name="_Toc149837253"/>
+      <w:bookmarkStart w:id="21" w:name="_Toc4824"/>
       <w:r>
         <w:rPr>
           <w:rStyle w:val="37"/>
@@ -4434,12 +4430,6 @@
             <w:insideH w:val="single" w:color="A4A4A4" w:sz="4" w:space="0"/>
             <w:insideV w:val="single" w:color="A4A4A4" w:sz="4" w:space="0"/>
           </w:tblBorders>
-          <w:tblCellMar>
-            <w:top w:w="0" w:type="dxa"/>
-            <w:left w:w="0" w:type="dxa"/>
-            <w:bottom w:w="0" w:type="dxa"/>
-            <w:right w:w="0" w:type="dxa"/>
-          </w:tblCellMar>
         </w:tblPrEx>
         <w:trPr>
           <w:trHeight w:val="488" w:hRule="atLeast"/>
@@ -5486,13 +5476,13 @@
       <w:bookmarkStart w:id="24" w:name="_Toc21059"/>
       <w:bookmarkStart w:id="25" w:name="_Toc149837255"/>
       <w:bookmarkStart w:id="26" w:name="_Toc27826"/>
-      <w:bookmarkStart w:id="27" w:name="_Toc19184"/>
-      <w:bookmarkStart w:id="28" w:name="_Toc19898_WPSOffice_Level1"/>
-      <w:bookmarkStart w:id="29" w:name="_Toc2781"/>
-      <w:bookmarkStart w:id="30" w:name="_Toc22132"/>
-      <w:bookmarkStart w:id="31" w:name="_Toc14062"/>
-      <w:bookmarkStart w:id="32" w:name="_Toc20136_WPSOffice_Level1"/>
-      <w:bookmarkStart w:id="33" w:name="_Toc12381"/>
+      <w:bookmarkStart w:id="27" w:name="_Toc20136_WPSOffice_Level1"/>
+      <w:bookmarkStart w:id="28" w:name="_Toc12381"/>
+      <w:bookmarkStart w:id="29" w:name="_Toc14062"/>
+      <w:bookmarkStart w:id="30" w:name="_Toc19184"/>
+      <w:bookmarkStart w:id="31" w:name="_Toc19898_WPSOffice_Level1"/>
+      <w:bookmarkStart w:id="32" w:name="_Toc22132"/>
+      <w:bookmarkStart w:id="33" w:name="_Toc2781"/>
       <w:r>
         <w:rPr>
           <w:rFonts w:hint="eastAsia"/>
@@ -7114,18 +7104,7 @@
           <w:szCs w:val="18"/>
           <w:lang w:eastAsia="zh-CN"/>
         </w:rPr>
-        <w:t xml:space="preserve"> %}乳腺癌{% endif %}靶向药物</w:t>
-      </w:r>
-      <w:bookmarkStart w:id="102" w:name="_GoBack"/>
-      <w:bookmarkEnd w:id="102"/>
-      <w:r>
-        <w:rPr>
-          <w:rFonts w:hint="eastAsia" w:ascii="Times New Roman" w:hAnsi="Times New Roman" w:eastAsia="微软雅黑" w:cs="Times New Roman"/>
-          <w:sz w:val="18"/>
-          <w:szCs w:val="18"/>
-          <w:lang w:eastAsia="zh-CN"/>
-        </w:rPr>
-        <w:t>密切相关的基因突变。{% endif %}</w:t>
+        <w:t xml:space="preserve"> %}乳腺癌{% endif %}靶向药物密切相关的基因突变。{% endif %}</w:t>
       </w:r>
     </w:p>
     <w:p>
@@ -7747,14 +7726,14 @@
         </w:rPr>
       </w:pPr>
       <w:bookmarkStart w:id="35" w:name="_Toc32646"/>
-      <w:bookmarkStart w:id="36" w:name="_Toc15248"/>
-      <w:bookmarkStart w:id="37" w:name="_Toc30265"/>
-      <w:bookmarkStart w:id="38" w:name="_Toc23375"/>
-      <w:bookmarkStart w:id="39" w:name="_Toc9088"/>
+      <w:bookmarkStart w:id="36" w:name="_Toc24979"/>
+      <w:bookmarkStart w:id="37" w:name="_Toc9088"/>
+      <w:bookmarkStart w:id="38" w:name="_Toc15248"/>
+      <w:bookmarkStart w:id="39" w:name="_Toc30265"/>
       <w:bookmarkStart w:id="40" w:name="_Toc18062_WPSOffice_Level2"/>
-      <w:bookmarkStart w:id="41" w:name="_Toc22976"/>
-      <w:bookmarkStart w:id="42" w:name="_Toc11015_WPSOffice_Level2"/>
-      <w:bookmarkStart w:id="43" w:name="_Toc24979"/>
+      <w:bookmarkStart w:id="41" w:name="_Toc23375"/>
+      <w:bookmarkStart w:id="42" w:name="_Toc22976"/>
+      <w:bookmarkStart w:id="43" w:name="_Toc11015_WPSOffice_Level2"/>
       <w:r>
         <w:rPr>
           <w:rFonts w:hint="eastAsia"/>
@@ -8068,18 +8047,34 @@
             </w:pPr>
             <w:r>
               <w:rPr>
-                <w:rFonts w:ascii="Times New Roman" w:hAnsi="Times New Roman" w:eastAsia="微软雅黑" w:cs="Times New Roman"/>
+                <w:rFonts w:hint="eastAsia" w:ascii="Times New Roman" w:hAnsi="Times New Roman" w:eastAsia="微软雅黑" w:cs="Times New Roman"/>
                 <w:b/>
                 <w:color w:val="FFFFFF" w:themeColor="background1"/>
                 <w:sz w:val="21"/>
                 <w:szCs w:val="21"/>
+                <w:lang w:val="en-US" w:eastAsia="zh-CN"/>
                 <w14:textFill>
                   <w14:solidFill>
                     <w14:schemeClr w14:val="bg1"/>
                   </w14:solidFill>
                 </w14:textFill>
               </w:rPr>
-              <w:t>突变基因</w:t>
+              <w:t>检测</w:t>
+            </w:r>
+            <w:r>
+              <w:rPr>
+                <w:rFonts w:ascii="Times New Roman" w:hAnsi="Times New Roman" w:eastAsia="微软雅黑" w:cs="Times New Roman"/>
+                <w:b/>
+                <w:color w:val="FFFFFF" w:themeColor="background1"/>
+                <w:sz w:val="21"/>
+                <w:szCs w:val="21"/>
+                <w14:textFill>
+                  <w14:solidFill>
+                    <w14:schemeClr w14:val="bg1"/>
+                  </w14:solidFill>
+                </w14:textFill>
+              </w:rPr>
+              <w:t>基因</w:t>
             </w:r>
           </w:p>
         </w:tc>
@@ -10405,7 +10400,7 @@
         </w:tc>
         <w:tc>
           <w:tcPr>
-            <w:tcW w:w="535" w:type="pct"/>
+            <w:tcW w:w="1077" w:type="dxa"/>
             <w:tcBorders>
               <w:top w:val="nil"/>
               <w:left w:val="single" w:color="A4A4A4" w:themeColor="background1" w:themeShade="A5" w:sz="4" w:space="0"/>
@@ -10417,7 +10412,7 @@
           </w:tcPr>
           <w:p>
             <w:pPr>
-              <w:ind w:left="162" w:right="163"/>
+              <w:ind w:left="162" w:leftChars="0" w:right="163" w:rightChars="0"/>
               <w:jc w:val="center"/>
               <w:rPr>
                 <w:rFonts w:ascii="Times New Roman" w:hAnsi="Times New Roman" w:eastAsia="微软雅黑" w:cs="Times New Roman"/>
@@ -10429,19 +10424,39 @@
             </w:pPr>
             <w:r>
               <w:rPr>
-                <w:rFonts w:hint="eastAsia" w:ascii="Times New Roman" w:hAnsi="Times New Roman" w:eastAsia="微软雅黑" w:cs="Times New Roman"/>
+                <w:rFonts w:hint="default" w:ascii="Times New Roman" w:hAnsi="Times New Roman" w:eastAsia="微软雅黑" w:cs="Times New Roman"/>
                 <w:b/>
                 <w:sz w:val="21"/>
                 <w:szCs w:val="21"/>
                 <w:lang w:eastAsia="zh-CN"/>
               </w:rPr>
-              <w:t>{{ tip.comutation }}</w:t>
+              <w:t>{{ tip.comutation</w:t>
+            </w:r>
+            <w:r>
+              <w:rPr>
+                <w:rFonts w:hint="eastAsia" w:ascii="Times New Roman" w:hAnsi="Times New Roman" w:eastAsia="微软雅黑" w:cs="Times New Roman"/>
+                <w:b/>
+                <w:sz w:val="21"/>
+                <w:szCs w:val="21"/>
+                <w:lang w:val="en-US" w:eastAsia="zh-CN"/>
+              </w:rPr>
+              <w:t>1</w:t>
+            </w:r>
+            <w:r>
+              <w:rPr>
+                <w:rFonts w:hint="default" w:ascii="Times New Roman" w:hAnsi="Times New Roman" w:eastAsia="微软雅黑" w:cs="Times New Roman"/>
+                <w:b/>
+                <w:sz w:val="21"/>
+                <w:szCs w:val="21"/>
+                <w:lang w:eastAsia="zh-CN"/>
+              </w:rPr>
+              <w:t xml:space="preserve"> }}</w:t>
             </w:r>
           </w:p>
         </w:tc>
         <w:tc>
           <w:tcPr>
-            <w:tcW w:w="758" w:type="pct"/>
+            <w:tcW w:w="1527" w:type="dxa"/>
             <w:tcBorders>
               <w:top w:val="nil"/>
               <w:left w:val="single" w:color="A4A4A4" w:themeColor="background1" w:themeShade="A5" w:sz="4" w:space="0"/>
@@ -10454,7 +10469,7 @@
           <w:p>
             <w:pPr>
               <w:spacing w:before="2"/>
-              <w:ind w:left="116" w:right="116"/>
+              <w:ind w:left="116" w:leftChars="0" w:right="116" w:rightChars="0"/>
               <w:jc w:val="center"/>
               <w:rPr>
                 <w:rFonts w:ascii="Times New Roman" w:hAnsi="Times New Roman" w:eastAsia="微软雅黑" w:cs="Times New Roman"/>
@@ -10465,12 +10480,12 @@
             </w:pPr>
             <w:r>
               <w:rPr>
-                <w:rFonts w:hint="eastAsia" w:ascii="Times New Roman" w:hAnsi="Times New Roman" w:eastAsia="微软雅黑" w:cs="Times New Roman"/>
-                <w:sz w:val="21"/>
-                <w:szCs w:val="21"/>
-                <w:lang w:eastAsia="zh-CN"/>
-              </w:rPr>
-              <w:t>-</w:t>
+                <w:rFonts w:hint="default" w:ascii="Times New Roman" w:hAnsi="Times New Roman" w:eastAsia="微软雅黑" w:cs="Times New Roman"/>
+                <w:sz w:val="21"/>
+                <w:szCs w:val="21"/>
+                <w:lang w:eastAsia="zh-CN"/>
+              </w:rPr>
+              <w:t>{{ tip.comutation }}</w:t>
             </w:r>
           </w:p>
         </w:tc>
@@ -16305,9 +16320,9 @@
           </w14:shadow>
         </w:rPr>
       </w:pPr>
-      <w:bookmarkStart w:id="49" w:name="_Toc149837263"/>
+      <w:bookmarkStart w:id="49" w:name="_Toc180"/>
       <w:bookmarkStart w:id="50" w:name="_Toc13883"/>
-      <w:bookmarkStart w:id="51" w:name="_Toc180"/>
+      <w:bookmarkStart w:id="51" w:name="_Toc149837263"/>
       <w:r>
         <w:rPr>
           <w:color w:val="62B541"/>
@@ -21041,7 +21056,27 @@
           <w:szCs w:val="24"/>
           <w:lang w:eastAsia="zh-CN"/>
         </w:rPr>
-        <w:t>{{ tdd.comutation }}</w:t>
+        <w:t>{{ tdd.comutation</w:t>
+      </w:r>
+      <w:r>
+        <w:rPr>
+          <w:rFonts w:hint="eastAsia" w:ascii="Times New Roman" w:hAnsi="Times New Roman" w:eastAsia="微软雅黑" w:cs="Times New Roman"/>
+          <w:b/>
+          <w:sz w:val="24"/>
+          <w:szCs w:val="24"/>
+          <w:lang w:val="en-US" w:eastAsia="zh-CN"/>
+        </w:rPr>
+        <w:t>1</w:t>
+      </w:r>
+      <w:r>
+        <w:rPr>
+          <w:rFonts w:hint="eastAsia" w:ascii="Times New Roman" w:hAnsi="Times New Roman" w:eastAsia="微软雅黑" w:cs="Times New Roman"/>
+          <w:b/>
+          <w:sz w:val="24"/>
+          <w:szCs w:val="24"/>
+          <w:lang w:eastAsia="zh-CN"/>
+        </w:rPr>
+        <w:t xml:space="preserve"> }}</w:t>
       </w:r>
     </w:p>
     <w:tbl>
@@ -21173,10 +21208,12 @@
                 <w:bCs/>
                 <w:sz w:val="18"/>
                 <w:szCs w:val="18"/>
-                <w:lang w:eastAsia="zh-CN"/>
-              </w:rPr>
-              <w:t>-</w:t>
-            </w:r>
+                <w:lang w:val="en-US" w:eastAsia="zh-CN"/>
+              </w:rPr>
+              <w:t>{{tdd.comutation}}</w:t>
+            </w:r>
+            <w:bookmarkStart w:id="102" w:name="_GoBack"/>
+            <w:bookmarkEnd w:id="102"/>
           </w:p>
         </w:tc>
       </w:tr>
@@ -25311,12 +25348,12 @@
         <w:t>{% endif %}</w:t>
       </w:r>
       <w:bookmarkEnd w:id="46"/>
-      <w:bookmarkStart w:id="54" w:name="_Toc13196_WPSOffice_Level1"/>
-      <w:bookmarkStart w:id="55" w:name="_Toc2409"/>
-      <w:bookmarkStart w:id="56" w:name="_Toc12505"/>
-      <w:bookmarkStart w:id="57" w:name="_Toc1707_WPSOffice_Level1"/>
-      <w:bookmarkStart w:id="58" w:name="_Toc27302"/>
-      <w:bookmarkStart w:id="59" w:name="_Toc16594"/>
+      <w:bookmarkStart w:id="54" w:name="_Toc16594"/>
+      <w:bookmarkStart w:id="55" w:name="_Toc13196_WPSOffice_Level1"/>
+      <w:bookmarkStart w:id="56" w:name="_Toc2409"/>
+      <w:bookmarkStart w:id="57" w:name="_Toc12505"/>
+      <w:bookmarkStart w:id="58" w:name="_Toc1707_WPSOffice_Level1"/>
+      <w:bookmarkStart w:id="59" w:name="_Toc27302"/>
       <w:bookmarkStart w:id="60" w:name="_Toc28240"/>
       <w:bookmarkStart w:id="61" w:name="_Toc21764_WPSOffice_Level1"/>
       <w:r>
@@ -25344,11 +25381,11 @@
           <w:lang w:eastAsia="zh-CN"/>
         </w:rPr>
       </w:pPr>
-      <w:bookmarkStart w:id="62" w:name="_Toc16347"/>
+      <w:bookmarkStart w:id="62" w:name="_Toc26649"/>
       <w:bookmarkStart w:id="63" w:name="_Toc149837267"/>
       <w:bookmarkStart w:id="64" w:name="_Toc3803"/>
-      <w:bookmarkStart w:id="65" w:name="_Toc26649"/>
-      <w:bookmarkStart w:id="66" w:name="_Toc21764_WPSOffice_Level2"/>
+      <w:bookmarkStart w:id="65" w:name="_Toc21764_WPSOffice_Level2"/>
+      <w:bookmarkStart w:id="66" w:name="_Toc16347"/>
       <w:bookmarkStart w:id="67" w:name="_Toc1707_WPSOffice_Level2"/>
       <w:bookmarkStart w:id="68" w:name="_Toc14132"/>
       <w:r>
@@ -25411,14 +25448,6 @@
       </w:tblGrid>
       <w:tr>
         <w:tblPrEx>
-          <w:tblBorders>
-            <w:top w:val="none" w:color="auto" w:sz="0" w:space="0"/>
-            <w:left w:val="none" w:color="auto" w:sz="0" w:space="0"/>
-            <w:bottom w:val="none" w:color="auto" w:sz="0" w:space="0"/>
-            <w:right w:val="none" w:color="auto" w:sz="0" w:space="0"/>
-            <w:insideH w:val="none" w:color="auto" w:sz="0" w:space="0"/>
-            <w:insideV w:val="none" w:color="auto" w:sz="0" w:space="0"/>
-          </w:tblBorders>
           <w:tblCellMar>
             <w:top w:w="0" w:type="dxa"/>
             <w:left w:w="108" w:type="dxa"/>
@@ -27492,12 +27521,12 @@
           <w:lang w:eastAsia="zh-CN"/>
         </w:rPr>
       </w:pPr>
-      <w:bookmarkStart w:id="73" w:name="_Toc14255_WPSOffice_Level1"/>
-      <w:bookmarkStart w:id="74" w:name="_Toc149837269"/>
-      <w:bookmarkStart w:id="75" w:name="_Toc24085_WPSOffice_Level1"/>
+      <w:bookmarkStart w:id="73" w:name="_Toc24085_WPSOffice_Level1"/>
+      <w:bookmarkStart w:id="74" w:name="_Toc10035"/>
+      <w:bookmarkStart w:id="75" w:name="_Toc15840_WPSOffice_Level1"/>
       <w:bookmarkStart w:id="76" w:name="_Toc3674"/>
-      <w:bookmarkStart w:id="77" w:name="_Toc15840_WPSOffice_Level1"/>
-      <w:bookmarkStart w:id="78" w:name="_Toc10035"/>
+      <w:bookmarkStart w:id="77" w:name="_Toc14255_WPSOffice_Level1"/>
+      <w:bookmarkStart w:id="78" w:name="_Toc149837269"/>
       <w:r>
         <w:rPr>
           <w:rFonts w:hint="eastAsia"/>
@@ -30636,11 +30665,11 @@
       <w:bookmarkStart w:id="83" w:name="_Toc3409"/>
       <w:bookmarkStart w:id="84" w:name="_Toc15114"/>
       <w:bookmarkStart w:id="85" w:name="_Toc31185"/>
-      <w:bookmarkStart w:id="86" w:name="_Toc26985_WPSOffice_Level1"/>
-      <w:bookmarkStart w:id="87" w:name="_Toc28454_WPSOffice_Level1"/>
-      <w:bookmarkStart w:id="88" w:name="_Toc20170_WPSOffice_Level1"/>
-      <w:bookmarkStart w:id="89" w:name="_Toc27693"/>
-      <w:bookmarkStart w:id="90" w:name="_Toc20924"/>
+      <w:bookmarkStart w:id="86" w:name="_Toc20170_WPSOffice_Level1"/>
+      <w:bookmarkStart w:id="87" w:name="_Toc27693"/>
+      <w:bookmarkStart w:id="88" w:name="_Toc28454_WPSOffice_Level1"/>
+      <w:bookmarkStart w:id="89" w:name="_Toc20924"/>
+      <w:bookmarkStart w:id="90" w:name="_Toc26985_WPSOffice_Level1"/>
       <w:r>
         <w:rPr>
           <w:rFonts w:hint="eastAsia"/>
@@ -31573,15 +31602,15 @@
         </w:rPr>
       </w:pPr>
       <w:bookmarkStart w:id="92" w:name="_Toc11901"/>
-      <w:bookmarkStart w:id="93" w:name="_Toc4503"/>
-      <w:bookmarkStart w:id="94" w:name="_Toc14179"/>
+      <w:bookmarkStart w:id="93" w:name="_Toc14179"/>
+      <w:bookmarkStart w:id="94" w:name="_Toc4503"/>
       <w:bookmarkStart w:id="95" w:name="_Toc27809"/>
-      <w:bookmarkStart w:id="96" w:name="_Toc14611_WPSOffice_Level1"/>
-      <w:bookmarkStart w:id="97" w:name="_Toc22623"/>
-      <w:bookmarkStart w:id="98" w:name="_Toc17792_WPSOffice_Level2"/>
-      <w:bookmarkStart w:id="99" w:name="_Toc19584_WPSOffice_Level1"/>
-      <w:bookmarkStart w:id="100" w:name="_Toc22162_WPSOffice_Level1"/>
-      <w:bookmarkStart w:id="101" w:name="_Toc13275"/>
+      <w:bookmarkStart w:id="96" w:name="_Toc17792_WPSOffice_Level2"/>
+      <w:bookmarkStart w:id="97" w:name="_Toc19584_WPSOffice_Level1"/>
+      <w:bookmarkStart w:id="98" w:name="_Toc22162_WPSOffice_Level1"/>
+      <w:bookmarkStart w:id="99" w:name="_Toc22623"/>
+      <w:bookmarkStart w:id="100" w:name="_Toc13275"/>
+      <w:bookmarkStart w:id="101" w:name="_Toc14611_WPSOffice_Level1"/>
       <w:r>
         <w:rPr>
           <w:color w:val="auto"/>

--- a/WebContent/docx/结直肠癌76基因报告-重庆分子.docx
+++ b/WebContent/docx/结直肠癌76基因报告-重庆分子.docx
@@ -3144,11 +3144,11 @@
         </w:sectPr>
       </w:pPr>
       <w:bookmarkStart w:id="0" w:name="_Toc13806"/>
-      <w:bookmarkStart w:id="1" w:name="_Toc32054"/>
-      <w:bookmarkStart w:id="2" w:name="_Toc21669"/>
-      <w:bookmarkStart w:id="3" w:name="_Toc24178_WPSOffice_Level1"/>
-      <w:bookmarkStart w:id="4" w:name="_Toc30143_WPSOffice_Level1"/>
-      <w:bookmarkStart w:id="5" w:name="_Toc21009_WPSOffice_Level1"/>
+      <w:bookmarkStart w:id="1" w:name="_Toc30143_WPSOffice_Level1"/>
+      <w:bookmarkStart w:id="2" w:name="_Toc32054"/>
+      <w:bookmarkStart w:id="3" w:name="_Toc21669"/>
+      <w:bookmarkStart w:id="4" w:name="_Toc21009_WPSOffice_Level1"/>
+      <w:bookmarkStart w:id="5" w:name="_Toc24178_WPSOffice_Level1"/>
       <w:bookmarkStart w:id="6" w:name="_Toc24397"/>
       <w:bookmarkStart w:id="7" w:name="_Toc27500"/>
     </w:p>
@@ -3232,6 +3232,12 @@
             <w:insideV w:val="single" w:color="BEBEBE" w:themeColor="background1" w:themeShade="BF" w:sz="4" w:space="0"/>
           </w:tblBorders>
           <w:shd w:val="clear" w:color="auto" w:fill="FFFFFF" w:themeFill="background1"/>
+          <w:tblCellMar>
+            <w:top w:w="0" w:type="dxa"/>
+            <w:left w:w="108" w:type="dxa"/>
+            <w:bottom w:w="0" w:type="dxa"/>
+            <w:right w:w="108" w:type="dxa"/>
+          </w:tblCellMar>
         </w:tblPrEx>
         <w:trPr>
           <w:trHeight w:val="397" w:hRule="atLeast"/>
@@ -3570,7 +3576,6 @@
             <w:insideH w:val="single" w:color="BEBEBE" w:themeColor="background1" w:themeShade="BF" w:sz="4" w:space="0"/>
             <w:insideV w:val="single" w:color="BEBEBE" w:themeColor="background1" w:themeShade="BF" w:sz="4" w:space="0"/>
           </w:tblBorders>
-          <w:shd w:val="clear" w:color="auto" w:fill="FFFFFF" w:themeFill="background1"/>
           <w:tblCellMar>
             <w:top w:w="0" w:type="dxa"/>
             <w:left w:w="108" w:type="dxa"/>
@@ -3717,7 +3722,6 @@
             <w:insideH w:val="single" w:color="BEBEBE" w:themeColor="background1" w:themeShade="BF" w:sz="4" w:space="0"/>
             <w:insideV w:val="single" w:color="BEBEBE" w:themeColor="background1" w:themeShade="BF" w:sz="4" w:space="0"/>
           </w:tblBorders>
-          <w:shd w:val="clear" w:color="auto" w:fill="FFFFFF" w:themeFill="background1"/>
           <w:tblCellMar>
             <w:top w:w="0" w:type="dxa"/>
             <w:left w:w="108" w:type="dxa"/>
@@ -3901,14 +3905,14 @@
           </w14:shadow>
         </w:rPr>
       </w:pPr>
-      <w:bookmarkStart w:id="9" w:name="_Toc11465"/>
-      <w:bookmarkStart w:id="10" w:name="_Toc10518"/>
-      <w:bookmarkStart w:id="11" w:name="_Toc11015_WPSOffice_Level1"/>
-      <w:bookmarkStart w:id="12" w:name="_Toc17451"/>
-      <w:bookmarkStart w:id="13" w:name="_Toc18062_WPSOffice_Level1"/>
-      <w:bookmarkStart w:id="14" w:name="_Toc10879"/>
-      <w:bookmarkStart w:id="15" w:name="_Toc7021_WPSOffice_Level1"/>
-      <w:bookmarkStart w:id="16" w:name="_Toc19594"/>
+      <w:bookmarkStart w:id="9" w:name="_Toc7021_WPSOffice_Level1"/>
+      <w:bookmarkStart w:id="10" w:name="_Toc18062_WPSOffice_Level1"/>
+      <w:bookmarkStart w:id="11" w:name="_Toc19594"/>
+      <w:bookmarkStart w:id="12" w:name="_Toc11465"/>
+      <w:bookmarkStart w:id="13" w:name="_Toc10518"/>
+      <w:bookmarkStart w:id="14" w:name="_Toc17451"/>
+      <w:bookmarkStart w:id="15" w:name="_Toc11015_WPSOffice_Level1"/>
+      <w:bookmarkStart w:id="16" w:name="_Toc10879"/>
       <w:bookmarkStart w:id="17" w:name="_Toc3823"/>
       <w:r>
         <w:rPr>
@@ -4379,8 +4383,8 @@
           <w:lang w:eastAsia="zh-CN"/>
         </w:rPr>
       </w:pPr>
-      <w:bookmarkStart w:id="22" w:name="_Toc21885"/>
-      <w:bookmarkStart w:id="23" w:name="_Toc149837254"/>
+      <w:bookmarkStart w:id="22" w:name="_Toc149837254"/>
+      <w:bookmarkStart w:id="23" w:name="_Toc21885"/>
       <w:r>
         <w:rPr>
           <w:rFonts w:hint="eastAsia"/>
@@ -4545,12 +4549,6 @@
             <w:insideH w:val="single" w:color="A4A4A4" w:sz="4" w:space="0"/>
             <w:insideV w:val="single" w:color="A4A4A4" w:sz="4" w:space="0"/>
           </w:tblBorders>
-          <w:tblCellMar>
-            <w:top w:w="0" w:type="dxa"/>
-            <w:left w:w="0" w:type="dxa"/>
-            <w:bottom w:w="0" w:type="dxa"/>
-            <w:right w:w="0" w:type="dxa"/>
-          </w:tblCellMar>
         </w:tblPrEx>
         <w:trPr>
           <w:trHeight w:val="454" w:hRule="atLeast"/>
@@ -5476,13 +5474,13 @@
       <w:bookmarkStart w:id="24" w:name="_Toc21059"/>
       <w:bookmarkStart w:id="25" w:name="_Toc149837255"/>
       <w:bookmarkStart w:id="26" w:name="_Toc27826"/>
-      <w:bookmarkStart w:id="27" w:name="_Toc20136_WPSOffice_Level1"/>
-      <w:bookmarkStart w:id="28" w:name="_Toc12381"/>
+      <w:bookmarkStart w:id="27" w:name="_Toc12381"/>
+      <w:bookmarkStart w:id="28" w:name="_Toc20136_WPSOffice_Level1"/>
       <w:bookmarkStart w:id="29" w:name="_Toc14062"/>
-      <w:bookmarkStart w:id="30" w:name="_Toc19184"/>
-      <w:bookmarkStart w:id="31" w:name="_Toc19898_WPSOffice_Level1"/>
-      <w:bookmarkStart w:id="32" w:name="_Toc22132"/>
-      <w:bookmarkStart w:id="33" w:name="_Toc2781"/>
+      <w:bookmarkStart w:id="30" w:name="_Toc2781"/>
+      <w:bookmarkStart w:id="31" w:name="_Toc19184"/>
+      <w:bookmarkStart w:id="32" w:name="_Toc19898_WPSOffice_Level1"/>
+      <w:bookmarkStart w:id="33" w:name="_Toc22132"/>
       <w:r>
         <w:rPr>
           <w:rFonts w:hint="eastAsia"/>
@@ -7725,15 +7723,15 @@
           <w:lang w:eastAsia="zh-CN"/>
         </w:rPr>
       </w:pPr>
-      <w:bookmarkStart w:id="35" w:name="_Toc32646"/>
-      <w:bookmarkStart w:id="36" w:name="_Toc24979"/>
-      <w:bookmarkStart w:id="37" w:name="_Toc9088"/>
-      <w:bookmarkStart w:id="38" w:name="_Toc15248"/>
-      <w:bookmarkStart w:id="39" w:name="_Toc30265"/>
-      <w:bookmarkStart w:id="40" w:name="_Toc18062_WPSOffice_Level2"/>
-      <w:bookmarkStart w:id="41" w:name="_Toc23375"/>
-      <w:bookmarkStart w:id="42" w:name="_Toc22976"/>
-      <w:bookmarkStart w:id="43" w:name="_Toc11015_WPSOffice_Level2"/>
+      <w:bookmarkStart w:id="35" w:name="_Toc18062_WPSOffice_Level2"/>
+      <w:bookmarkStart w:id="36" w:name="_Toc30265"/>
+      <w:bookmarkStart w:id="37" w:name="_Toc24979"/>
+      <w:bookmarkStart w:id="38" w:name="_Toc23375"/>
+      <w:bookmarkStart w:id="39" w:name="_Toc9088"/>
+      <w:bookmarkStart w:id="40" w:name="_Toc11015_WPSOffice_Level2"/>
+      <w:bookmarkStart w:id="41" w:name="_Toc32646"/>
+      <w:bookmarkStart w:id="42" w:name="_Toc15248"/>
+      <w:bookmarkStart w:id="43" w:name="_Toc22976"/>
       <w:r>
         <w:rPr>
           <w:rFonts w:hint="eastAsia"/>
@@ -13232,8 +13230,8 @@
           <w:lang w:eastAsia="zh-CN"/>
         </w:rPr>
       </w:pPr>
-      <w:bookmarkStart w:id="47" w:name="_Toc15619"/>
-      <w:bookmarkStart w:id="48" w:name="_Toc149837262"/>
+      <w:bookmarkStart w:id="47" w:name="_Toc149837262"/>
+      <w:bookmarkStart w:id="48" w:name="_Toc15619"/>
       <w:r>
         <w:rPr>
           <w:rFonts w:hint="eastAsia"/>
@@ -13307,12 +13305,6 @@
             <w:insideH w:val="dotted" w:color="033F86" w:sz="4" w:space="0"/>
             <w:insideV w:val="dotted" w:color="033F86" w:sz="4" w:space="0"/>
           </w:tblBorders>
-          <w:tblCellMar>
-            <w:top w:w="0" w:type="dxa"/>
-            <w:left w:w="108" w:type="dxa"/>
-            <w:bottom w:w="0" w:type="dxa"/>
-            <w:right w:w="108" w:type="dxa"/>
-          </w:tblCellMar>
         </w:tblPrEx>
         <w:trPr>
           <w:jc w:val="center"/>
@@ -21212,8 +21204,6 @@
               </w:rPr>
               <w:t>{{tdd.comutation}}</w:t>
             </w:r>
-            <w:bookmarkStart w:id="102" w:name="_GoBack"/>
-            <w:bookmarkEnd w:id="102"/>
           </w:p>
         </w:tc>
       </w:tr>
@@ -25348,14 +25338,14 @@
         <w:t>{% endif %}</w:t>
       </w:r>
       <w:bookmarkEnd w:id="46"/>
-      <w:bookmarkStart w:id="54" w:name="_Toc16594"/>
-      <w:bookmarkStart w:id="55" w:name="_Toc13196_WPSOffice_Level1"/>
-      <w:bookmarkStart w:id="56" w:name="_Toc2409"/>
+      <w:bookmarkStart w:id="54" w:name="_Toc2409"/>
+      <w:bookmarkStart w:id="55" w:name="_Toc16594"/>
+      <w:bookmarkStart w:id="56" w:name="_Toc28240"/>
       <w:bookmarkStart w:id="57" w:name="_Toc12505"/>
-      <w:bookmarkStart w:id="58" w:name="_Toc1707_WPSOffice_Level1"/>
-      <w:bookmarkStart w:id="59" w:name="_Toc27302"/>
-      <w:bookmarkStart w:id="60" w:name="_Toc28240"/>
-      <w:bookmarkStart w:id="61" w:name="_Toc21764_WPSOffice_Level1"/>
+      <w:bookmarkStart w:id="58" w:name="_Toc13196_WPSOffice_Level1"/>
+      <w:bookmarkStart w:id="59" w:name="_Toc21764_WPSOffice_Level1"/>
+      <w:bookmarkStart w:id="60" w:name="_Toc1707_WPSOffice_Level1"/>
+      <w:bookmarkStart w:id="61" w:name="_Toc27302"/>
       <w:r>
         <w:rPr>
           <w:rFonts w:hint="eastAsia" w:ascii="Times New Roman" w:hAnsi="Times New Roman" w:eastAsia="微软雅黑" w:cs="Times New Roman"/>
@@ -25448,6 +25438,14 @@
       </w:tblGrid>
       <w:tr>
         <w:tblPrEx>
+          <w:tblBorders>
+            <w:top w:val="none" w:color="auto" w:sz="0" w:space="0"/>
+            <w:left w:val="none" w:color="auto" w:sz="0" w:space="0"/>
+            <w:bottom w:val="none" w:color="auto" w:sz="0" w:space="0"/>
+            <w:right w:val="none" w:color="auto" w:sz="0" w:space="0"/>
+            <w:insideH w:val="none" w:color="auto" w:sz="0" w:space="0"/>
+            <w:insideV w:val="none" w:color="auto" w:sz="0" w:space="0"/>
+          </w:tblBorders>
           <w:tblCellMar>
             <w:top w:w="0" w:type="dxa"/>
             <w:left w:w="108" w:type="dxa"/>
@@ -27447,8 +27445,8 @@
           <w:lang w:eastAsia="zh-CN"/>
         </w:rPr>
       </w:pPr>
-      <w:bookmarkStart w:id="69" w:name="_Toc30346"/>
-      <w:bookmarkStart w:id="70" w:name="_Toc11406"/>
+      <w:bookmarkStart w:id="69" w:name="_Toc11406"/>
+      <w:bookmarkStart w:id="70" w:name="_Toc30346"/>
       <w:r>
         <w:rPr>
           <w:rFonts w:hint="eastAsia" w:ascii="Times New Roman" w:hAnsi="Times New Roman" w:eastAsia="微软雅黑" w:cs="Times New Roman"/>
@@ -27523,10 +27521,10 @@
       </w:pPr>
       <w:bookmarkStart w:id="73" w:name="_Toc24085_WPSOffice_Level1"/>
       <w:bookmarkStart w:id="74" w:name="_Toc10035"/>
-      <w:bookmarkStart w:id="75" w:name="_Toc15840_WPSOffice_Level1"/>
-      <w:bookmarkStart w:id="76" w:name="_Toc3674"/>
-      <w:bookmarkStart w:id="77" w:name="_Toc14255_WPSOffice_Level1"/>
-      <w:bookmarkStart w:id="78" w:name="_Toc149837269"/>
+      <w:bookmarkStart w:id="75" w:name="_Toc3674"/>
+      <w:bookmarkStart w:id="76" w:name="_Toc14255_WPSOffice_Level1"/>
+      <w:bookmarkStart w:id="77" w:name="_Toc149837269"/>
+      <w:bookmarkStart w:id="78" w:name="_Toc15840_WPSOffice_Level1"/>
       <w:r>
         <w:rPr>
           <w:rFonts w:hint="eastAsia"/>
@@ -30662,13 +30660,13 @@
       </w:pPr>
       <w:bookmarkStart w:id="81" w:name="_Toc17762"/>
       <w:bookmarkStart w:id="82" w:name="_Toc16593"/>
-      <w:bookmarkStart w:id="83" w:name="_Toc3409"/>
-      <w:bookmarkStart w:id="84" w:name="_Toc15114"/>
-      <w:bookmarkStart w:id="85" w:name="_Toc31185"/>
-      <w:bookmarkStart w:id="86" w:name="_Toc20170_WPSOffice_Level1"/>
-      <w:bookmarkStart w:id="87" w:name="_Toc27693"/>
+      <w:bookmarkStart w:id="83" w:name="_Toc15114"/>
+      <w:bookmarkStart w:id="84" w:name="_Toc3409"/>
+      <w:bookmarkStart w:id="85" w:name="_Toc20924"/>
+      <w:bookmarkStart w:id="86" w:name="_Toc31185"/>
+      <w:bookmarkStart w:id="87" w:name="_Toc20170_WPSOffice_Level1"/>
       <w:bookmarkStart w:id="88" w:name="_Toc28454_WPSOffice_Level1"/>
-      <w:bookmarkStart w:id="89" w:name="_Toc20924"/>
+      <w:bookmarkStart w:id="89" w:name="_Toc27693"/>
       <w:bookmarkStart w:id="90" w:name="_Toc26985_WPSOffice_Level1"/>
       <w:r>
         <w:rPr>
@@ -31307,7 +31305,7 @@
         <w:ind w:firstLine="420" w:firstLineChars="200"/>
         <w:jc w:val="both"/>
         <w:rPr>
-          <w:rFonts w:ascii="Times New Roman" w:hAnsi="Times New Roman" w:eastAsia="微软雅黑" w:cs="Times New Roman"/>
+          <w:rFonts w:hint="eastAsia" w:ascii="Times New Roman" w:hAnsi="Times New Roman" w:eastAsia="微软雅黑" w:cs="Times New Roman"/>
           <w:bCs/>
           <w:sz w:val="21"/>
           <w:szCs w:val="21"/>
@@ -31331,22 +31329,22 @@
         <w:ind w:firstLine="420" w:firstLineChars="200"/>
         <w:jc w:val="both"/>
         <w:rPr>
-          <w:rFonts w:ascii="Times New Roman" w:hAnsi="Times New Roman" w:eastAsia="微软雅黑" w:cs="Times New Roman"/>
-          <w:bCs/>
-          <w:sz w:val="21"/>
-          <w:szCs w:val="21"/>
-          <w:lang w:eastAsia="zh-CN"/>
-        </w:rPr>
-      </w:pPr>
-      <w:r>
-        <w:rPr>
           <w:rFonts w:hint="eastAsia" w:ascii="Times New Roman" w:hAnsi="Times New Roman" w:eastAsia="微软雅黑" w:cs="Times New Roman"/>
           <w:bCs/>
           <w:sz w:val="21"/>
           <w:szCs w:val="21"/>
           <w:lang w:eastAsia="zh-CN"/>
         </w:rPr>
-        <w:t>5.肿瘤是一种复杂的系统性疾病，评定是否为恶性肿瘤需要由临床医生综合多种检查结果进行判定。本检测不能用于确认或排除恶性肿瘤的存在。</w:t>
+      </w:pPr>
+      <w:r>
+        <w:rPr>
+          <w:rFonts w:hint="eastAsia" w:ascii="Times New Roman" w:hAnsi="Times New Roman" w:eastAsia="微软雅黑" w:cs="Times New Roman"/>
+          <w:bCs/>
+          <w:sz w:val="21"/>
+          <w:szCs w:val="21"/>
+          <w:lang w:eastAsia="zh-CN"/>
+        </w:rPr>
+        <w:t>5.NGS检测得到的拷贝数可能会被所检测DNA样本中含有的正常细胞DNA所稀释，因此并不代表每个细胞内所含有的基因拷贝数。</w:t>
       </w:r>
     </w:p>
     <w:p>
@@ -31368,9 +31366,19 @@
           <w:bCs/>
           <w:sz w:val="21"/>
           <w:szCs w:val="21"/>
-          <w:lang w:eastAsia="zh-CN"/>
-        </w:rPr>
-        <w:t>6.部分患者不存在明确的靶向药物对应的基因突变，所以并非所有受检者都可以找到对应靶向药物或明确耐药机制。</w:t>
+          <w:lang w:val="en-US" w:eastAsia="zh-CN"/>
+        </w:rPr>
+        <w:t>6</w:t>
+      </w:r>
+      <w:r>
+        <w:rPr>
+          <w:rFonts w:hint="eastAsia" w:ascii="Times New Roman" w:hAnsi="Times New Roman" w:eastAsia="微软雅黑" w:cs="Times New Roman"/>
+          <w:bCs/>
+          <w:sz w:val="21"/>
+          <w:szCs w:val="21"/>
+          <w:lang w:eastAsia="zh-CN"/>
+        </w:rPr>
+        <w:t>.肿瘤是一种复杂的系统性疾病，评定是否为恶性肿瘤需要由临床医生综合多种检查结果进行判定。本检测不能用于确认或排除恶性肿瘤的存在。</w:t>
       </w:r>
     </w:p>
     <w:p>
@@ -31392,9 +31400,19 @@
           <w:bCs/>
           <w:sz w:val="21"/>
           <w:szCs w:val="21"/>
-          <w:lang w:eastAsia="zh-CN"/>
-        </w:rPr>
-        <w:t>7.检测范围外的基因变异和/或药物间相互作用等非基因变异因素均可能影响药物效果等临床表型。</w:t>
+          <w:lang w:val="en-US" w:eastAsia="zh-CN"/>
+        </w:rPr>
+        <w:t>7</w:t>
+      </w:r>
+      <w:r>
+        <w:rPr>
+          <w:rFonts w:hint="eastAsia" w:ascii="Times New Roman" w:hAnsi="Times New Roman" w:eastAsia="微软雅黑" w:cs="Times New Roman"/>
+          <w:bCs/>
+          <w:sz w:val="21"/>
+          <w:szCs w:val="21"/>
+          <w:lang w:eastAsia="zh-CN"/>
+        </w:rPr>
+        <w:t>.部分患者不存在明确的靶向药物对应的基因突变，所以并非所有受检者都可以找到对应靶向药物或明确耐药机制。</w:t>
       </w:r>
     </w:p>
     <w:p>
@@ -31416,9 +31434,19 @@
           <w:bCs/>
           <w:sz w:val="21"/>
           <w:szCs w:val="21"/>
-          <w:lang w:eastAsia="zh-CN"/>
-        </w:rPr>
-        <w:t>8.变异检出的敏感性受到送检样本中恶性肿瘤细胞比例的影响。{% if summaryOfRresults.type == “tissue” %}</w:t>
+          <w:lang w:val="en-US" w:eastAsia="zh-CN"/>
+        </w:rPr>
+        <w:t>8</w:t>
+      </w:r>
+      <w:r>
+        <w:rPr>
+          <w:rFonts w:hint="eastAsia" w:ascii="Times New Roman" w:hAnsi="Times New Roman" w:eastAsia="微软雅黑" w:cs="Times New Roman"/>
+          <w:bCs/>
+          <w:sz w:val="21"/>
+          <w:szCs w:val="21"/>
+          <w:lang w:eastAsia="zh-CN"/>
+        </w:rPr>
+        <w:t>.检测范围外的基因变异和/或药物间相互作用等非基因变异因素均可能影响药物效果等临床表型。</w:t>
       </w:r>
     </w:p>
     <w:p>
@@ -31440,9 +31468,19 @@
           <w:bCs/>
           <w:sz w:val="21"/>
           <w:szCs w:val="21"/>
-          <w:lang w:eastAsia="zh-CN"/>
-        </w:rPr>
-        <w:t>9.本检测仅包括肿瘤组织，未包括对照样本。变异是否为体细胞突变来源是基于数据库和变异丰度的算法综合预测，不能完全排除胚系突变来源的可能性。</w:t>
+          <w:lang w:val="en-US" w:eastAsia="zh-CN"/>
+        </w:rPr>
+        <w:t>9</w:t>
+      </w:r>
+      <w:r>
+        <w:rPr>
+          <w:rFonts w:hint="eastAsia" w:ascii="Times New Roman" w:hAnsi="Times New Roman" w:eastAsia="微软雅黑" w:cs="Times New Roman"/>
+          <w:bCs/>
+          <w:sz w:val="21"/>
+          <w:szCs w:val="21"/>
+          <w:lang w:eastAsia="zh-CN"/>
+        </w:rPr>
+        <w:t>.变异检出的敏感性受到送检样本中恶性肿瘤细胞比例的影响。{% if summaryOfRresults.type == “tissue” %}</w:t>
       </w:r>
     </w:p>
     <w:p>
@@ -31451,23 +31489,13 @@
         <w:ind w:firstLine="420" w:firstLineChars="200"/>
         <w:jc w:val="both"/>
         <w:rPr>
-          <w:rFonts w:hint="eastAsia" w:ascii="Times New Roman" w:hAnsi="Times New Roman" w:eastAsia="微软雅黑" w:cs="Times New Roman"/>
+          <w:rFonts w:ascii="Times New Roman" w:hAnsi="Times New Roman" w:eastAsia="微软雅黑" w:cs="Times New Roman"/>
           <w:bCs/>
           <w:sz w:val="21"/>
           <w:szCs w:val="21"/>
           <w:lang w:eastAsia="zh-CN"/>
         </w:rPr>
       </w:pPr>
-      <w:r>
-        <w:rPr>
-          <w:rFonts w:hint="eastAsia" w:ascii="Times New Roman" w:hAnsi="Times New Roman" w:eastAsia="微软雅黑" w:cs="Times New Roman"/>
-          <w:bCs/>
-          <w:sz w:val="21"/>
-          <w:szCs w:val="21"/>
-          <w:lang w:eastAsia="zh-CN"/>
-        </w:rPr>
-        <w:t>10.肿瘤发展或治疗过程中可能出现获得性基因变异，从而使癌症的突变谱发生变化，同时肿瘤也可能存在肿瘤间和肿瘤内的异质性。{% endif %}{% if summaryOfRresults.type == “</w:t>
-      </w:r>
       <w:r>
         <w:rPr>
           <w:rFonts w:hint="eastAsia" w:ascii="Times New Roman" w:hAnsi="Times New Roman" w:eastAsia="微软雅黑" w:cs="Times New Roman"/>
@@ -31476,7 +31504,7 @@
           <w:szCs w:val="21"/>
           <w:lang w:val="en-US" w:eastAsia="zh-CN"/>
         </w:rPr>
-        <w:t>blood</w:t>
+        <w:t>10</w:t>
       </w:r>
       <w:r>
         <w:rPr>
@@ -31486,7 +31514,7 @@
           <w:szCs w:val="21"/>
           <w:lang w:eastAsia="zh-CN"/>
         </w:rPr>
-        <w:t>” %}</w:t>
+        <w:t>.本检测仅包括肿瘤组织，未包括对照样本。变异是否为体细胞突变来源是基于数据库和变异丰度的算法综合预测，不能完全排除胚系突变来源的可能性。</w:t>
       </w:r>
     </w:p>
     <w:p>
@@ -31495,22 +31523,62 @@
         <w:ind w:firstLine="420" w:firstLineChars="200"/>
         <w:jc w:val="both"/>
         <w:rPr>
-          <w:rFonts w:ascii="Times New Roman" w:hAnsi="Times New Roman" w:eastAsia="微软雅黑" w:cs="Times New Roman"/>
-          <w:bCs/>
-          <w:sz w:val="21"/>
-          <w:szCs w:val="21"/>
-          <w:lang w:eastAsia="zh-CN"/>
-        </w:rPr>
-      </w:pPr>
-      <w:r>
-        <w:rPr>
           <w:rFonts w:hint="eastAsia" w:ascii="Times New Roman" w:hAnsi="Times New Roman" w:eastAsia="微软雅黑" w:cs="Times New Roman"/>
           <w:bCs/>
           <w:sz w:val="21"/>
           <w:szCs w:val="21"/>
           <w:lang w:eastAsia="zh-CN"/>
         </w:rPr>
-        <w:t>9.外周血游离DNA(cfDNA)主要来自于正常细胞，其中的循环肿瘤DNA(ctDNA)占比一般极低。由于ctDNA占比受到肿瘤分期、肿瘤全身负荷、转移部位及当前治疗状况等多种因素的影响，ctDNA变异丰度与组织中的变异丰度不具备直接关联性；血浆中循环 DNA 源自病灶部位细胞释放入血液，并非所有病变细胞的变异都能释放入血，因此血浆中可检测到的变异可能无法完全反映病灶部位全部细胞变异情况。</w:t>
+      </w:pPr>
+      <w:r>
+        <w:rPr>
+          <w:rFonts w:hint="eastAsia" w:ascii="Times New Roman" w:hAnsi="Times New Roman" w:eastAsia="微软雅黑" w:cs="Times New Roman"/>
+          <w:bCs/>
+          <w:sz w:val="21"/>
+          <w:szCs w:val="21"/>
+          <w:lang w:eastAsia="zh-CN"/>
+        </w:rPr>
+        <w:t>1</w:t>
+      </w:r>
+      <w:r>
+        <w:rPr>
+          <w:rFonts w:hint="eastAsia" w:ascii="Times New Roman" w:hAnsi="Times New Roman" w:eastAsia="微软雅黑" w:cs="Times New Roman"/>
+          <w:bCs/>
+          <w:sz w:val="21"/>
+          <w:szCs w:val="21"/>
+          <w:lang w:val="en-US" w:eastAsia="zh-CN"/>
+        </w:rPr>
+        <w:t>1</w:t>
+      </w:r>
+      <w:r>
+        <w:rPr>
+          <w:rFonts w:hint="eastAsia" w:ascii="Times New Roman" w:hAnsi="Times New Roman" w:eastAsia="微软雅黑" w:cs="Times New Roman"/>
+          <w:bCs/>
+          <w:sz w:val="21"/>
+          <w:szCs w:val="21"/>
+          <w:lang w:eastAsia="zh-CN"/>
+        </w:rPr>
+        <w:t>.肿瘤发展或治疗过程中可能出现获得性基因变异，从而使癌症的突变谱发生变化，同时肿瘤也可能存在肿瘤间和肿瘤内的异质性。{% endif %}{% if summaryOfRresults.type == “</w:t>
+      </w:r>
+      <w:r>
+        <w:rPr>
+          <w:rFonts w:hint="eastAsia" w:ascii="Times New Roman" w:hAnsi="Times New Roman" w:eastAsia="微软雅黑" w:cs="Times New Roman"/>
+          <w:bCs/>
+          <w:sz w:val="21"/>
+          <w:szCs w:val="21"/>
+          <w:lang w:val="en-US" w:eastAsia="zh-CN"/>
+        </w:rPr>
+        <w:t>blood</w:t>
+      </w:r>
+      <w:r>
+        <w:rPr>
+          <w:rFonts w:hint="eastAsia" w:ascii="Times New Roman" w:hAnsi="Times New Roman" w:eastAsia="微软雅黑" w:cs="Times New Roman"/>
+          <w:bCs/>
+          <w:sz w:val="21"/>
+          <w:szCs w:val="21"/>
+          <w:lang w:eastAsia="zh-CN"/>
+        </w:rPr>
+        <w:t>” %}</w:t>
       </w:r>
     </w:p>
     <w:p>
@@ -31532,9 +31600,19 @@
           <w:bCs/>
           <w:sz w:val="21"/>
           <w:szCs w:val="21"/>
-          <w:lang w:eastAsia="zh-CN"/>
-        </w:rPr>
-        <w:t>10.本检测仅包括cfDNA样本，未包括对照样本。变异是否为体细胞突变来源是基于数据库和变异丰度的算法综合预测，不能完全排除胚系突变来源或克隆性造血来源的可能性。</w:t>
+          <w:lang w:val="en-US" w:eastAsia="zh-CN"/>
+        </w:rPr>
+        <w:t>10</w:t>
+      </w:r>
+      <w:r>
+        <w:rPr>
+          <w:rFonts w:hint="eastAsia" w:ascii="Times New Roman" w:hAnsi="Times New Roman" w:eastAsia="微软雅黑" w:cs="Times New Roman"/>
+          <w:bCs/>
+          <w:sz w:val="21"/>
+          <w:szCs w:val="21"/>
+          <w:lang w:eastAsia="zh-CN"/>
+        </w:rPr>
+        <w:t>.外周血游离DNA(cfDNA)主要来自于正常细胞，其中的循环肿瘤DNA(ctDNA)占比一般极低。由于ctDNA占比受到肿瘤分期、肿瘤全身负荷、转移部位及当前治疗状况等多种因素的影响，ctDNA变异丰度与组织中的变异丰度不具备直接关联性；血浆中循环 DNA 源自病灶部位细胞释放入血液，并非所有病变细胞的变异都能释放入血，因此血浆中可检测到的变异可能无法完全反映病灶部位全部细胞变异情况。</w:t>
       </w:r>
     </w:p>
     <w:p>
@@ -31558,8 +31636,74 @@
           <w:szCs w:val="21"/>
           <w:lang w:eastAsia="zh-CN"/>
         </w:rPr>
-        <w:t>11.肿瘤发展或治疗过程中可能出现获得性基因变异，从而使癌症的突变谱发生变化，同时肿瘤也可能存在肿瘤间和肿瘤内的异质性。{% endif %}</w:t>
-      </w:r>
+        <w:t>1</w:t>
+      </w:r>
+      <w:r>
+        <w:rPr>
+          <w:rFonts w:hint="eastAsia" w:ascii="Times New Roman" w:hAnsi="Times New Roman" w:eastAsia="微软雅黑" w:cs="Times New Roman"/>
+          <w:bCs/>
+          <w:sz w:val="21"/>
+          <w:szCs w:val="21"/>
+          <w:lang w:val="en-US" w:eastAsia="zh-CN"/>
+        </w:rPr>
+        <w:t>1</w:t>
+      </w:r>
+      <w:r>
+        <w:rPr>
+          <w:rFonts w:hint="eastAsia" w:ascii="Times New Roman" w:hAnsi="Times New Roman" w:eastAsia="微软雅黑" w:cs="Times New Roman"/>
+          <w:bCs/>
+          <w:sz w:val="21"/>
+          <w:szCs w:val="21"/>
+          <w:lang w:eastAsia="zh-CN"/>
+        </w:rPr>
+        <w:t>.本检测仅包括cfDNA样本，未包括对照样本。变异是否为体细胞突变来源是基于数据库和变异丰度的算法综合预测，不能完全排除胚系突变来源或克隆性造血来源的可能性。</w:t>
+      </w:r>
+    </w:p>
+    <w:p>
+      <w:pPr>
+        <w:spacing w:line="276" w:lineRule="auto"/>
+        <w:ind w:firstLine="420" w:firstLineChars="200"/>
+        <w:jc w:val="both"/>
+        <w:rPr>
+          <w:rFonts w:ascii="Times New Roman" w:hAnsi="Times New Roman" w:eastAsia="微软雅黑" w:cs="Times New Roman"/>
+          <w:bCs/>
+          <w:sz w:val="21"/>
+          <w:szCs w:val="21"/>
+          <w:lang w:eastAsia="zh-CN"/>
+        </w:rPr>
+      </w:pPr>
+      <w:r>
+        <w:rPr>
+          <w:rFonts w:hint="eastAsia" w:ascii="Times New Roman" w:hAnsi="Times New Roman" w:eastAsia="微软雅黑" w:cs="Times New Roman"/>
+          <w:bCs/>
+          <w:sz w:val="21"/>
+          <w:szCs w:val="21"/>
+          <w:lang w:eastAsia="zh-CN"/>
+        </w:rPr>
+        <w:t>1</w:t>
+      </w:r>
+      <w:r>
+        <w:rPr>
+          <w:rFonts w:hint="eastAsia" w:ascii="Times New Roman" w:hAnsi="Times New Roman" w:eastAsia="微软雅黑" w:cs="Times New Roman"/>
+          <w:bCs/>
+          <w:sz w:val="21"/>
+          <w:szCs w:val="21"/>
+          <w:lang w:val="en-US" w:eastAsia="zh-CN"/>
+        </w:rPr>
+        <w:t>2</w:t>
+      </w:r>
+      <w:r>
+        <w:rPr>
+          <w:rFonts w:hint="eastAsia" w:ascii="Times New Roman" w:hAnsi="Times New Roman" w:eastAsia="微软雅黑" w:cs="Times New Roman"/>
+          <w:bCs/>
+          <w:sz w:val="21"/>
+          <w:szCs w:val="21"/>
+          <w:lang w:eastAsia="zh-CN"/>
+        </w:rPr>
+        <w:t>.肿瘤发展或治疗过程中可能出现获得性基因变异，从而使癌症的突变谱发生变化，同时肿瘤也可能存在肿瘤间和肿瘤内的异质性。{% endif %}</w:t>
+      </w:r>
+      <w:bookmarkStart w:id="102" w:name="_GoBack"/>
+      <w:bookmarkEnd w:id="102"/>
     </w:p>
     <w:p>
       <w:pPr>
@@ -31601,16 +31745,16 @@
           <w:sz w:val="30"/>
         </w:rPr>
       </w:pPr>
-      <w:bookmarkStart w:id="92" w:name="_Toc11901"/>
+      <w:bookmarkStart w:id="92" w:name="_Toc27809"/>
       <w:bookmarkStart w:id="93" w:name="_Toc14179"/>
       <w:bookmarkStart w:id="94" w:name="_Toc4503"/>
-      <w:bookmarkStart w:id="95" w:name="_Toc27809"/>
-      <w:bookmarkStart w:id="96" w:name="_Toc17792_WPSOffice_Level2"/>
-      <w:bookmarkStart w:id="97" w:name="_Toc19584_WPSOffice_Level1"/>
+      <w:bookmarkStart w:id="95" w:name="_Toc11901"/>
+      <w:bookmarkStart w:id="96" w:name="_Toc14611_WPSOffice_Level1"/>
+      <w:bookmarkStart w:id="97" w:name="_Toc17792_WPSOffice_Level2"/>
       <w:bookmarkStart w:id="98" w:name="_Toc22162_WPSOffice_Level1"/>
-      <w:bookmarkStart w:id="99" w:name="_Toc22623"/>
-      <w:bookmarkStart w:id="100" w:name="_Toc13275"/>
-      <w:bookmarkStart w:id="101" w:name="_Toc14611_WPSOffice_Level1"/>
+      <w:bookmarkStart w:id="99" w:name="_Toc19584_WPSOffice_Level1"/>
+      <w:bookmarkStart w:id="100" w:name="_Toc22623"/>
+      <w:bookmarkStart w:id="101" w:name="_Toc13275"/>
       <w:r>
         <w:rPr>
           <w:color w:val="auto"/>

--- a/WebContent/docx/结直肠癌76基因报告-重庆分子.docx
+++ b/WebContent/docx/结直肠癌76基因报告-重庆分子.docx
@@ -3143,14 +3143,14 @@
           <w:docGrid w:linePitch="299" w:charSpace="0"/>
         </w:sectPr>
       </w:pPr>
-      <w:bookmarkStart w:id="0" w:name="_Toc13806"/>
-      <w:bookmarkStart w:id="1" w:name="_Toc30143_WPSOffice_Level1"/>
-      <w:bookmarkStart w:id="2" w:name="_Toc32054"/>
-      <w:bookmarkStart w:id="3" w:name="_Toc21669"/>
-      <w:bookmarkStart w:id="4" w:name="_Toc21009_WPSOffice_Level1"/>
-      <w:bookmarkStart w:id="5" w:name="_Toc24178_WPSOffice_Level1"/>
-      <w:bookmarkStart w:id="6" w:name="_Toc24397"/>
-      <w:bookmarkStart w:id="7" w:name="_Toc27500"/>
+      <w:bookmarkStart w:id="0" w:name="_Toc21009_WPSOffice_Level1"/>
+      <w:bookmarkStart w:id="1" w:name="_Toc27500"/>
+      <w:bookmarkStart w:id="2" w:name="_Toc24178_WPSOffice_Level1"/>
+      <w:bookmarkStart w:id="3" w:name="_Toc30143_WPSOffice_Level1"/>
+      <w:bookmarkStart w:id="4" w:name="_Toc13806"/>
+      <w:bookmarkStart w:id="5" w:name="_Toc32054"/>
+      <w:bookmarkStart w:id="6" w:name="_Toc21669"/>
+      <w:bookmarkStart w:id="7" w:name="_Toc24397"/>
     </w:p>
     <w:p>
       <w:pPr>
@@ -3389,7 +3389,6 @@
             <w:insideH w:val="single" w:color="BEBEBE" w:themeColor="background1" w:themeShade="BF" w:sz="4" w:space="0"/>
             <w:insideV w:val="single" w:color="BEBEBE" w:themeColor="background1" w:themeShade="BF" w:sz="4" w:space="0"/>
           </w:tblBorders>
-          <w:shd w:val="clear" w:color="auto" w:fill="FFFFFF" w:themeFill="background1"/>
           <w:tblCellMar>
             <w:top w:w="0" w:type="dxa"/>
             <w:left w:w="108" w:type="dxa"/>
@@ -3905,12 +3904,12 @@
           </w14:shadow>
         </w:rPr>
       </w:pPr>
-      <w:bookmarkStart w:id="9" w:name="_Toc7021_WPSOffice_Level1"/>
-      <w:bookmarkStart w:id="10" w:name="_Toc18062_WPSOffice_Level1"/>
-      <w:bookmarkStart w:id="11" w:name="_Toc19594"/>
-      <w:bookmarkStart w:id="12" w:name="_Toc11465"/>
-      <w:bookmarkStart w:id="13" w:name="_Toc10518"/>
-      <w:bookmarkStart w:id="14" w:name="_Toc17451"/>
+      <w:bookmarkStart w:id="9" w:name="_Toc18062_WPSOffice_Level1"/>
+      <w:bookmarkStart w:id="10" w:name="_Toc19594"/>
+      <w:bookmarkStart w:id="11" w:name="_Toc11465"/>
+      <w:bookmarkStart w:id="12" w:name="_Toc10518"/>
+      <w:bookmarkStart w:id="13" w:name="_Toc17451"/>
+      <w:bookmarkStart w:id="14" w:name="_Toc7021_WPSOffice_Level1"/>
       <w:bookmarkStart w:id="15" w:name="_Toc11015_WPSOffice_Level1"/>
       <w:bookmarkStart w:id="16" w:name="_Toc10879"/>
       <w:bookmarkStart w:id="17" w:name="_Toc3823"/>
@@ -4320,8 +4319,8 @@
         </w:rPr>
       </w:pPr>
       <w:bookmarkStart w:id="19" w:name="_Toc16576"/>
-      <w:bookmarkStart w:id="20" w:name="_Toc149837253"/>
-      <w:bookmarkStart w:id="21" w:name="_Toc4824"/>
+      <w:bookmarkStart w:id="20" w:name="_Toc4824"/>
+      <w:bookmarkStart w:id="21" w:name="_Toc149837253"/>
       <w:r>
         <w:rPr>
           <w:rStyle w:val="37"/>
@@ -4434,6 +4433,12 @@
             <w:insideH w:val="single" w:color="A4A4A4" w:sz="4" w:space="0"/>
             <w:insideV w:val="single" w:color="A4A4A4" w:sz="4" w:space="0"/>
           </w:tblBorders>
+          <w:tblCellMar>
+            <w:top w:w="0" w:type="dxa"/>
+            <w:left w:w="0" w:type="dxa"/>
+            <w:bottom w:w="0" w:type="dxa"/>
+            <w:right w:w="0" w:type="dxa"/>
+          </w:tblCellMar>
         </w:tblPrEx>
         <w:trPr>
           <w:trHeight w:val="488" w:hRule="atLeast"/>
@@ -4549,6 +4554,12 @@
             <w:insideH w:val="single" w:color="A4A4A4" w:sz="4" w:space="0"/>
             <w:insideV w:val="single" w:color="A4A4A4" w:sz="4" w:space="0"/>
           </w:tblBorders>
+          <w:tblCellMar>
+            <w:top w:w="0" w:type="dxa"/>
+            <w:left w:w="0" w:type="dxa"/>
+            <w:bottom w:w="0" w:type="dxa"/>
+            <w:right w:w="0" w:type="dxa"/>
+          </w:tblCellMar>
         </w:tblPrEx>
         <w:trPr>
           <w:trHeight w:val="454" w:hRule="atLeast"/>
@@ -5472,15 +5483,15 @@
         </w:rPr>
       </w:pPr>
       <w:bookmarkStart w:id="24" w:name="_Toc21059"/>
-      <w:bookmarkStart w:id="25" w:name="_Toc149837255"/>
-      <w:bookmarkStart w:id="26" w:name="_Toc27826"/>
+      <w:bookmarkStart w:id="25" w:name="_Toc27826"/>
+      <w:bookmarkStart w:id="26" w:name="_Toc149837255"/>
       <w:bookmarkStart w:id="27" w:name="_Toc12381"/>
-      <w:bookmarkStart w:id="28" w:name="_Toc20136_WPSOffice_Level1"/>
-      <w:bookmarkStart w:id="29" w:name="_Toc14062"/>
+      <w:bookmarkStart w:id="28" w:name="_Toc19184"/>
+      <w:bookmarkStart w:id="29" w:name="_Toc19898_WPSOffice_Level1"/>
       <w:bookmarkStart w:id="30" w:name="_Toc2781"/>
-      <w:bookmarkStart w:id="31" w:name="_Toc19184"/>
-      <w:bookmarkStart w:id="32" w:name="_Toc19898_WPSOffice_Level1"/>
-      <w:bookmarkStart w:id="33" w:name="_Toc22132"/>
+      <w:bookmarkStart w:id="31" w:name="_Toc14062"/>
+      <w:bookmarkStart w:id="32" w:name="_Toc22132"/>
+      <w:bookmarkStart w:id="33" w:name="_Toc20136_WPSOffice_Level1"/>
       <w:r>
         <w:rPr>
           <w:rFonts w:hint="eastAsia"/>
@@ -7723,13 +7734,13 @@
           <w:lang w:eastAsia="zh-CN"/>
         </w:rPr>
       </w:pPr>
-      <w:bookmarkStart w:id="35" w:name="_Toc18062_WPSOffice_Level2"/>
-      <w:bookmarkStart w:id="36" w:name="_Toc30265"/>
-      <w:bookmarkStart w:id="37" w:name="_Toc24979"/>
-      <w:bookmarkStart w:id="38" w:name="_Toc23375"/>
-      <w:bookmarkStart w:id="39" w:name="_Toc9088"/>
-      <w:bookmarkStart w:id="40" w:name="_Toc11015_WPSOffice_Level2"/>
-      <w:bookmarkStart w:id="41" w:name="_Toc32646"/>
+      <w:bookmarkStart w:id="35" w:name="_Toc32646"/>
+      <w:bookmarkStart w:id="36" w:name="_Toc23375"/>
+      <w:bookmarkStart w:id="37" w:name="_Toc9088"/>
+      <w:bookmarkStart w:id="38" w:name="_Toc24979"/>
+      <w:bookmarkStart w:id="39" w:name="_Toc18062_WPSOffice_Level2"/>
+      <w:bookmarkStart w:id="40" w:name="_Toc30265"/>
+      <w:bookmarkStart w:id="41" w:name="_Toc11015_WPSOffice_Level2"/>
       <w:bookmarkStart w:id="42" w:name="_Toc15248"/>
       <w:bookmarkStart w:id="43" w:name="_Toc22976"/>
       <w:r>
@@ -12636,8 +12647,8 @@
           <w:lang w:eastAsia="zh-CN"/>
         </w:rPr>
       </w:pPr>
-      <w:bookmarkStart w:id="44" w:name="_Toc28746"/>
-      <w:bookmarkStart w:id="45" w:name="_Toc149837260"/>
+      <w:bookmarkStart w:id="44" w:name="_Toc149837260"/>
+      <w:bookmarkStart w:id="45" w:name="_Toc28746"/>
       <w:r>
         <w:rPr>
           <w:rFonts w:hint="eastAsia"/>
@@ -13230,8 +13241,8 @@
           <w:lang w:eastAsia="zh-CN"/>
         </w:rPr>
       </w:pPr>
-      <w:bookmarkStart w:id="47" w:name="_Toc149837262"/>
-      <w:bookmarkStart w:id="48" w:name="_Toc15619"/>
+      <w:bookmarkStart w:id="47" w:name="_Toc15619"/>
+      <w:bookmarkStart w:id="48" w:name="_Toc149837262"/>
       <w:r>
         <w:rPr>
           <w:rFonts w:hint="eastAsia"/>
@@ -13305,6 +13316,12 @@
             <w:insideH w:val="dotted" w:color="033F86" w:sz="4" w:space="0"/>
             <w:insideV w:val="dotted" w:color="033F86" w:sz="4" w:space="0"/>
           </w:tblBorders>
+          <w:tblCellMar>
+            <w:top w:w="0" w:type="dxa"/>
+            <w:left w:w="108" w:type="dxa"/>
+            <w:bottom w:w="0" w:type="dxa"/>
+            <w:right w:w="108" w:type="dxa"/>
+          </w:tblCellMar>
         </w:tblPrEx>
         <w:trPr>
           <w:jc w:val="center"/>
@@ -16312,9 +16329,9 @@
           </w14:shadow>
         </w:rPr>
       </w:pPr>
-      <w:bookmarkStart w:id="49" w:name="_Toc180"/>
-      <w:bookmarkStart w:id="50" w:name="_Toc13883"/>
-      <w:bookmarkStart w:id="51" w:name="_Toc149837263"/>
+      <w:bookmarkStart w:id="49" w:name="_Toc13883"/>
+      <w:bookmarkStart w:id="50" w:name="_Toc149837263"/>
+      <w:bookmarkStart w:id="51" w:name="_Toc180"/>
       <w:r>
         <w:rPr>
           <w:color w:val="62B541"/>
@@ -24606,12 +24623,6 @@
             <w:insideH w:val="dotted" w:color="45A3A7" w:sz="4" w:space="0"/>
             <w:insideV w:val="dotted" w:color="45A3A7" w:sz="4" w:space="0"/>
           </w:tblBorders>
-          <w:tblCellMar>
-            <w:top w:w="0" w:type="dxa"/>
-            <w:left w:w="108" w:type="dxa"/>
-            <w:bottom w:w="0" w:type="dxa"/>
-            <w:right w:w="108" w:type="dxa"/>
-          </w:tblCellMar>
         </w:tblPrEx>
         <w:trPr>
           <w:trHeight w:val="420" w:hRule="atLeast"/>
@@ -25338,13 +25349,13 @@
         <w:t>{% endif %}</w:t>
       </w:r>
       <w:bookmarkEnd w:id="46"/>
-      <w:bookmarkStart w:id="54" w:name="_Toc2409"/>
-      <w:bookmarkStart w:id="55" w:name="_Toc16594"/>
-      <w:bookmarkStart w:id="56" w:name="_Toc28240"/>
-      <w:bookmarkStart w:id="57" w:name="_Toc12505"/>
+      <w:bookmarkStart w:id="54" w:name="_Toc28240"/>
+      <w:bookmarkStart w:id="55" w:name="_Toc12505"/>
+      <w:bookmarkStart w:id="56" w:name="_Toc2409"/>
+      <w:bookmarkStart w:id="57" w:name="_Toc16594"/>
       <w:bookmarkStart w:id="58" w:name="_Toc13196_WPSOffice_Level1"/>
-      <w:bookmarkStart w:id="59" w:name="_Toc21764_WPSOffice_Level1"/>
-      <w:bookmarkStart w:id="60" w:name="_Toc1707_WPSOffice_Level1"/>
+      <w:bookmarkStart w:id="59" w:name="_Toc1707_WPSOffice_Level1"/>
+      <w:bookmarkStart w:id="60" w:name="_Toc21764_WPSOffice_Level1"/>
       <w:bookmarkStart w:id="61" w:name="_Toc27302"/>
       <w:r>
         <w:rPr>
@@ -25372,10 +25383,10 @@
         </w:rPr>
       </w:pPr>
       <w:bookmarkStart w:id="62" w:name="_Toc26649"/>
-      <w:bookmarkStart w:id="63" w:name="_Toc149837267"/>
-      <w:bookmarkStart w:id="64" w:name="_Toc3803"/>
-      <w:bookmarkStart w:id="65" w:name="_Toc21764_WPSOffice_Level2"/>
-      <w:bookmarkStart w:id="66" w:name="_Toc16347"/>
+      <w:bookmarkStart w:id="63" w:name="_Toc21764_WPSOffice_Level2"/>
+      <w:bookmarkStart w:id="64" w:name="_Toc16347"/>
+      <w:bookmarkStart w:id="65" w:name="_Toc149837267"/>
+      <w:bookmarkStart w:id="66" w:name="_Toc3803"/>
       <w:bookmarkStart w:id="67" w:name="_Toc1707_WPSOffice_Level2"/>
       <w:bookmarkStart w:id="68" w:name="_Toc14132"/>
       <w:r>
@@ -25446,12 +25457,6 @@
             <w:insideH w:val="none" w:color="auto" w:sz="0" w:space="0"/>
             <w:insideV w:val="none" w:color="auto" w:sz="0" w:space="0"/>
           </w:tblBorders>
-          <w:tblCellMar>
-            <w:top w:w="0" w:type="dxa"/>
-            <w:left w:w="108" w:type="dxa"/>
-            <w:bottom w:w="0" w:type="dxa"/>
-            <w:right w:w="108" w:type="dxa"/>
-          </w:tblCellMar>
         </w:tblPrEx>
         <w:trPr>
           <w:trHeight w:val="321" w:hRule="atLeast"/>
@@ -27485,8 +27490,8 @@
           </w14:shadow>
         </w:rPr>
       </w:pPr>
-      <w:bookmarkStart w:id="71" w:name="_Toc22709"/>
-      <w:bookmarkStart w:id="72" w:name="_Toc149837268"/>
+      <w:bookmarkStart w:id="71" w:name="_Toc149837268"/>
+      <w:bookmarkStart w:id="72" w:name="_Toc22709"/>
       <w:r>
         <w:rPr>
           <w:rStyle w:val="37"/>
@@ -27519,12 +27524,12 @@
           <w:lang w:eastAsia="zh-CN"/>
         </w:rPr>
       </w:pPr>
-      <w:bookmarkStart w:id="73" w:name="_Toc24085_WPSOffice_Level1"/>
+      <w:bookmarkStart w:id="73" w:name="_Toc3674"/>
       <w:bookmarkStart w:id="74" w:name="_Toc10035"/>
-      <w:bookmarkStart w:id="75" w:name="_Toc3674"/>
+      <w:bookmarkStart w:id="75" w:name="_Toc24085_WPSOffice_Level1"/>
       <w:bookmarkStart w:id="76" w:name="_Toc14255_WPSOffice_Level1"/>
-      <w:bookmarkStart w:id="77" w:name="_Toc149837269"/>
-      <w:bookmarkStart w:id="78" w:name="_Toc15840_WPSOffice_Level1"/>
+      <w:bookmarkStart w:id="77" w:name="_Toc15840_WPSOffice_Level1"/>
+      <w:bookmarkStart w:id="78" w:name="_Toc149837269"/>
       <w:r>
         <w:rPr>
           <w:rFonts w:hint="eastAsia"/>
@@ -30660,14 +30665,14 @@
       </w:pPr>
       <w:bookmarkStart w:id="81" w:name="_Toc17762"/>
       <w:bookmarkStart w:id="82" w:name="_Toc16593"/>
-      <w:bookmarkStart w:id="83" w:name="_Toc15114"/>
-      <w:bookmarkStart w:id="84" w:name="_Toc3409"/>
-      <w:bookmarkStart w:id="85" w:name="_Toc20924"/>
-      <w:bookmarkStart w:id="86" w:name="_Toc31185"/>
+      <w:bookmarkStart w:id="83" w:name="_Toc3409"/>
+      <w:bookmarkStart w:id="84" w:name="_Toc15114"/>
+      <w:bookmarkStart w:id="85" w:name="_Toc31185"/>
+      <w:bookmarkStart w:id="86" w:name="_Toc26985_WPSOffice_Level1"/>
       <w:bookmarkStart w:id="87" w:name="_Toc20170_WPSOffice_Level1"/>
       <w:bookmarkStart w:id="88" w:name="_Toc28454_WPSOffice_Level1"/>
-      <w:bookmarkStart w:id="89" w:name="_Toc27693"/>
-      <w:bookmarkStart w:id="90" w:name="_Toc26985_WPSOffice_Level1"/>
+      <w:bookmarkStart w:id="89" w:name="_Toc20924"/>
+      <w:bookmarkStart w:id="90" w:name="_Toc27693"/>
       <w:r>
         <w:rPr>
           <w:rFonts w:hint="eastAsia"/>
@@ -30680,100 +30685,203 @@
       <w:bookmarkEnd w:id="81"/>
     </w:p>
     <w:bookmarkEnd w:id="82"/>
+    <w:p>
+      <w:pPr>
+        <w:spacing w:line="259" w:lineRule="exact"/>
+        <w:ind w:left="3328" w:right="3328"/>
+        <w:jc w:val="center"/>
+        <w:rPr>
+          <w:rFonts w:hint="default" w:ascii="Times New Roman" w:hAnsi="Times New Roman" w:eastAsia="微软雅黑" w:cs="Times New Roman"/>
+          <w:sz w:val="18"/>
+          <w:szCs w:val="18"/>
+          <w:lang w:eastAsia="zh-CN"/>
+        </w:rPr>
+      </w:pPr>
+      <w:bookmarkStart w:id="91" w:name="_Toc17111_WPSOffice_Level2"/>
+      <w:bookmarkStart w:id="92" w:name="_Toc6931_WPSOffice_Level2"/>
+      <w:bookmarkStart w:id="93" w:name="_Toc3488_WPSOffice_Level2"/>
+      <w:bookmarkStart w:id="94" w:name="_Toc11193_WPSOffice_Level2"/>
+      <w:bookmarkStart w:id="95" w:name="_Toc31515_WPSOffice_Level2"/>
+      <w:bookmarkStart w:id="96" w:name="_Toc19280_WPSOffice_Level2"/>
+      <w:bookmarkStart w:id="97" w:name="_Toc6304_WPSOffice_Level2"/>
+      <w:r>
+        <w:rPr>
+          <w:rFonts w:hint="default" w:ascii="Times New Roman" w:hAnsi="Times New Roman" w:eastAsia="微软雅黑" w:cs="Times New Roman"/>
+          <w:sz w:val="18"/>
+          <w:szCs w:val="18"/>
+          <w:lang w:eastAsia="zh-CN"/>
+        </w:rPr>
+        <w:t>{%</w:t>
+      </w:r>
+      <w:r>
+        <w:rPr>
+          <w:rFonts w:hint="eastAsia" w:ascii="Times New Roman" w:hAnsi="Times New Roman" w:eastAsia="微软雅黑" w:cs="Times New Roman"/>
+          <w:sz w:val="18"/>
+          <w:szCs w:val="18"/>
+          <w:lang w:val="en-US" w:eastAsia="zh-CN"/>
+        </w:rPr>
+        <w:t xml:space="preserve"> for gene_table in</w:t>
+      </w:r>
+      <w:r>
+        <w:rPr>
+          <w:rFonts w:hint="default" w:ascii="Times New Roman" w:hAnsi="Times New Roman" w:eastAsia="微软雅黑" w:cs="Times New Roman"/>
+          <w:sz w:val="18"/>
+          <w:szCs w:val="18"/>
+          <w:lang w:eastAsia="zh-CN"/>
+        </w:rPr>
+        <w:t xml:space="preserve"> gene</w:t>
+      </w:r>
+      <w:r>
+        <w:rPr>
+          <w:rFonts w:hint="eastAsia" w:ascii="Times New Roman" w:hAnsi="Times New Roman" w:eastAsia="微软雅黑" w:cs="Times New Roman"/>
+          <w:sz w:val="18"/>
+          <w:szCs w:val="18"/>
+          <w:lang w:val="en-US" w:eastAsia="zh-CN"/>
+        </w:rPr>
+        <w:t>.conf_genes</w:t>
+      </w:r>
+      <w:r>
+        <w:rPr>
+          <w:rFonts w:hint="default" w:ascii="Times New Roman" w:hAnsi="Times New Roman" w:eastAsia="微软雅黑" w:cs="Times New Roman"/>
+          <w:sz w:val="18"/>
+          <w:szCs w:val="18"/>
+          <w:lang w:eastAsia="zh-CN"/>
+        </w:rPr>
+        <w:t>.</w:t>
+      </w:r>
+      <w:r>
+        <w:rPr>
+          <w:rFonts w:hint="eastAsia" w:ascii="Times New Roman" w:hAnsi="Times New Roman" w:eastAsia="微软雅黑" w:cs="Times New Roman"/>
+          <w:sz w:val="18"/>
+          <w:szCs w:val="18"/>
+          <w:lang w:val="en-US" w:eastAsia="zh-CN"/>
+        </w:rPr>
+        <w:t>gene_tables</w:t>
+      </w:r>
+      <w:r>
+        <w:rPr>
+          <w:rFonts w:hint="default" w:ascii="Times New Roman" w:hAnsi="Times New Roman" w:eastAsia="微软雅黑" w:cs="Times New Roman"/>
+          <w:sz w:val="18"/>
+          <w:szCs w:val="18"/>
+          <w:lang w:eastAsia="zh-CN"/>
+        </w:rPr>
+        <w:t>%}</w:t>
+      </w:r>
+      <w:bookmarkEnd w:id="91"/>
+      <w:bookmarkEnd w:id="92"/>
+      <w:bookmarkEnd w:id="93"/>
+      <w:bookmarkEnd w:id="94"/>
+      <w:bookmarkEnd w:id="95"/>
+      <w:bookmarkEnd w:id="96"/>
+      <w:bookmarkEnd w:id="97"/>
+    </w:p>
+    <w:p>
+      <w:pPr>
+        <w:spacing w:line="259" w:lineRule="exact"/>
+        <w:ind w:left="3328" w:right="3328"/>
+        <w:jc w:val="center"/>
+        <w:rPr>
+          <w:rFonts w:hint="eastAsia" w:ascii="微软雅黑" w:hAnsi="微软雅黑" w:eastAsia="微软雅黑" w:cs="微软雅黑"/>
+          <w:b/>
+          <w:bCs/>
+          <w:sz w:val="21"/>
+          <w:szCs w:val="21"/>
+          <w:lang w:val="en-US" w:eastAsia="zh-CN"/>
+        </w:rPr>
+      </w:pPr>
+      <w:r>
+        <w:rPr>
+          <w:rFonts w:hint="eastAsia" w:ascii="微软雅黑" w:hAnsi="微软雅黑" w:eastAsia="微软雅黑" w:cs="微软雅黑"/>
+          <w:b/>
+          <w:bCs/>
+          <w:sz w:val="21"/>
+          <w:szCs w:val="21"/>
+          <w:lang w:val="en-US" w:eastAsia="zh-CN"/>
+        </w:rPr>
+        <w:t>{{gene_table.title}}</w:t>
+      </w:r>
+    </w:p>
     <w:tbl>
       <w:tblPr>
-        <w:tblStyle w:val="15"/>
-        <w:tblW w:w="0" w:type="auto"/>
-        <w:tblInd w:w="0" w:type="dxa"/>
+        <w:tblStyle w:val="21"/>
+        <w:tblW w:w="9864" w:type="dxa"/>
+        <w:jc w:val="center"/>
         <w:tblBorders>
-          <w:top w:val="single" w:color="auto" w:sz="4" w:space="0"/>
-          <w:left w:val="single" w:color="auto" w:sz="4" w:space="0"/>
-          <w:bottom w:val="single" w:color="auto" w:sz="4" w:space="0"/>
-          <w:right w:val="single" w:color="auto" w:sz="4" w:space="0"/>
-          <w:insideH w:val="single" w:color="auto" w:sz="4" w:space="0"/>
-          <w:insideV w:val="single" w:color="auto" w:sz="4" w:space="0"/>
+          <w:top w:val="single" w:color="A4A4A4" w:sz="4" w:space="0"/>
+          <w:left w:val="none" w:color="auto" w:sz="0" w:space="0"/>
+          <w:bottom w:val="single" w:color="A4A4A4" w:sz="4" w:space="0"/>
+          <w:right w:val="none" w:color="auto" w:sz="0" w:space="0"/>
+          <w:insideH w:val="single" w:color="A4A4A4" w:sz="4" w:space="0"/>
+          <w:insideV w:val="single" w:color="A4A4A4" w:sz="4" w:space="0"/>
         </w:tblBorders>
-        <w:tblLayout w:type="autofit"/>
+        <w:tblLayout w:type="fixed"/>
         <w:tblCellMar>
           <w:top w:w="0" w:type="dxa"/>
-          <w:left w:w="108" w:type="dxa"/>
+          <w:left w:w="0" w:type="dxa"/>
           <w:bottom w:w="0" w:type="dxa"/>
-          <w:right w:w="108" w:type="dxa"/>
+          <w:right w:w="0" w:type="dxa"/>
         </w:tblCellMar>
       </w:tblPr>
       <w:tblGrid>
-        <w:gridCol w:w="1681"/>
-        <w:gridCol w:w="1681"/>
-        <w:gridCol w:w="1681"/>
-        <w:gridCol w:w="1681"/>
-        <w:gridCol w:w="1681"/>
-        <w:gridCol w:w="1681"/>
+        <w:gridCol w:w="3288"/>
+        <w:gridCol w:w="3288"/>
+        <w:gridCol w:w="3288"/>
       </w:tblGrid>
       <w:tr>
         <w:tblPrEx>
           <w:tblBorders>
-            <w:top w:val="single" w:color="auto" w:sz="4" w:space="0"/>
-            <w:left w:val="single" w:color="auto" w:sz="4" w:space="0"/>
-            <w:bottom w:val="single" w:color="auto" w:sz="4" w:space="0"/>
-            <w:right w:val="single" w:color="auto" w:sz="4" w:space="0"/>
-            <w:insideH w:val="single" w:color="auto" w:sz="4" w:space="0"/>
-            <w:insideV w:val="single" w:color="auto" w:sz="4" w:space="0"/>
+            <w:top w:val="single" w:color="A4A4A4" w:sz="4" w:space="0"/>
+            <w:left w:val="none" w:color="auto" w:sz="0" w:space="0"/>
+            <w:bottom w:val="single" w:color="A4A4A4" w:sz="4" w:space="0"/>
+            <w:right w:val="none" w:color="auto" w:sz="0" w:space="0"/>
+            <w:insideH w:val="single" w:color="A4A4A4" w:sz="4" w:space="0"/>
+            <w:insideV w:val="single" w:color="A4A4A4" w:sz="4" w:space="0"/>
           </w:tblBorders>
           <w:tblCellMar>
             <w:top w:w="0" w:type="dxa"/>
-            <w:left w:w="108" w:type="dxa"/>
+            <w:left w:w="0" w:type="dxa"/>
             <w:bottom w:w="0" w:type="dxa"/>
-            <w:right w:w="108" w:type="dxa"/>
+            <w:right w:w="0" w:type="dxa"/>
           </w:tblCellMar>
         </w:tblPrEx>
         <w:trPr>
-          <w:trHeight w:val="1356" w:hRule="atLeast"/>
+          <w:trHeight w:val="227" w:hRule="atLeast"/>
+          <w:jc w:val="center"/>
         </w:trPr>
         <w:tc>
           <w:tcPr>
-            <w:tcW w:w="10086" w:type="dxa"/>
-            <w:gridSpan w:val="6"/>
+            <w:tcW w:w="9864" w:type="dxa"/>
+            <w:gridSpan w:val="3"/>
+            <w:tcBorders>
+              <w:top w:val="single" w:color="A1A1A1" w:sz="4" w:space="0"/>
+              <w:bottom w:val="single" w:color="A1A1A1" w:sz="4" w:space="0"/>
+            </w:tcBorders>
             <w:vAlign w:val="center"/>
           </w:tcPr>
           <w:p>
             <w:pPr>
+              <w:widowControl/>
               <w:jc w:val="center"/>
               <w:textAlignment w:val="center"/>
               <w:rPr>
-                <w:rFonts w:ascii="Times New Roman" w:hAnsi="Times New Roman" w:cs="Times New Roman"/>
+                <w:rFonts w:hint="default" w:ascii="Times New Roman" w:hAnsi="Times New Roman" w:eastAsia="微软雅黑" w:cs="Times New Roman"/>
                 <w:i/>
                 <w:iCs/>
                 <w:sz w:val="18"/>
                 <w:szCs w:val="18"/>
-                <w:lang w:eastAsia="zh-CN"/>
-              </w:rPr>
-            </w:pPr>
-            <w:r>
-              <w:rPr>
-                <w:rFonts w:hint="eastAsia" w:ascii="Times New Roman" w:hAnsi="Times New Roman" w:eastAsia="微软雅黑" w:cs="Times New Roman"/>
-                <w:sz w:val="18"/>
-                <w:szCs w:val="18"/>
-                <w:lang w:eastAsia="zh-CN"/>
-              </w:rPr>
-              <w:t xml:space="preserve">{%tr for Gene in </w:t>
-            </w:r>
-            <w:r>
-              <w:rPr>
-                <w:rFonts w:hint="eastAsia" w:ascii="Times New Roman" w:hAnsi="Times New Roman" w:eastAsia="微软雅黑" w:cs="Times New Roman"/>
-                <w:sz w:val="18"/>
-                <w:szCs w:val="18"/>
                 <w:lang w:val="en-US" w:eastAsia="zh-CN"/>
               </w:rPr>
-              <w:t>gene.genes</w:t>
-            </w:r>
-            <w:r>
-              <w:rPr>
-                <w:rFonts w:hint="eastAsia" w:ascii="Times New Roman" w:hAnsi="Times New Roman" w:eastAsia="微软雅黑" w:cs="Times New Roman"/>
-                <w:sz w:val="18"/>
-                <w:szCs w:val="18"/>
-                <w:lang w:eastAsia="zh-CN"/>
-              </w:rPr>
-              <w:t xml:space="preserve"> | red(6,18,True) %}</w:t>
+            </w:pPr>
+            <w:r>
+              <w:rPr>
+                <w:rFonts w:hint="eastAsia" w:ascii="Times New Roman" w:hAnsi="Times New Roman" w:eastAsia="微软雅黑" w:cs="Times New Roman"/>
+                <w:i/>
+                <w:iCs/>
+                <w:sz w:val="18"/>
+                <w:szCs w:val="18"/>
+                <w:lang w:val="en-US" w:eastAsia="zh-CN"/>
+              </w:rPr>
+              <w:t>{%tr for genes in gene_table.genes%}</w:t>
             </w:r>
           </w:p>
         </w:tc>
@@ -30781,23 +30889,30 @@
       <w:tr>
         <w:tblPrEx>
           <w:tblBorders>
-            <w:top w:val="single" w:color="auto" w:sz="4" w:space="0"/>
-            <w:left w:val="single" w:color="auto" w:sz="4" w:space="0"/>
-            <w:bottom w:val="single" w:color="auto" w:sz="4" w:space="0"/>
-            <w:right w:val="single" w:color="auto" w:sz="4" w:space="0"/>
-            <w:insideH w:val="single" w:color="auto" w:sz="4" w:space="0"/>
-            <w:insideV w:val="single" w:color="auto" w:sz="4" w:space="0"/>
+            <w:top w:val="single" w:color="A4A4A4" w:sz="4" w:space="0"/>
+            <w:left w:val="none" w:color="auto" w:sz="0" w:space="0"/>
+            <w:bottom w:val="single" w:color="A4A4A4" w:sz="4" w:space="0"/>
+            <w:right w:val="none" w:color="auto" w:sz="0" w:space="0"/>
+            <w:insideH w:val="single" w:color="A4A4A4" w:sz="4" w:space="0"/>
+            <w:insideV w:val="single" w:color="A4A4A4" w:sz="4" w:space="0"/>
           </w:tblBorders>
           <w:tblCellMar>
             <w:top w:w="0" w:type="dxa"/>
-            <w:left w:w="108" w:type="dxa"/>
+            <w:left w:w="0" w:type="dxa"/>
             <w:bottom w:w="0" w:type="dxa"/>
-            <w:right w:w="108" w:type="dxa"/>
+            <w:right w:w="0" w:type="dxa"/>
           </w:tblCellMar>
         </w:tblPrEx>
+        <w:trPr>
+          <w:trHeight w:val="90" w:hRule="atLeast"/>
+          <w:jc w:val="center"/>
+        </w:trPr>
         <w:tc>
           <w:tcPr>
-            <w:tcW w:w="1681" w:type="dxa"/>
+            <w:tcW w:w="3288" w:type="dxa"/>
+            <w:tcBorders>
+              <w:top w:val="single" w:color="A1A1A1" w:sz="4" w:space="0"/>
+            </w:tcBorders>
             <w:vAlign w:val="center"/>
           </w:tcPr>
           <w:p>
@@ -30806,32 +30921,32 @@
               <w:jc w:val="center"/>
               <w:textAlignment w:val="center"/>
               <w:rPr>
-                <w:rFonts w:ascii="Times New Roman" w:hAnsi="Times New Roman" w:cs="Times New Roman"/>
+                <w:rFonts w:hint="default" w:ascii="Times New Roman" w:hAnsi="Times New Roman" w:eastAsia="微软雅黑" w:cs="Times New Roman"/>
                 <w:i/>
                 <w:iCs/>
-                <w:color w:val="000000"/>
-                <w:sz w:val="18"/>
-                <w:szCs w:val="18"/>
-                <w:lang w:eastAsia="zh-CN" w:bidi="ar"/>
-              </w:rPr>
-            </w:pPr>
-            <w:r>
-              <w:rPr>
-                <w:rFonts w:hint="eastAsia" w:ascii="Times New Roman" w:hAnsi="Times New Roman" w:cs="Times New Roman"/>
+                <w:sz w:val="18"/>
+                <w:szCs w:val="18"/>
+              </w:rPr>
+            </w:pPr>
+            <w:r>
+              <w:rPr>
+                <w:rFonts w:hint="eastAsia" w:ascii="Times New Roman" w:hAnsi="Times New Roman" w:eastAsia="微软雅黑" w:cs="Times New Roman"/>
                 <w:i/>
                 <w:iCs/>
-                <w:color w:val="000000"/>
-                <w:sz w:val="18"/>
-                <w:szCs w:val="18"/>
-                <w:lang w:eastAsia="zh-CN" w:bidi="ar"/>
-              </w:rPr>
-              <w:t>{{r Gene[0] }}</w:t>
+                <w:sz w:val="18"/>
+                <w:szCs w:val="18"/>
+                <w:lang w:val="en-US" w:eastAsia="zh-CN"/>
+              </w:rPr>
+              <w:t>{%tc for gene in genes%}</w:t>
             </w:r>
           </w:p>
         </w:tc>
         <w:tc>
           <w:tcPr>
-            <w:tcW w:w="1681" w:type="dxa"/>
+            <w:tcW w:w="3288" w:type="dxa"/>
+            <w:tcBorders>
+              <w:top w:val="single" w:color="A1A1A1" w:sz="4" w:space="0"/>
+            </w:tcBorders>
             <w:vAlign w:val="center"/>
           </w:tcPr>
           <w:p>
@@ -30840,32 +30955,33 @@
               <w:jc w:val="center"/>
               <w:textAlignment w:val="center"/>
               <w:rPr>
-                <w:rFonts w:ascii="Times New Roman" w:hAnsi="Times New Roman" w:cs="Times New Roman"/>
+                <w:rFonts w:hint="default" w:ascii="Times New Roman" w:hAnsi="Times New Roman" w:eastAsia="微软雅黑" w:cs="Times New Roman"/>
                 <w:i/>
                 <w:iCs/>
-                <w:color w:val="000000"/>
-                <w:sz w:val="18"/>
-                <w:szCs w:val="18"/>
-                <w:lang w:eastAsia="zh-CN" w:bidi="ar"/>
-              </w:rPr>
-            </w:pPr>
-            <w:r>
-              <w:rPr>
-                <w:rFonts w:hint="eastAsia" w:ascii="Times New Roman" w:hAnsi="Times New Roman" w:cs="Times New Roman"/>
+                <w:sz w:val="18"/>
+                <w:szCs w:val="18"/>
+                <w:lang w:val="en-US" w:eastAsia="zh-CN"/>
+              </w:rPr>
+            </w:pPr>
+            <w:r>
+              <w:rPr>
+                <w:rFonts w:hint="eastAsia" w:ascii="Times New Roman" w:hAnsi="Times New Roman" w:eastAsia="微软雅黑" w:cs="Times New Roman"/>
                 <w:i/>
                 <w:iCs/>
-                <w:color w:val="000000"/>
-                <w:sz w:val="18"/>
-                <w:szCs w:val="18"/>
-                <w:lang w:eastAsia="zh-CN" w:bidi="ar"/>
-              </w:rPr>
-              <w:t>{{r Gene[1] }}</w:t>
+                <w:sz w:val="18"/>
+                <w:szCs w:val="18"/>
+                <w:lang w:val="en-US" w:eastAsia="zh-CN"/>
+              </w:rPr>
+              <w:t>{{r gene}}</w:t>
             </w:r>
           </w:p>
         </w:tc>
         <w:tc>
           <w:tcPr>
-            <w:tcW w:w="1681" w:type="dxa"/>
+            <w:tcW w:w="3288" w:type="dxa"/>
+            <w:tcBorders>
+              <w:top w:val="single" w:color="A1A1A1" w:sz="4" w:space="0"/>
+            </w:tcBorders>
             <w:vAlign w:val="center"/>
           </w:tcPr>
           <w:p>
@@ -30874,128 +30990,24 @@
               <w:jc w:val="center"/>
               <w:textAlignment w:val="center"/>
               <w:rPr>
-                <w:rFonts w:ascii="Times New Roman" w:hAnsi="Times New Roman" w:cs="Times New Roman"/>
+                <w:rFonts w:hint="default" w:ascii="Times New Roman" w:hAnsi="Times New Roman" w:eastAsia="微软雅黑" w:cs="Times New Roman"/>
                 <w:i/>
                 <w:iCs/>
-                <w:color w:val="000000"/>
-                <w:sz w:val="18"/>
-                <w:szCs w:val="18"/>
-                <w:lang w:eastAsia="zh-CN" w:bidi="ar"/>
-              </w:rPr>
-            </w:pPr>
-            <w:r>
-              <w:rPr>
-                <w:rFonts w:hint="eastAsia" w:ascii="Times New Roman" w:hAnsi="Times New Roman" w:cs="Times New Roman"/>
+                <w:sz w:val="18"/>
+                <w:szCs w:val="18"/>
+                <w:lang w:val="en-US" w:eastAsia="zh-CN"/>
+              </w:rPr>
+            </w:pPr>
+            <w:r>
+              <w:rPr>
+                <w:rFonts w:hint="eastAsia" w:ascii="Times New Roman" w:hAnsi="Times New Roman" w:eastAsia="微软雅黑" w:cs="Times New Roman"/>
                 <w:i/>
                 <w:iCs/>
-                <w:color w:val="000000"/>
-                <w:sz w:val="18"/>
-                <w:szCs w:val="18"/>
-                <w:lang w:eastAsia="zh-CN" w:bidi="ar"/>
-              </w:rPr>
-              <w:t>{{r Gene[2] }}</w:t>
-            </w:r>
-          </w:p>
-        </w:tc>
-        <w:tc>
-          <w:tcPr>
-            <w:tcW w:w="1681" w:type="dxa"/>
-            <w:vAlign w:val="center"/>
-          </w:tcPr>
-          <w:p>
-            <w:pPr>
-              <w:widowControl/>
-              <w:jc w:val="center"/>
-              <w:textAlignment w:val="center"/>
-              <w:rPr>
-                <w:rFonts w:ascii="Times New Roman" w:hAnsi="Times New Roman" w:cs="Times New Roman"/>
-                <w:i/>
-                <w:iCs/>
-                <w:color w:val="000000"/>
-                <w:sz w:val="18"/>
-                <w:szCs w:val="18"/>
-                <w:lang w:eastAsia="zh-CN" w:bidi="ar"/>
-              </w:rPr>
-            </w:pPr>
-            <w:r>
-              <w:rPr>
-                <w:rFonts w:hint="eastAsia" w:ascii="Times New Roman" w:hAnsi="Times New Roman" w:cs="Times New Roman"/>
-                <w:i/>
-                <w:iCs/>
-                <w:color w:val="000000"/>
-                <w:sz w:val="18"/>
-                <w:szCs w:val="18"/>
-                <w:lang w:eastAsia="zh-CN" w:bidi="ar"/>
-              </w:rPr>
-              <w:t>{{r Gene[3] }}</w:t>
-            </w:r>
-          </w:p>
-        </w:tc>
-        <w:tc>
-          <w:tcPr>
-            <w:tcW w:w="1681" w:type="dxa"/>
-            <w:vAlign w:val="center"/>
-          </w:tcPr>
-          <w:p>
-            <w:pPr>
-              <w:widowControl/>
-              <w:jc w:val="center"/>
-              <w:textAlignment w:val="center"/>
-              <w:rPr>
-                <w:rFonts w:ascii="Times New Roman" w:hAnsi="Times New Roman" w:cs="Times New Roman"/>
-                <w:i/>
-                <w:iCs/>
-                <w:color w:val="000000"/>
-                <w:sz w:val="18"/>
-                <w:szCs w:val="18"/>
-                <w:lang w:eastAsia="zh-CN" w:bidi="ar"/>
-              </w:rPr>
-            </w:pPr>
-            <w:r>
-              <w:rPr>
-                <w:rFonts w:hint="eastAsia" w:ascii="Times New Roman" w:hAnsi="Times New Roman" w:cs="Times New Roman"/>
-                <w:i/>
-                <w:iCs/>
-                <w:color w:val="000000"/>
-                <w:sz w:val="18"/>
-                <w:szCs w:val="18"/>
-                <w:lang w:eastAsia="zh-CN" w:bidi="ar"/>
-              </w:rPr>
-              <w:t>{{r Gene[4] }}</w:t>
-            </w:r>
-          </w:p>
-        </w:tc>
-        <w:tc>
-          <w:tcPr>
-            <w:tcW w:w="1681" w:type="dxa"/>
-            <w:vAlign w:val="center"/>
-          </w:tcPr>
-          <w:p>
-            <w:pPr>
-              <w:widowControl/>
-              <w:jc w:val="center"/>
-              <w:textAlignment w:val="center"/>
-              <w:rPr>
-                <w:rFonts w:ascii="Times New Roman" w:hAnsi="Times New Roman" w:cs="Times New Roman"/>
-                <w:i/>
-                <w:iCs/>
-                <w:color w:val="000000"/>
-                <w:sz w:val="18"/>
-                <w:szCs w:val="18"/>
-                <w:lang w:eastAsia="zh-CN" w:bidi="ar"/>
-              </w:rPr>
-            </w:pPr>
-            <w:r>
-              <w:rPr>
-                <w:rFonts w:hint="eastAsia" w:ascii="Times New Roman" w:hAnsi="Times New Roman" w:cs="Times New Roman"/>
-                <w:i/>
-                <w:iCs/>
-                <w:color w:val="000000"/>
-                <w:sz w:val="18"/>
-                <w:szCs w:val="18"/>
-                <w:lang w:eastAsia="zh-CN" w:bidi="ar"/>
-              </w:rPr>
-              <w:t>{{r Gene[5] }}</w:t>
+                <w:sz w:val="18"/>
+                <w:szCs w:val="18"/>
+                <w:lang w:val="en-US" w:eastAsia="zh-CN"/>
+              </w:rPr>
+              <w:t>{%tc endfor %}</w:t>
             </w:r>
           </w:p>
         </w:tc>
@@ -31003,48 +31015,53 @@
       <w:tr>
         <w:tblPrEx>
           <w:tblBorders>
-            <w:top w:val="single" w:color="auto" w:sz="4" w:space="0"/>
-            <w:left w:val="single" w:color="auto" w:sz="4" w:space="0"/>
-            <w:bottom w:val="single" w:color="auto" w:sz="4" w:space="0"/>
-            <w:right w:val="single" w:color="auto" w:sz="4" w:space="0"/>
-            <w:insideH w:val="single" w:color="auto" w:sz="4" w:space="0"/>
-            <w:insideV w:val="single" w:color="auto" w:sz="4" w:space="0"/>
+            <w:top w:val="single" w:color="A4A4A4" w:sz="4" w:space="0"/>
+            <w:left w:val="none" w:color="auto" w:sz="0" w:space="0"/>
+            <w:bottom w:val="single" w:color="A4A4A4" w:sz="4" w:space="0"/>
+            <w:right w:val="none" w:color="auto" w:sz="0" w:space="0"/>
+            <w:insideH w:val="single" w:color="A4A4A4" w:sz="4" w:space="0"/>
+            <w:insideV w:val="single" w:color="A4A4A4" w:sz="4" w:space="0"/>
           </w:tblBorders>
           <w:tblCellMar>
             <w:top w:w="0" w:type="dxa"/>
-            <w:left w:w="108" w:type="dxa"/>
+            <w:left w:w="0" w:type="dxa"/>
             <w:bottom w:w="0" w:type="dxa"/>
-            <w:right w:w="108" w:type="dxa"/>
+            <w:right w:w="0" w:type="dxa"/>
           </w:tblCellMar>
         </w:tblPrEx>
+        <w:trPr>
+          <w:trHeight w:val="227" w:hRule="atLeast"/>
+          <w:jc w:val="center"/>
+        </w:trPr>
         <w:tc>
           <w:tcPr>
-            <w:tcW w:w="10086" w:type="dxa"/>
-            <w:gridSpan w:val="6"/>
+            <w:tcW w:w="9864" w:type="dxa"/>
+            <w:gridSpan w:val="3"/>
             <w:vAlign w:val="center"/>
           </w:tcPr>
           <w:p>
             <w:pPr>
               <w:widowControl/>
               <w:jc w:val="center"/>
-              <w:textAlignment w:val="center"/>
-              <w:rPr>
-                <w:rFonts w:ascii="Times New Roman" w:hAnsi="Times New Roman" w:cs="Times New Roman"/>
+              <w:rPr>
+                <w:rFonts w:hint="default" w:ascii="Times New Roman" w:hAnsi="Times New Roman" w:eastAsia="微软雅黑" w:cs="Times New Roman"/>
                 <w:i/>
                 <w:iCs/>
                 <w:sz w:val="18"/>
                 <w:szCs w:val="18"/>
-                <w:lang w:eastAsia="zh-CN"/>
-              </w:rPr>
-            </w:pPr>
-            <w:r>
-              <w:rPr>
-                <w:rFonts w:hint="eastAsia" w:ascii="Times New Roman" w:hAnsi="Times New Roman" w:eastAsia="微软雅黑" w:cs="Times New Roman"/>
-                <w:sz w:val="18"/>
-                <w:szCs w:val="18"/>
-                <w:lang w:eastAsia="zh-CN"/>
-              </w:rPr>
-              <w:t>{%tr endfor%}</w:t>
+                <w:lang w:val="en-US" w:eastAsia="zh-CN"/>
+              </w:rPr>
+            </w:pPr>
+            <w:r>
+              <w:rPr>
+                <w:rFonts w:hint="eastAsia" w:ascii="Times New Roman" w:hAnsi="Times New Roman" w:eastAsia="微软雅黑" w:cs="Times New Roman"/>
+                <w:i/>
+                <w:iCs/>
+                <w:sz w:val="18"/>
+                <w:szCs w:val="18"/>
+                <w:lang w:val="en-US" w:eastAsia="zh-CN"/>
+              </w:rPr>
+              <w:t>{%tr endfor %}</w:t>
             </w:r>
           </w:p>
         </w:tc>
@@ -31057,6 +31074,19 @@
           <w:lang w:eastAsia="zh-CN"/>
         </w:rPr>
       </w:pPr>
+      <w:r>
+        <w:rPr>
+          <w:rFonts w:hint="eastAsia" w:ascii="Times New Roman" w:hAnsi="Times New Roman" w:eastAsia="微软雅黑" w:cs="Times New Roman"/>
+          <w:b/>
+          <w:bCs/>
+          <w:sz w:val="18"/>
+          <w:szCs w:val="18"/>
+          <w:lang w:val="en-US" w:eastAsia="zh-CN"/>
+        </w:rPr>
+        <w:t>{% endfor %}</w:t>
+      </w:r>
+      <w:bookmarkStart w:id="109" w:name="_GoBack"/>
+      <w:bookmarkEnd w:id="109"/>
       <w:r>
         <w:rPr>
           <w:rFonts w:ascii="Times New Roman" w:hAnsi="Times New Roman" w:eastAsia="微软雅黑" w:cs="Times New Roman"/>
@@ -31100,7 +31130,7 @@
           <w:lang w:eastAsia="zh-CN"/>
         </w:rPr>
       </w:pPr>
-      <w:bookmarkStart w:id="91" w:name="_Toc10563"/>
+      <w:bookmarkStart w:id="98" w:name="_Toc10563"/>
       <w:r>
         <w:rPr>
           <w:rFonts w:hint="eastAsia"/>
@@ -31112,7 +31142,7 @@
       </w:r>
       <w:bookmarkEnd w:id="83"/>
       <w:bookmarkEnd w:id="84"/>
-      <w:bookmarkEnd w:id="91"/>
+      <w:bookmarkEnd w:id="98"/>
     </w:p>
     <w:p>
       <w:pPr>
@@ -31702,8 +31732,6 @@
         </w:rPr>
         <w:t>.肿瘤发展或治疗过程中可能出现获得性基因变异，从而使癌症的突变谱发生变化，同时肿瘤也可能存在肿瘤间和肿瘤内的异质性。{% endif %}</w:t>
       </w:r>
-      <w:bookmarkStart w:id="102" w:name="_GoBack"/>
-      <w:bookmarkEnd w:id="102"/>
     </w:p>
     <w:p>
       <w:pPr>
@@ -31745,16 +31773,16 @@
           <w:sz w:val="30"/>
         </w:rPr>
       </w:pPr>
-      <w:bookmarkStart w:id="92" w:name="_Toc27809"/>
-      <w:bookmarkStart w:id="93" w:name="_Toc14179"/>
-      <w:bookmarkStart w:id="94" w:name="_Toc4503"/>
-      <w:bookmarkStart w:id="95" w:name="_Toc11901"/>
-      <w:bookmarkStart w:id="96" w:name="_Toc14611_WPSOffice_Level1"/>
-      <w:bookmarkStart w:id="97" w:name="_Toc17792_WPSOffice_Level2"/>
-      <w:bookmarkStart w:id="98" w:name="_Toc22162_WPSOffice_Level1"/>
-      <w:bookmarkStart w:id="99" w:name="_Toc19584_WPSOffice_Level1"/>
-      <w:bookmarkStart w:id="100" w:name="_Toc22623"/>
-      <w:bookmarkStart w:id="101" w:name="_Toc13275"/>
+      <w:bookmarkStart w:id="99" w:name="_Toc4503"/>
+      <w:bookmarkStart w:id="100" w:name="_Toc11901"/>
+      <w:bookmarkStart w:id="101" w:name="_Toc27809"/>
+      <w:bookmarkStart w:id="102" w:name="_Toc14179"/>
+      <w:bookmarkStart w:id="103" w:name="_Toc14611_WPSOffice_Level1"/>
+      <w:bookmarkStart w:id="104" w:name="_Toc17792_WPSOffice_Level2"/>
+      <w:bookmarkStart w:id="105" w:name="_Toc22162_WPSOffice_Level1"/>
+      <w:bookmarkStart w:id="106" w:name="_Toc19584_WPSOffice_Level1"/>
+      <w:bookmarkStart w:id="107" w:name="_Toc22623"/>
+      <w:bookmarkStart w:id="108" w:name="_Toc13275"/>
       <w:r>
         <w:rPr>
           <w:color w:val="auto"/>
@@ -31762,17 +31790,17 @@
         </w:rPr>
         <w:t>参考文献</w:t>
       </w:r>
-      <w:bookmarkEnd w:id="92"/>
-      <w:bookmarkEnd w:id="93"/>
-      <w:bookmarkEnd w:id="94"/>
-      <w:bookmarkEnd w:id="95"/>
+      <w:bookmarkEnd w:id="99"/>
+      <w:bookmarkEnd w:id="100"/>
+      <w:bookmarkEnd w:id="101"/>
+      <w:bookmarkEnd w:id="102"/>
     </w:p>
-    <w:bookmarkEnd w:id="96"/>
-    <w:bookmarkEnd w:id="97"/>
-    <w:bookmarkEnd w:id="98"/>
-    <w:bookmarkEnd w:id="99"/>
-    <w:bookmarkEnd w:id="100"/>
-    <w:bookmarkEnd w:id="101"/>
+    <w:bookmarkEnd w:id="103"/>
+    <w:bookmarkEnd w:id="104"/>
+    <w:bookmarkEnd w:id="105"/>
+    <w:bookmarkEnd w:id="106"/>
+    <w:bookmarkEnd w:id="107"/>
+    <w:bookmarkEnd w:id="108"/>
     <w:p/>
     <w:p>
       <w:pPr>

--- a/WebContent/docx/结直肠癌76基因报告-重庆分子.docx
+++ b/WebContent/docx/结直肠癌76基因报告-重庆分子.docx
@@ -3143,14 +3143,14 @@
           <w:docGrid w:linePitch="299" w:charSpace="0"/>
         </w:sectPr>
       </w:pPr>
-      <w:bookmarkStart w:id="0" w:name="_Toc21009_WPSOffice_Level1"/>
-      <w:bookmarkStart w:id="1" w:name="_Toc27500"/>
-      <w:bookmarkStart w:id="2" w:name="_Toc24178_WPSOffice_Level1"/>
-      <w:bookmarkStart w:id="3" w:name="_Toc30143_WPSOffice_Level1"/>
-      <w:bookmarkStart w:id="4" w:name="_Toc13806"/>
-      <w:bookmarkStart w:id="5" w:name="_Toc32054"/>
-      <w:bookmarkStart w:id="6" w:name="_Toc21669"/>
-      <w:bookmarkStart w:id="7" w:name="_Toc24397"/>
+      <w:bookmarkStart w:id="0" w:name="_Toc13806"/>
+      <w:bookmarkStart w:id="1" w:name="_Toc30143_WPSOffice_Level1"/>
+      <w:bookmarkStart w:id="2" w:name="_Toc32054"/>
+      <w:bookmarkStart w:id="3" w:name="_Toc21669"/>
+      <w:bookmarkStart w:id="4" w:name="_Toc21009_WPSOffice_Level1"/>
+      <w:bookmarkStart w:id="5" w:name="_Toc24178_WPSOffice_Level1"/>
+      <w:bookmarkStart w:id="6" w:name="_Toc24397"/>
+      <w:bookmarkStart w:id="7" w:name="_Toc27500"/>
     </w:p>
     <w:p>
       <w:pPr>
@@ -3389,6 +3389,7 @@
             <w:insideH w:val="single" w:color="BEBEBE" w:themeColor="background1" w:themeShade="BF" w:sz="4" w:space="0"/>
             <w:insideV w:val="single" w:color="BEBEBE" w:themeColor="background1" w:themeShade="BF" w:sz="4" w:space="0"/>
           </w:tblBorders>
+          <w:shd w:val="clear" w:color="auto" w:fill="FFFFFF" w:themeFill="background1"/>
           <w:tblCellMar>
             <w:top w:w="0" w:type="dxa"/>
             <w:left w:w="108" w:type="dxa"/>
@@ -3904,12 +3905,12 @@
           </w14:shadow>
         </w:rPr>
       </w:pPr>
-      <w:bookmarkStart w:id="9" w:name="_Toc18062_WPSOffice_Level1"/>
-      <w:bookmarkStart w:id="10" w:name="_Toc19594"/>
-      <w:bookmarkStart w:id="11" w:name="_Toc11465"/>
-      <w:bookmarkStart w:id="12" w:name="_Toc10518"/>
-      <w:bookmarkStart w:id="13" w:name="_Toc17451"/>
-      <w:bookmarkStart w:id="14" w:name="_Toc7021_WPSOffice_Level1"/>
+      <w:bookmarkStart w:id="9" w:name="_Toc7021_WPSOffice_Level1"/>
+      <w:bookmarkStart w:id="10" w:name="_Toc18062_WPSOffice_Level1"/>
+      <w:bookmarkStart w:id="11" w:name="_Toc19594"/>
+      <w:bookmarkStart w:id="12" w:name="_Toc11465"/>
+      <w:bookmarkStart w:id="13" w:name="_Toc10518"/>
+      <w:bookmarkStart w:id="14" w:name="_Toc17451"/>
       <w:bookmarkStart w:id="15" w:name="_Toc11015_WPSOffice_Level1"/>
       <w:bookmarkStart w:id="16" w:name="_Toc10879"/>
       <w:bookmarkStart w:id="17" w:name="_Toc3823"/>
@@ -4319,8 +4320,8 @@
         </w:rPr>
       </w:pPr>
       <w:bookmarkStart w:id="19" w:name="_Toc16576"/>
-      <w:bookmarkStart w:id="20" w:name="_Toc4824"/>
-      <w:bookmarkStart w:id="21" w:name="_Toc149837253"/>
+      <w:bookmarkStart w:id="20" w:name="_Toc149837253"/>
+      <w:bookmarkStart w:id="21" w:name="_Toc4824"/>
       <w:r>
         <w:rPr>
           <w:rStyle w:val="37"/>
@@ -4433,12 +4434,6 @@
             <w:insideH w:val="single" w:color="A4A4A4" w:sz="4" w:space="0"/>
             <w:insideV w:val="single" w:color="A4A4A4" w:sz="4" w:space="0"/>
           </w:tblBorders>
-          <w:tblCellMar>
-            <w:top w:w="0" w:type="dxa"/>
-            <w:left w:w="0" w:type="dxa"/>
-            <w:bottom w:w="0" w:type="dxa"/>
-            <w:right w:w="0" w:type="dxa"/>
-          </w:tblCellMar>
         </w:tblPrEx>
         <w:trPr>
           <w:trHeight w:val="488" w:hRule="atLeast"/>
@@ -4554,12 +4549,6 @@
             <w:insideH w:val="single" w:color="A4A4A4" w:sz="4" w:space="0"/>
             <w:insideV w:val="single" w:color="A4A4A4" w:sz="4" w:space="0"/>
           </w:tblBorders>
-          <w:tblCellMar>
-            <w:top w:w="0" w:type="dxa"/>
-            <w:left w:w="0" w:type="dxa"/>
-            <w:bottom w:w="0" w:type="dxa"/>
-            <w:right w:w="0" w:type="dxa"/>
-          </w:tblCellMar>
         </w:tblPrEx>
         <w:trPr>
           <w:trHeight w:val="454" w:hRule="atLeast"/>
@@ -5483,15 +5472,15 @@
         </w:rPr>
       </w:pPr>
       <w:bookmarkStart w:id="24" w:name="_Toc21059"/>
-      <w:bookmarkStart w:id="25" w:name="_Toc27826"/>
-      <w:bookmarkStart w:id="26" w:name="_Toc149837255"/>
+      <w:bookmarkStart w:id="25" w:name="_Toc149837255"/>
+      <w:bookmarkStart w:id="26" w:name="_Toc27826"/>
       <w:bookmarkStart w:id="27" w:name="_Toc12381"/>
-      <w:bookmarkStart w:id="28" w:name="_Toc19184"/>
-      <w:bookmarkStart w:id="29" w:name="_Toc19898_WPSOffice_Level1"/>
+      <w:bookmarkStart w:id="28" w:name="_Toc20136_WPSOffice_Level1"/>
+      <w:bookmarkStart w:id="29" w:name="_Toc14062"/>
       <w:bookmarkStart w:id="30" w:name="_Toc2781"/>
-      <w:bookmarkStart w:id="31" w:name="_Toc14062"/>
-      <w:bookmarkStart w:id="32" w:name="_Toc22132"/>
-      <w:bookmarkStart w:id="33" w:name="_Toc20136_WPSOffice_Level1"/>
+      <w:bookmarkStart w:id="31" w:name="_Toc19184"/>
+      <w:bookmarkStart w:id="32" w:name="_Toc19898_WPSOffice_Level1"/>
+      <w:bookmarkStart w:id="33" w:name="_Toc22132"/>
       <w:r>
         <w:rPr>
           <w:rFonts w:hint="eastAsia"/>
@@ -7734,13 +7723,13 @@
           <w:lang w:eastAsia="zh-CN"/>
         </w:rPr>
       </w:pPr>
-      <w:bookmarkStart w:id="35" w:name="_Toc32646"/>
-      <w:bookmarkStart w:id="36" w:name="_Toc23375"/>
-      <w:bookmarkStart w:id="37" w:name="_Toc9088"/>
-      <w:bookmarkStart w:id="38" w:name="_Toc24979"/>
-      <w:bookmarkStart w:id="39" w:name="_Toc18062_WPSOffice_Level2"/>
-      <w:bookmarkStart w:id="40" w:name="_Toc30265"/>
-      <w:bookmarkStart w:id="41" w:name="_Toc11015_WPSOffice_Level2"/>
+      <w:bookmarkStart w:id="35" w:name="_Toc18062_WPSOffice_Level2"/>
+      <w:bookmarkStart w:id="36" w:name="_Toc30265"/>
+      <w:bookmarkStart w:id="37" w:name="_Toc24979"/>
+      <w:bookmarkStart w:id="38" w:name="_Toc23375"/>
+      <w:bookmarkStart w:id="39" w:name="_Toc9088"/>
+      <w:bookmarkStart w:id="40" w:name="_Toc11015_WPSOffice_Level2"/>
+      <w:bookmarkStart w:id="41" w:name="_Toc32646"/>
       <w:bookmarkStart w:id="42" w:name="_Toc15248"/>
       <w:bookmarkStart w:id="43" w:name="_Toc22976"/>
       <w:r>
@@ -12647,8 +12636,8 @@
           <w:lang w:eastAsia="zh-CN"/>
         </w:rPr>
       </w:pPr>
-      <w:bookmarkStart w:id="44" w:name="_Toc149837260"/>
-      <w:bookmarkStart w:id="45" w:name="_Toc28746"/>
+      <w:bookmarkStart w:id="44" w:name="_Toc28746"/>
+      <w:bookmarkStart w:id="45" w:name="_Toc149837260"/>
       <w:r>
         <w:rPr>
           <w:rFonts w:hint="eastAsia"/>
@@ -13241,8 +13230,8 @@
           <w:lang w:eastAsia="zh-CN"/>
         </w:rPr>
       </w:pPr>
-      <w:bookmarkStart w:id="47" w:name="_Toc15619"/>
-      <w:bookmarkStart w:id="48" w:name="_Toc149837262"/>
+      <w:bookmarkStart w:id="47" w:name="_Toc149837262"/>
+      <w:bookmarkStart w:id="48" w:name="_Toc15619"/>
       <w:r>
         <w:rPr>
           <w:rFonts w:hint="eastAsia"/>
@@ -13316,12 +13305,6 @@
             <w:insideH w:val="dotted" w:color="033F86" w:sz="4" w:space="0"/>
             <w:insideV w:val="dotted" w:color="033F86" w:sz="4" w:space="0"/>
           </w:tblBorders>
-          <w:tblCellMar>
-            <w:top w:w="0" w:type="dxa"/>
-            <w:left w:w="108" w:type="dxa"/>
-            <w:bottom w:w="0" w:type="dxa"/>
-            <w:right w:w="108" w:type="dxa"/>
-          </w:tblCellMar>
         </w:tblPrEx>
         <w:trPr>
           <w:jc w:val="center"/>
@@ -16329,9 +16312,9 @@
           </w14:shadow>
         </w:rPr>
       </w:pPr>
-      <w:bookmarkStart w:id="49" w:name="_Toc13883"/>
-      <w:bookmarkStart w:id="50" w:name="_Toc149837263"/>
-      <w:bookmarkStart w:id="51" w:name="_Toc180"/>
+      <w:bookmarkStart w:id="49" w:name="_Toc180"/>
+      <w:bookmarkStart w:id="50" w:name="_Toc13883"/>
+      <w:bookmarkStart w:id="51" w:name="_Toc149837263"/>
       <w:r>
         <w:rPr>
           <w:color w:val="62B541"/>
@@ -24623,6 +24606,12 @@
             <w:insideH w:val="dotted" w:color="45A3A7" w:sz="4" w:space="0"/>
             <w:insideV w:val="dotted" w:color="45A3A7" w:sz="4" w:space="0"/>
           </w:tblBorders>
+          <w:tblCellMar>
+            <w:top w:w="0" w:type="dxa"/>
+            <w:left w:w="108" w:type="dxa"/>
+            <w:bottom w:w="0" w:type="dxa"/>
+            <w:right w:w="108" w:type="dxa"/>
+          </w:tblCellMar>
         </w:tblPrEx>
         <w:trPr>
           <w:trHeight w:val="420" w:hRule="atLeast"/>
@@ -25349,13 +25338,13 @@
         <w:t>{% endif %}</w:t>
       </w:r>
       <w:bookmarkEnd w:id="46"/>
-      <w:bookmarkStart w:id="54" w:name="_Toc28240"/>
-      <w:bookmarkStart w:id="55" w:name="_Toc12505"/>
-      <w:bookmarkStart w:id="56" w:name="_Toc2409"/>
-      <w:bookmarkStart w:id="57" w:name="_Toc16594"/>
+      <w:bookmarkStart w:id="54" w:name="_Toc2409"/>
+      <w:bookmarkStart w:id="55" w:name="_Toc16594"/>
+      <w:bookmarkStart w:id="56" w:name="_Toc28240"/>
+      <w:bookmarkStart w:id="57" w:name="_Toc12505"/>
       <w:bookmarkStart w:id="58" w:name="_Toc13196_WPSOffice_Level1"/>
-      <w:bookmarkStart w:id="59" w:name="_Toc1707_WPSOffice_Level1"/>
-      <w:bookmarkStart w:id="60" w:name="_Toc21764_WPSOffice_Level1"/>
+      <w:bookmarkStart w:id="59" w:name="_Toc21764_WPSOffice_Level1"/>
+      <w:bookmarkStart w:id="60" w:name="_Toc1707_WPSOffice_Level1"/>
       <w:bookmarkStart w:id="61" w:name="_Toc27302"/>
       <w:r>
         <w:rPr>
@@ -25383,10 +25372,10 @@
         </w:rPr>
       </w:pPr>
       <w:bookmarkStart w:id="62" w:name="_Toc26649"/>
-      <w:bookmarkStart w:id="63" w:name="_Toc21764_WPSOffice_Level2"/>
-      <w:bookmarkStart w:id="64" w:name="_Toc16347"/>
-      <w:bookmarkStart w:id="65" w:name="_Toc149837267"/>
-      <w:bookmarkStart w:id="66" w:name="_Toc3803"/>
+      <w:bookmarkStart w:id="63" w:name="_Toc149837267"/>
+      <w:bookmarkStart w:id="64" w:name="_Toc3803"/>
+      <w:bookmarkStart w:id="65" w:name="_Toc21764_WPSOffice_Level2"/>
+      <w:bookmarkStart w:id="66" w:name="_Toc16347"/>
       <w:bookmarkStart w:id="67" w:name="_Toc1707_WPSOffice_Level2"/>
       <w:bookmarkStart w:id="68" w:name="_Toc14132"/>
       <w:r>
@@ -25457,6 +25446,12 @@
             <w:insideH w:val="none" w:color="auto" w:sz="0" w:space="0"/>
             <w:insideV w:val="none" w:color="auto" w:sz="0" w:space="0"/>
           </w:tblBorders>
+          <w:tblCellMar>
+            <w:top w:w="0" w:type="dxa"/>
+            <w:left w:w="108" w:type="dxa"/>
+            <w:bottom w:w="0" w:type="dxa"/>
+            <w:right w:w="108" w:type="dxa"/>
+          </w:tblCellMar>
         </w:tblPrEx>
         <w:trPr>
           <w:trHeight w:val="321" w:hRule="atLeast"/>
@@ -27490,8 +27485,8 @@
           </w14:shadow>
         </w:rPr>
       </w:pPr>
-      <w:bookmarkStart w:id="71" w:name="_Toc149837268"/>
-      <w:bookmarkStart w:id="72" w:name="_Toc22709"/>
+      <w:bookmarkStart w:id="71" w:name="_Toc22709"/>
+      <w:bookmarkStart w:id="72" w:name="_Toc149837268"/>
       <w:r>
         <w:rPr>
           <w:rStyle w:val="37"/>
@@ -27524,12 +27519,12 @@
           <w:lang w:eastAsia="zh-CN"/>
         </w:rPr>
       </w:pPr>
-      <w:bookmarkStart w:id="73" w:name="_Toc3674"/>
+      <w:bookmarkStart w:id="73" w:name="_Toc24085_WPSOffice_Level1"/>
       <w:bookmarkStart w:id="74" w:name="_Toc10035"/>
-      <w:bookmarkStart w:id="75" w:name="_Toc24085_WPSOffice_Level1"/>
+      <w:bookmarkStart w:id="75" w:name="_Toc3674"/>
       <w:bookmarkStart w:id="76" w:name="_Toc14255_WPSOffice_Level1"/>
-      <w:bookmarkStart w:id="77" w:name="_Toc15840_WPSOffice_Level1"/>
-      <w:bookmarkStart w:id="78" w:name="_Toc149837269"/>
+      <w:bookmarkStart w:id="77" w:name="_Toc149837269"/>
+      <w:bookmarkStart w:id="78" w:name="_Toc15840_WPSOffice_Level1"/>
       <w:r>
         <w:rPr>
           <w:rFonts w:hint="eastAsia"/>
@@ -30665,14 +30660,14 @@
       </w:pPr>
       <w:bookmarkStart w:id="81" w:name="_Toc17762"/>
       <w:bookmarkStart w:id="82" w:name="_Toc16593"/>
-      <w:bookmarkStart w:id="83" w:name="_Toc3409"/>
-      <w:bookmarkStart w:id="84" w:name="_Toc15114"/>
-      <w:bookmarkStart w:id="85" w:name="_Toc31185"/>
-      <w:bookmarkStart w:id="86" w:name="_Toc26985_WPSOffice_Level1"/>
+      <w:bookmarkStart w:id="83" w:name="_Toc15114"/>
+      <w:bookmarkStart w:id="84" w:name="_Toc3409"/>
+      <w:bookmarkStart w:id="85" w:name="_Toc20924"/>
+      <w:bookmarkStart w:id="86" w:name="_Toc31185"/>
       <w:bookmarkStart w:id="87" w:name="_Toc20170_WPSOffice_Level1"/>
       <w:bookmarkStart w:id="88" w:name="_Toc28454_WPSOffice_Level1"/>
-      <w:bookmarkStart w:id="89" w:name="_Toc20924"/>
-      <w:bookmarkStart w:id="90" w:name="_Toc27693"/>
+      <w:bookmarkStart w:id="89" w:name="_Toc27693"/>
+      <w:bookmarkStart w:id="90" w:name="_Toc26985_WPSOffice_Level1"/>
       <w:r>
         <w:rPr>
           <w:rFonts w:hint="eastAsia"/>
@@ -30685,203 +30680,100 @@
       <w:bookmarkEnd w:id="81"/>
     </w:p>
     <w:bookmarkEnd w:id="82"/>
-    <w:p>
-      <w:pPr>
-        <w:spacing w:line="259" w:lineRule="exact"/>
-        <w:ind w:left="3328" w:right="3328"/>
-        <w:jc w:val="center"/>
-        <w:rPr>
-          <w:rFonts w:hint="default" w:ascii="Times New Roman" w:hAnsi="Times New Roman" w:eastAsia="微软雅黑" w:cs="Times New Roman"/>
-          <w:sz w:val="18"/>
-          <w:szCs w:val="18"/>
-          <w:lang w:eastAsia="zh-CN"/>
-        </w:rPr>
-      </w:pPr>
-      <w:bookmarkStart w:id="91" w:name="_Toc17111_WPSOffice_Level2"/>
-      <w:bookmarkStart w:id="92" w:name="_Toc6931_WPSOffice_Level2"/>
-      <w:bookmarkStart w:id="93" w:name="_Toc3488_WPSOffice_Level2"/>
-      <w:bookmarkStart w:id="94" w:name="_Toc11193_WPSOffice_Level2"/>
-      <w:bookmarkStart w:id="95" w:name="_Toc31515_WPSOffice_Level2"/>
-      <w:bookmarkStart w:id="96" w:name="_Toc19280_WPSOffice_Level2"/>
-      <w:bookmarkStart w:id="97" w:name="_Toc6304_WPSOffice_Level2"/>
-      <w:r>
-        <w:rPr>
-          <w:rFonts w:hint="default" w:ascii="Times New Roman" w:hAnsi="Times New Roman" w:eastAsia="微软雅黑" w:cs="Times New Roman"/>
-          <w:sz w:val="18"/>
-          <w:szCs w:val="18"/>
-          <w:lang w:eastAsia="zh-CN"/>
-        </w:rPr>
-        <w:t>{%</w:t>
-      </w:r>
-      <w:r>
-        <w:rPr>
-          <w:rFonts w:hint="eastAsia" w:ascii="Times New Roman" w:hAnsi="Times New Roman" w:eastAsia="微软雅黑" w:cs="Times New Roman"/>
-          <w:sz w:val="18"/>
-          <w:szCs w:val="18"/>
-          <w:lang w:val="en-US" w:eastAsia="zh-CN"/>
-        </w:rPr>
-        <w:t xml:space="preserve"> for gene_table in</w:t>
-      </w:r>
-      <w:r>
-        <w:rPr>
-          <w:rFonts w:hint="default" w:ascii="Times New Roman" w:hAnsi="Times New Roman" w:eastAsia="微软雅黑" w:cs="Times New Roman"/>
-          <w:sz w:val="18"/>
-          <w:szCs w:val="18"/>
-          <w:lang w:eastAsia="zh-CN"/>
-        </w:rPr>
-        <w:t xml:space="preserve"> gene</w:t>
-      </w:r>
-      <w:r>
-        <w:rPr>
-          <w:rFonts w:hint="eastAsia" w:ascii="Times New Roman" w:hAnsi="Times New Roman" w:eastAsia="微软雅黑" w:cs="Times New Roman"/>
-          <w:sz w:val="18"/>
-          <w:szCs w:val="18"/>
-          <w:lang w:val="en-US" w:eastAsia="zh-CN"/>
-        </w:rPr>
-        <w:t>.conf_genes</w:t>
-      </w:r>
-      <w:r>
-        <w:rPr>
-          <w:rFonts w:hint="default" w:ascii="Times New Roman" w:hAnsi="Times New Roman" w:eastAsia="微软雅黑" w:cs="Times New Roman"/>
-          <w:sz w:val="18"/>
-          <w:szCs w:val="18"/>
-          <w:lang w:eastAsia="zh-CN"/>
-        </w:rPr>
-        <w:t>.</w:t>
-      </w:r>
-      <w:r>
-        <w:rPr>
-          <w:rFonts w:hint="eastAsia" w:ascii="Times New Roman" w:hAnsi="Times New Roman" w:eastAsia="微软雅黑" w:cs="Times New Roman"/>
-          <w:sz w:val="18"/>
-          <w:szCs w:val="18"/>
-          <w:lang w:val="en-US" w:eastAsia="zh-CN"/>
-        </w:rPr>
-        <w:t>gene_tables</w:t>
-      </w:r>
-      <w:r>
-        <w:rPr>
-          <w:rFonts w:hint="default" w:ascii="Times New Roman" w:hAnsi="Times New Roman" w:eastAsia="微软雅黑" w:cs="Times New Roman"/>
-          <w:sz w:val="18"/>
-          <w:szCs w:val="18"/>
-          <w:lang w:eastAsia="zh-CN"/>
-        </w:rPr>
-        <w:t>%}</w:t>
-      </w:r>
-      <w:bookmarkEnd w:id="91"/>
-      <w:bookmarkEnd w:id="92"/>
-      <w:bookmarkEnd w:id="93"/>
-      <w:bookmarkEnd w:id="94"/>
-      <w:bookmarkEnd w:id="95"/>
-      <w:bookmarkEnd w:id="96"/>
-      <w:bookmarkEnd w:id="97"/>
-    </w:p>
-    <w:p>
-      <w:pPr>
-        <w:spacing w:line="259" w:lineRule="exact"/>
-        <w:ind w:left="3328" w:right="3328"/>
-        <w:jc w:val="center"/>
-        <w:rPr>
-          <w:rFonts w:hint="eastAsia" w:ascii="微软雅黑" w:hAnsi="微软雅黑" w:eastAsia="微软雅黑" w:cs="微软雅黑"/>
-          <w:b/>
-          <w:bCs/>
-          <w:sz w:val="21"/>
-          <w:szCs w:val="21"/>
-          <w:lang w:val="en-US" w:eastAsia="zh-CN"/>
-        </w:rPr>
-      </w:pPr>
-      <w:r>
-        <w:rPr>
-          <w:rFonts w:hint="eastAsia" w:ascii="微软雅黑" w:hAnsi="微软雅黑" w:eastAsia="微软雅黑" w:cs="微软雅黑"/>
-          <w:b/>
-          <w:bCs/>
-          <w:sz w:val="21"/>
-          <w:szCs w:val="21"/>
-          <w:lang w:val="en-US" w:eastAsia="zh-CN"/>
-        </w:rPr>
-        <w:t>{{gene_table.title}}</w:t>
-      </w:r>
-    </w:p>
     <w:tbl>
       <w:tblPr>
-        <w:tblStyle w:val="21"/>
-        <w:tblW w:w="9864" w:type="dxa"/>
-        <w:jc w:val="center"/>
+        <w:tblStyle w:val="15"/>
+        <w:tblW w:w="0" w:type="auto"/>
+        <w:tblInd w:w="0" w:type="dxa"/>
         <w:tblBorders>
-          <w:top w:val="single" w:color="A4A4A4" w:sz="4" w:space="0"/>
-          <w:left w:val="none" w:color="auto" w:sz="0" w:space="0"/>
-          <w:bottom w:val="single" w:color="A4A4A4" w:sz="4" w:space="0"/>
-          <w:right w:val="none" w:color="auto" w:sz="0" w:space="0"/>
-          <w:insideH w:val="single" w:color="A4A4A4" w:sz="4" w:space="0"/>
-          <w:insideV w:val="single" w:color="A4A4A4" w:sz="4" w:space="0"/>
+          <w:top w:val="single" w:color="auto" w:sz="4" w:space="0"/>
+          <w:left w:val="single" w:color="auto" w:sz="4" w:space="0"/>
+          <w:bottom w:val="single" w:color="auto" w:sz="4" w:space="0"/>
+          <w:right w:val="single" w:color="auto" w:sz="4" w:space="0"/>
+          <w:insideH w:val="single" w:color="auto" w:sz="4" w:space="0"/>
+          <w:insideV w:val="single" w:color="auto" w:sz="4" w:space="0"/>
         </w:tblBorders>
-        <w:tblLayout w:type="fixed"/>
+        <w:tblLayout w:type="autofit"/>
         <w:tblCellMar>
           <w:top w:w="0" w:type="dxa"/>
-          <w:left w:w="0" w:type="dxa"/>
+          <w:left w:w="108" w:type="dxa"/>
           <w:bottom w:w="0" w:type="dxa"/>
-          <w:right w:w="0" w:type="dxa"/>
+          <w:right w:w="108" w:type="dxa"/>
         </w:tblCellMar>
       </w:tblPr>
       <w:tblGrid>
-        <w:gridCol w:w="3288"/>
-        <w:gridCol w:w="3288"/>
-        <w:gridCol w:w="3288"/>
+        <w:gridCol w:w="1681"/>
+        <w:gridCol w:w="1681"/>
+        <w:gridCol w:w="1681"/>
+        <w:gridCol w:w="1681"/>
+        <w:gridCol w:w="1681"/>
+        <w:gridCol w:w="1681"/>
       </w:tblGrid>
       <w:tr>
         <w:tblPrEx>
           <w:tblBorders>
-            <w:top w:val="single" w:color="A4A4A4" w:sz="4" w:space="0"/>
-            <w:left w:val="none" w:color="auto" w:sz="0" w:space="0"/>
-            <w:bottom w:val="single" w:color="A4A4A4" w:sz="4" w:space="0"/>
-            <w:right w:val="none" w:color="auto" w:sz="0" w:space="0"/>
-            <w:insideH w:val="single" w:color="A4A4A4" w:sz="4" w:space="0"/>
-            <w:insideV w:val="single" w:color="A4A4A4" w:sz="4" w:space="0"/>
+            <w:top w:val="single" w:color="auto" w:sz="4" w:space="0"/>
+            <w:left w:val="single" w:color="auto" w:sz="4" w:space="0"/>
+            <w:bottom w:val="single" w:color="auto" w:sz="4" w:space="0"/>
+            <w:right w:val="single" w:color="auto" w:sz="4" w:space="0"/>
+            <w:insideH w:val="single" w:color="auto" w:sz="4" w:space="0"/>
+            <w:insideV w:val="single" w:color="auto" w:sz="4" w:space="0"/>
           </w:tblBorders>
           <w:tblCellMar>
             <w:top w:w="0" w:type="dxa"/>
-            <w:left w:w="0" w:type="dxa"/>
+            <w:left w:w="108" w:type="dxa"/>
             <w:bottom w:w="0" w:type="dxa"/>
-            <w:right w:w="0" w:type="dxa"/>
+            <w:right w:w="108" w:type="dxa"/>
           </w:tblCellMar>
         </w:tblPrEx>
         <w:trPr>
-          <w:trHeight w:val="227" w:hRule="atLeast"/>
-          <w:jc w:val="center"/>
+          <w:trHeight w:val="1356" w:hRule="atLeast"/>
         </w:trPr>
         <w:tc>
           <w:tcPr>
-            <w:tcW w:w="9864" w:type="dxa"/>
-            <w:gridSpan w:val="3"/>
-            <w:tcBorders>
-              <w:top w:val="single" w:color="A1A1A1" w:sz="4" w:space="0"/>
-              <w:bottom w:val="single" w:color="A1A1A1" w:sz="4" w:space="0"/>
-            </w:tcBorders>
+            <w:tcW w:w="10086" w:type="dxa"/>
+            <w:gridSpan w:val="6"/>
             <w:vAlign w:val="center"/>
           </w:tcPr>
           <w:p>
             <w:pPr>
-              <w:widowControl/>
               <w:jc w:val="center"/>
               <w:textAlignment w:val="center"/>
               <w:rPr>
-                <w:rFonts w:hint="default" w:ascii="Times New Roman" w:hAnsi="Times New Roman" w:eastAsia="微软雅黑" w:cs="Times New Roman"/>
+                <w:rFonts w:ascii="Times New Roman" w:hAnsi="Times New Roman" w:cs="Times New Roman"/>
                 <w:i/>
                 <w:iCs/>
                 <w:sz w:val="18"/>
                 <w:szCs w:val="18"/>
+                <w:lang w:eastAsia="zh-CN"/>
+              </w:rPr>
+            </w:pPr>
+            <w:r>
+              <w:rPr>
+                <w:rFonts w:hint="eastAsia" w:ascii="Times New Roman" w:hAnsi="Times New Roman" w:eastAsia="微软雅黑" w:cs="Times New Roman"/>
+                <w:sz w:val="18"/>
+                <w:szCs w:val="18"/>
+                <w:lang w:eastAsia="zh-CN"/>
+              </w:rPr>
+              <w:t xml:space="preserve">{%tr for Gene in </w:t>
+            </w:r>
+            <w:r>
+              <w:rPr>
+                <w:rFonts w:hint="eastAsia" w:ascii="Times New Roman" w:hAnsi="Times New Roman" w:eastAsia="微软雅黑" w:cs="Times New Roman"/>
+                <w:sz w:val="18"/>
+                <w:szCs w:val="18"/>
                 <w:lang w:val="en-US" w:eastAsia="zh-CN"/>
               </w:rPr>
-            </w:pPr>
-            <w:r>
-              <w:rPr>
-                <w:rFonts w:hint="eastAsia" w:ascii="Times New Roman" w:hAnsi="Times New Roman" w:eastAsia="微软雅黑" w:cs="Times New Roman"/>
-                <w:i/>
-                <w:iCs/>
-                <w:sz w:val="18"/>
-                <w:szCs w:val="18"/>
-                <w:lang w:val="en-US" w:eastAsia="zh-CN"/>
-              </w:rPr>
-              <w:t>{%tr for genes in gene_table.genes%}</w:t>
+              <w:t>gene.genes</w:t>
+            </w:r>
+            <w:r>
+              <w:rPr>
+                <w:rFonts w:hint="eastAsia" w:ascii="Times New Roman" w:hAnsi="Times New Roman" w:eastAsia="微软雅黑" w:cs="Times New Roman"/>
+                <w:sz w:val="18"/>
+                <w:szCs w:val="18"/>
+                <w:lang w:eastAsia="zh-CN"/>
+              </w:rPr>
+              <w:t xml:space="preserve"> | red(6,18,True) %}</w:t>
             </w:r>
           </w:p>
         </w:tc>
@@ -30889,30 +30781,23 @@
       <w:tr>
         <w:tblPrEx>
           <w:tblBorders>
-            <w:top w:val="single" w:color="A4A4A4" w:sz="4" w:space="0"/>
-            <w:left w:val="none" w:color="auto" w:sz="0" w:space="0"/>
-            <w:bottom w:val="single" w:color="A4A4A4" w:sz="4" w:space="0"/>
-            <w:right w:val="none" w:color="auto" w:sz="0" w:space="0"/>
-            <w:insideH w:val="single" w:color="A4A4A4" w:sz="4" w:space="0"/>
-            <w:insideV w:val="single" w:color="A4A4A4" w:sz="4" w:space="0"/>
+            <w:top w:val="single" w:color="auto" w:sz="4" w:space="0"/>
+            <w:left w:val="single" w:color="auto" w:sz="4" w:space="0"/>
+            <w:bottom w:val="single" w:color="auto" w:sz="4" w:space="0"/>
+            <w:right w:val="single" w:color="auto" w:sz="4" w:space="0"/>
+            <w:insideH w:val="single" w:color="auto" w:sz="4" w:space="0"/>
+            <w:insideV w:val="single" w:color="auto" w:sz="4" w:space="0"/>
           </w:tblBorders>
           <w:tblCellMar>
             <w:top w:w="0" w:type="dxa"/>
-            <w:left w:w="0" w:type="dxa"/>
+            <w:left w:w="108" w:type="dxa"/>
             <w:bottom w:w="0" w:type="dxa"/>
-            <w:right w:w="0" w:type="dxa"/>
+            <w:right w:w="108" w:type="dxa"/>
           </w:tblCellMar>
         </w:tblPrEx>
-        <w:trPr>
-          <w:trHeight w:val="90" w:hRule="atLeast"/>
-          <w:jc w:val="center"/>
-        </w:trPr>
         <w:tc>
           <w:tcPr>
-            <w:tcW w:w="3288" w:type="dxa"/>
-            <w:tcBorders>
-              <w:top w:val="single" w:color="A1A1A1" w:sz="4" w:space="0"/>
-            </w:tcBorders>
+            <w:tcW w:w="1681" w:type="dxa"/>
             <w:vAlign w:val="center"/>
           </w:tcPr>
           <w:p>
@@ -30921,32 +30806,32 @@
               <w:jc w:val="center"/>
               <w:textAlignment w:val="center"/>
               <w:rPr>
-                <w:rFonts w:hint="default" w:ascii="Times New Roman" w:hAnsi="Times New Roman" w:eastAsia="微软雅黑" w:cs="Times New Roman"/>
+                <w:rFonts w:ascii="Times New Roman" w:hAnsi="Times New Roman" w:cs="Times New Roman"/>
                 <w:i/>
                 <w:iCs/>
-                <w:sz w:val="18"/>
-                <w:szCs w:val="18"/>
-              </w:rPr>
-            </w:pPr>
-            <w:r>
-              <w:rPr>
-                <w:rFonts w:hint="eastAsia" w:ascii="Times New Roman" w:hAnsi="Times New Roman" w:eastAsia="微软雅黑" w:cs="Times New Roman"/>
+                <w:color w:val="000000"/>
+                <w:sz w:val="18"/>
+                <w:szCs w:val="18"/>
+                <w:lang w:eastAsia="zh-CN" w:bidi="ar"/>
+              </w:rPr>
+            </w:pPr>
+            <w:r>
+              <w:rPr>
+                <w:rFonts w:hint="eastAsia" w:ascii="Times New Roman" w:hAnsi="Times New Roman" w:cs="Times New Roman"/>
                 <w:i/>
                 <w:iCs/>
-                <w:sz w:val="18"/>
-                <w:szCs w:val="18"/>
-                <w:lang w:val="en-US" w:eastAsia="zh-CN"/>
-              </w:rPr>
-              <w:t>{%tc for gene in genes%}</w:t>
+                <w:color w:val="000000"/>
+                <w:sz w:val="18"/>
+                <w:szCs w:val="18"/>
+                <w:lang w:eastAsia="zh-CN" w:bidi="ar"/>
+              </w:rPr>
+              <w:t>{{r Gene[0] }}</w:t>
             </w:r>
           </w:p>
         </w:tc>
         <w:tc>
           <w:tcPr>
-            <w:tcW w:w="3288" w:type="dxa"/>
-            <w:tcBorders>
-              <w:top w:val="single" w:color="A1A1A1" w:sz="4" w:space="0"/>
-            </w:tcBorders>
+            <w:tcW w:w="1681" w:type="dxa"/>
             <w:vAlign w:val="center"/>
           </w:tcPr>
           <w:p>
@@ -30955,33 +30840,32 @@
               <w:jc w:val="center"/>
               <w:textAlignment w:val="center"/>
               <w:rPr>
-                <w:rFonts w:hint="default" w:ascii="Times New Roman" w:hAnsi="Times New Roman" w:eastAsia="微软雅黑" w:cs="Times New Roman"/>
+                <w:rFonts w:ascii="Times New Roman" w:hAnsi="Times New Roman" w:cs="Times New Roman"/>
                 <w:i/>
                 <w:iCs/>
-                <w:sz w:val="18"/>
-                <w:szCs w:val="18"/>
-                <w:lang w:val="en-US" w:eastAsia="zh-CN"/>
-              </w:rPr>
-            </w:pPr>
-            <w:r>
-              <w:rPr>
-                <w:rFonts w:hint="eastAsia" w:ascii="Times New Roman" w:hAnsi="Times New Roman" w:eastAsia="微软雅黑" w:cs="Times New Roman"/>
+                <w:color w:val="000000"/>
+                <w:sz w:val="18"/>
+                <w:szCs w:val="18"/>
+                <w:lang w:eastAsia="zh-CN" w:bidi="ar"/>
+              </w:rPr>
+            </w:pPr>
+            <w:r>
+              <w:rPr>
+                <w:rFonts w:hint="eastAsia" w:ascii="Times New Roman" w:hAnsi="Times New Roman" w:cs="Times New Roman"/>
                 <w:i/>
                 <w:iCs/>
-                <w:sz w:val="18"/>
-                <w:szCs w:val="18"/>
-                <w:lang w:val="en-US" w:eastAsia="zh-CN"/>
-              </w:rPr>
-              <w:t>{{r gene}}</w:t>
+                <w:color w:val="000000"/>
+                <w:sz w:val="18"/>
+                <w:szCs w:val="18"/>
+                <w:lang w:eastAsia="zh-CN" w:bidi="ar"/>
+              </w:rPr>
+              <w:t>{{r Gene[1] }}</w:t>
             </w:r>
           </w:p>
         </w:tc>
         <w:tc>
           <w:tcPr>
-            <w:tcW w:w="3288" w:type="dxa"/>
-            <w:tcBorders>
-              <w:top w:val="single" w:color="A1A1A1" w:sz="4" w:space="0"/>
-            </w:tcBorders>
+            <w:tcW w:w="1681" w:type="dxa"/>
             <w:vAlign w:val="center"/>
           </w:tcPr>
           <w:p>
@@ -30990,24 +30874,128 @@
               <w:jc w:val="center"/>
               <w:textAlignment w:val="center"/>
               <w:rPr>
-                <w:rFonts w:hint="default" w:ascii="Times New Roman" w:hAnsi="Times New Roman" w:eastAsia="微软雅黑" w:cs="Times New Roman"/>
+                <w:rFonts w:ascii="Times New Roman" w:hAnsi="Times New Roman" w:cs="Times New Roman"/>
                 <w:i/>
                 <w:iCs/>
-                <w:sz w:val="18"/>
-                <w:szCs w:val="18"/>
-                <w:lang w:val="en-US" w:eastAsia="zh-CN"/>
-              </w:rPr>
-            </w:pPr>
-            <w:r>
-              <w:rPr>
-                <w:rFonts w:hint="eastAsia" w:ascii="Times New Roman" w:hAnsi="Times New Roman" w:eastAsia="微软雅黑" w:cs="Times New Roman"/>
+                <w:color w:val="000000"/>
+                <w:sz w:val="18"/>
+                <w:szCs w:val="18"/>
+                <w:lang w:eastAsia="zh-CN" w:bidi="ar"/>
+              </w:rPr>
+            </w:pPr>
+            <w:r>
+              <w:rPr>
+                <w:rFonts w:hint="eastAsia" w:ascii="Times New Roman" w:hAnsi="Times New Roman" w:cs="Times New Roman"/>
                 <w:i/>
                 <w:iCs/>
-                <w:sz w:val="18"/>
-                <w:szCs w:val="18"/>
-                <w:lang w:val="en-US" w:eastAsia="zh-CN"/>
-              </w:rPr>
-              <w:t>{%tc endfor %}</w:t>
+                <w:color w:val="000000"/>
+                <w:sz w:val="18"/>
+                <w:szCs w:val="18"/>
+                <w:lang w:eastAsia="zh-CN" w:bidi="ar"/>
+              </w:rPr>
+              <w:t>{{r Gene[2] }}</w:t>
+            </w:r>
+          </w:p>
+        </w:tc>
+        <w:tc>
+          <w:tcPr>
+            <w:tcW w:w="1681" w:type="dxa"/>
+            <w:vAlign w:val="center"/>
+          </w:tcPr>
+          <w:p>
+            <w:pPr>
+              <w:widowControl/>
+              <w:jc w:val="center"/>
+              <w:textAlignment w:val="center"/>
+              <w:rPr>
+                <w:rFonts w:ascii="Times New Roman" w:hAnsi="Times New Roman" w:cs="Times New Roman"/>
+                <w:i/>
+                <w:iCs/>
+                <w:color w:val="000000"/>
+                <w:sz w:val="18"/>
+                <w:szCs w:val="18"/>
+                <w:lang w:eastAsia="zh-CN" w:bidi="ar"/>
+              </w:rPr>
+            </w:pPr>
+            <w:r>
+              <w:rPr>
+                <w:rFonts w:hint="eastAsia" w:ascii="Times New Roman" w:hAnsi="Times New Roman" w:cs="Times New Roman"/>
+                <w:i/>
+                <w:iCs/>
+                <w:color w:val="000000"/>
+                <w:sz w:val="18"/>
+                <w:szCs w:val="18"/>
+                <w:lang w:eastAsia="zh-CN" w:bidi="ar"/>
+              </w:rPr>
+              <w:t>{{r Gene[3] }}</w:t>
+            </w:r>
+          </w:p>
+        </w:tc>
+        <w:tc>
+          <w:tcPr>
+            <w:tcW w:w="1681" w:type="dxa"/>
+            <w:vAlign w:val="center"/>
+          </w:tcPr>
+          <w:p>
+            <w:pPr>
+              <w:widowControl/>
+              <w:jc w:val="center"/>
+              <w:textAlignment w:val="center"/>
+              <w:rPr>
+                <w:rFonts w:ascii="Times New Roman" w:hAnsi="Times New Roman" w:cs="Times New Roman"/>
+                <w:i/>
+                <w:iCs/>
+                <w:color w:val="000000"/>
+                <w:sz w:val="18"/>
+                <w:szCs w:val="18"/>
+                <w:lang w:eastAsia="zh-CN" w:bidi="ar"/>
+              </w:rPr>
+            </w:pPr>
+            <w:r>
+              <w:rPr>
+                <w:rFonts w:hint="eastAsia" w:ascii="Times New Roman" w:hAnsi="Times New Roman" w:cs="Times New Roman"/>
+                <w:i/>
+                <w:iCs/>
+                <w:color w:val="000000"/>
+                <w:sz w:val="18"/>
+                <w:szCs w:val="18"/>
+                <w:lang w:eastAsia="zh-CN" w:bidi="ar"/>
+              </w:rPr>
+              <w:t>{{r Gene[4] }}</w:t>
+            </w:r>
+          </w:p>
+        </w:tc>
+        <w:tc>
+          <w:tcPr>
+            <w:tcW w:w="1681" w:type="dxa"/>
+            <w:vAlign w:val="center"/>
+          </w:tcPr>
+          <w:p>
+            <w:pPr>
+              <w:widowControl/>
+              <w:jc w:val="center"/>
+              <w:textAlignment w:val="center"/>
+              <w:rPr>
+                <w:rFonts w:ascii="Times New Roman" w:hAnsi="Times New Roman" w:cs="Times New Roman"/>
+                <w:i/>
+                <w:iCs/>
+                <w:color w:val="000000"/>
+                <w:sz w:val="18"/>
+                <w:szCs w:val="18"/>
+                <w:lang w:eastAsia="zh-CN" w:bidi="ar"/>
+              </w:rPr>
+            </w:pPr>
+            <w:r>
+              <w:rPr>
+                <w:rFonts w:hint="eastAsia" w:ascii="Times New Roman" w:hAnsi="Times New Roman" w:cs="Times New Roman"/>
+                <w:i/>
+                <w:iCs/>
+                <w:color w:val="000000"/>
+                <w:sz w:val="18"/>
+                <w:szCs w:val="18"/>
+                <w:lang w:eastAsia="zh-CN" w:bidi="ar"/>
+              </w:rPr>
+              <w:t>{{r Gene[5] }}</w:t>
             </w:r>
           </w:p>
         </w:tc>
@@ -31015,53 +31003,48 @@
       <w:tr>
         <w:tblPrEx>
           <w:tblBorders>
-            <w:top w:val="single" w:color="A4A4A4" w:sz="4" w:space="0"/>
-            <w:left w:val="none" w:color="auto" w:sz="0" w:space="0"/>
-            <w:bottom w:val="single" w:color="A4A4A4" w:sz="4" w:space="0"/>
-            <w:right w:val="none" w:color="auto" w:sz="0" w:space="0"/>
-            <w:insideH w:val="single" w:color="A4A4A4" w:sz="4" w:space="0"/>
-            <w:insideV w:val="single" w:color="A4A4A4" w:sz="4" w:space="0"/>
+            <w:top w:val="single" w:color="auto" w:sz="4" w:space="0"/>
+            <w:left w:val="single" w:color="auto" w:sz="4" w:space="0"/>
+            <w:bottom w:val="single" w:color="auto" w:sz="4" w:space="0"/>
+            <w:right w:val="single" w:color="auto" w:sz="4" w:space="0"/>
+            <w:insideH w:val="single" w:color="auto" w:sz="4" w:space="0"/>
+            <w:insideV w:val="single" w:color="auto" w:sz="4" w:space="0"/>
           </w:tblBorders>
           <w:tblCellMar>
             <w:top w:w="0" w:type="dxa"/>
-            <w:left w:w="0" w:type="dxa"/>
+            <w:left w:w="108" w:type="dxa"/>
             <w:bottom w:w="0" w:type="dxa"/>
-            <w:right w:w="0" w:type="dxa"/>
+            <w:right w:w="108" w:type="dxa"/>
           </w:tblCellMar>
         </w:tblPrEx>
-        <w:trPr>
-          <w:trHeight w:val="227" w:hRule="atLeast"/>
-          <w:jc w:val="center"/>
-        </w:trPr>
         <w:tc>
           <w:tcPr>
-            <w:tcW w:w="9864" w:type="dxa"/>
-            <w:gridSpan w:val="3"/>
+            <w:tcW w:w="10086" w:type="dxa"/>
+            <w:gridSpan w:val="6"/>
             <w:vAlign w:val="center"/>
           </w:tcPr>
           <w:p>
             <w:pPr>
               <w:widowControl/>
               <w:jc w:val="center"/>
-              <w:rPr>
-                <w:rFonts w:hint="default" w:ascii="Times New Roman" w:hAnsi="Times New Roman" w:eastAsia="微软雅黑" w:cs="Times New Roman"/>
+              <w:textAlignment w:val="center"/>
+              <w:rPr>
+                <w:rFonts w:ascii="Times New Roman" w:hAnsi="Times New Roman" w:cs="Times New Roman"/>
                 <w:i/>
                 <w:iCs/>
                 <w:sz w:val="18"/>
                 <w:szCs w:val="18"/>
-                <w:lang w:val="en-US" w:eastAsia="zh-CN"/>
-              </w:rPr>
-            </w:pPr>
-            <w:r>
-              <w:rPr>
-                <w:rFonts w:hint="eastAsia" w:ascii="Times New Roman" w:hAnsi="Times New Roman" w:eastAsia="微软雅黑" w:cs="Times New Roman"/>
-                <w:i/>
-                <w:iCs/>
-                <w:sz w:val="18"/>
-                <w:szCs w:val="18"/>
-                <w:lang w:val="en-US" w:eastAsia="zh-CN"/>
-              </w:rPr>
-              <w:t>{%tr endfor %}</w:t>
+                <w:lang w:eastAsia="zh-CN"/>
+              </w:rPr>
+            </w:pPr>
+            <w:r>
+              <w:rPr>
+                <w:rFonts w:hint="eastAsia" w:ascii="Times New Roman" w:hAnsi="Times New Roman" w:eastAsia="微软雅黑" w:cs="Times New Roman"/>
+                <w:sz w:val="18"/>
+                <w:szCs w:val="18"/>
+                <w:lang w:eastAsia="zh-CN"/>
+              </w:rPr>
+              <w:t>{%tr endfor%}</w:t>
             </w:r>
           </w:p>
         </w:tc>
@@ -31074,19 +31057,6 @@
           <w:lang w:eastAsia="zh-CN"/>
         </w:rPr>
       </w:pPr>
-      <w:r>
-        <w:rPr>
-          <w:rFonts w:hint="eastAsia" w:ascii="Times New Roman" w:hAnsi="Times New Roman" w:eastAsia="微软雅黑" w:cs="Times New Roman"/>
-          <w:b/>
-          <w:bCs/>
-          <w:sz w:val="18"/>
-          <w:szCs w:val="18"/>
-          <w:lang w:val="en-US" w:eastAsia="zh-CN"/>
-        </w:rPr>
-        <w:t>{% endfor %}</w:t>
-      </w:r>
-      <w:bookmarkStart w:id="109" w:name="_GoBack"/>
-      <w:bookmarkEnd w:id="109"/>
       <w:r>
         <w:rPr>
           <w:rFonts w:ascii="Times New Roman" w:hAnsi="Times New Roman" w:eastAsia="微软雅黑" w:cs="Times New Roman"/>
@@ -31130,7 +31100,7 @@
           <w:lang w:eastAsia="zh-CN"/>
         </w:rPr>
       </w:pPr>
-      <w:bookmarkStart w:id="98" w:name="_Toc10563"/>
+      <w:bookmarkStart w:id="91" w:name="_Toc10563"/>
       <w:r>
         <w:rPr>
           <w:rFonts w:hint="eastAsia"/>
@@ -31142,7 +31112,7 @@
       </w:r>
       <w:bookmarkEnd w:id="83"/>
       <w:bookmarkEnd w:id="84"/>
-      <w:bookmarkEnd w:id="98"/>
+      <w:bookmarkEnd w:id="91"/>
     </w:p>
     <w:p>
       <w:pPr>
@@ -31732,6 +31702,8 @@
         </w:rPr>
         <w:t>.肿瘤发展或治疗过程中可能出现获得性基因变异，从而使癌症的突变谱发生变化，同时肿瘤也可能存在肿瘤间和肿瘤内的异质性。{% endif %}</w:t>
       </w:r>
+      <w:bookmarkStart w:id="102" w:name="_GoBack"/>
+      <w:bookmarkEnd w:id="102"/>
     </w:p>
     <w:p>
       <w:pPr>
@@ -31773,16 +31745,16 @@
           <w:sz w:val="30"/>
         </w:rPr>
       </w:pPr>
-      <w:bookmarkStart w:id="99" w:name="_Toc4503"/>
-      <w:bookmarkStart w:id="100" w:name="_Toc11901"/>
-      <w:bookmarkStart w:id="101" w:name="_Toc27809"/>
-      <w:bookmarkStart w:id="102" w:name="_Toc14179"/>
-      <w:bookmarkStart w:id="103" w:name="_Toc14611_WPSOffice_Level1"/>
-      <w:bookmarkStart w:id="104" w:name="_Toc17792_WPSOffice_Level2"/>
-      <w:bookmarkStart w:id="105" w:name="_Toc22162_WPSOffice_Level1"/>
-      <w:bookmarkStart w:id="106" w:name="_Toc19584_WPSOffice_Level1"/>
-      <w:bookmarkStart w:id="107" w:name="_Toc22623"/>
-      <w:bookmarkStart w:id="108" w:name="_Toc13275"/>
+      <w:bookmarkStart w:id="92" w:name="_Toc27809"/>
+      <w:bookmarkStart w:id="93" w:name="_Toc14179"/>
+      <w:bookmarkStart w:id="94" w:name="_Toc4503"/>
+      <w:bookmarkStart w:id="95" w:name="_Toc11901"/>
+      <w:bookmarkStart w:id="96" w:name="_Toc14611_WPSOffice_Level1"/>
+      <w:bookmarkStart w:id="97" w:name="_Toc17792_WPSOffice_Level2"/>
+      <w:bookmarkStart w:id="98" w:name="_Toc22162_WPSOffice_Level1"/>
+      <w:bookmarkStart w:id="99" w:name="_Toc19584_WPSOffice_Level1"/>
+      <w:bookmarkStart w:id="100" w:name="_Toc22623"/>
+      <w:bookmarkStart w:id="101" w:name="_Toc13275"/>
       <w:r>
         <w:rPr>
           <w:color w:val="auto"/>
@@ -31790,17 +31762,17 @@
         </w:rPr>
         <w:t>参考文献</w:t>
       </w:r>
-      <w:bookmarkEnd w:id="99"/>
-      <w:bookmarkEnd w:id="100"/>
-      <w:bookmarkEnd w:id="101"/>
-      <w:bookmarkEnd w:id="102"/>
+      <w:bookmarkEnd w:id="92"/>
+      <w:bookmarkEnd w:id="93"/>
+      <w:bookmarkEnd w:id="94"/>
+      <w:bookmarkEnd w:id="95"/>
     </w:p>
-    <w:bookmarkEnd w:id="103"/>
-    <w:bookmarkEnd w:id="104"/>
-    <w:bookmarkEnd w:id="105"/>
-    <w:bookmarkEnd w:id="106"/>
-    <w:bookmarkEnd w:id="107"/>
-    <w:bookmarkEnd w:id="108"/>
+    <w:bookmarkEnd w:id="96"/>
+    <w:bookmarkEnd w:id="97"/>
+    <w:bookmarkEnd w:id="98"/>
+    <w:bookmarkEnd w:id="99"/>
+    <w:bookmarkEnd w:id="100"/>
+    <w:bookmarkEnd w:id="101"/>
     <w:p/>
     <w:p>
       <w:pPr>

--- a/WebContent/docx/结直肠癌76基因报告-重庆分子.docx
+++ b/WebContent/docx/结直肠癌76基因报告-重庆分子.docx
@@ -3147,10 +3147,10 @@
       <w:bookmarkStart w:id="1" w:name="_Toc27500"/>
       <w:bookmarkStart w:id="2" w:name="_Toc24178_WPSOffice_Level1"/>
       <w:bookmarkStart w:id="3" w:name="_Toc30143_WPSOffice_Level1"/>
-      <w:bookmarkStart w:id="4" w:name="_Toc13806"/>
-      <w:bookmarkStart w:id="5" w:name="_Toc32054"/>
-      <w:bookmarkStart w:id="6" w:name="_Toc21669"/>
-      <w:bookmarkStart w:id="7" w:name="_Toc24397"/>
+      <w:bookmarkStart w:id="4" w:name="_Toc32054"/>
+      <w:bookmarkStart w:id="5" w:name="_Toc21669"/>
+      <w:bookmarkStart w:id="6" w:name="_Toc24397"/>
+      <w:bookmarkStart w:id="7" w:name="_Toc13806"/>
     </w:p>
     <w:p>
       <w:pPr>
@@ -3389,6 +3389,7 @@
             <w:insideH w:val="single" w:color="BEBEBE" w:themeColor="background1" w:themeShade="BF" w:sz="4" w:space="0"/>
             <w:insideV w:val="single" w:color="BEBEBE" w:themeColor="background1" w:themeShade="BF" w:sz="4" w:space="0"/>
           </w:tblBorders>
+          <w:shd w:val="clear" w:color="auto" w:fill="FFFFFF" w:themeFill="background1"/>
           <w:tblCellMar>
             <w:top w:w="0" w:type="dxa"/>
             <w:left w:w="108" w:type="dxa"/>
@@ -3527,41 +3528,10 @@
                 <w:sz w:val="21"/>
                 <w:lang w:eastAsia="zh-CN"/>
               </w:rPr>
-              <w:t xml:space="preserve">{% if summaryOfRresults.type == </w:t>
-            </w:r>
-            <w:r>
-              <w:rPr>
-                <w:rFonts w:ascii="Times New Roman" w:hAnsi="Times New Roman" w:eastAsia="微软雅黑" w:cs="黑体"/>
-                <w:sz w:val="21"/>
-                <w:lang w:eastAsia="zh-CN"/>
-              </w:rPr>
-              <w:t>“tissue”</w:t>
-            </w:r>
-            <w:r>
-              <w:rPr>
-                <w:rFonts w:hint="eastAsia" w:ascii="Times New Roman" w:hAnsi="Times New Roman" w:eastAsia="微软雅黑" w:cs="黑体"/>
-                <w:sz w:val="21"/>
-                <w:lang w:eastAsia="zh-CN"/>
-              </w:rPr>
-              <w:t xml:space="preserve"> %}石蜡样本{% else %}</w:t>
-            </w:r>
-            <w:r>
-              <w:rPr>
-                <w:rFonts w:hint="eastAsia" w:ascii="微软雅黑" w:hAnsi="微软雅黑" w:eastAsia="微软雅黑" w:cs="微软雅黑"/>
-                <w:sz w:val="21"/>
-                <w:szCs w:val="21"/>
-                <w:lang w:val="en-US" w:eastAsia="zh-CN" w:bidi="ar"/>
-              </w:rPr>
-              <w:t>血液</w:t>
-            </w:r>
-            <w:r>
-              <w:rPr>
-                <w:rFonts w:hint="eastAsia" w:ascii="Times New Roman" w:hAnsi="Times New Roman" w:eastAsia="微软雅黑" w:cs="黑体"/>
-                <w:sz w:val="21"/>
-                <w:lang w:eastAsia="zh-CN"/>
-              </w:rPr>
-              <w:t>{% endif %}</w:t>
-            </w:r>
+              <w:t>{% if type == "tissue" %}{%if "胸腹水" in specimentype %}胸腹水{% else %}石蜡样本{% endif %}{% elif type == "blood" %}{%if "胸腹水(上清)" in specimentype %}胸腹水(上清){% else %}血液{% endif %}{% endif %}</w:t>
+            </w:r>
+            <w:bookmarkStart w:id="109" w:name="_GoBack"/>
+            <w:bookmarkEnd w:id="109"/>
           </w:p>
         </w:tc>
       </w:tr>
@@ -3575,6 +3545,7 @@
             <w:insideH w:val="single" w:color="BEBEBE" w:themeColor="background1" w:themeShade="BF" w:sz="4" w:space="0"/>
             <w:insideV w:val="single" w:color="BEBEBE" w:themeColor="background1" w:themeShade="BF" w:sz="4" w:space="0"/>
           </w:tblBorders>
+          <w:shd w:val="clear" w:color="auto" w:fill="FFFFFF" w:themeFill="background1"/>
           <w:tblCellMar>
             <w:top w:w="0" w:type="dxa"/>
             <w:left w:w="108" w:type="dxa"/>
@@ -3721,6 +3692,7 @@
             <w:insideH w:val="single" w:color="BEBEBE" w:themeColor="background1" w:themeShade="BF" w:sz="4" w:space="0"/>
             <w:insideV w:val="single" w:color="BEBEBE" w:themeColor="background1" w:themeShade="BF" w:sz="4" w:space="0"/>
           </w:tblBorders>
+          <w:shd w:val="clear" w:color="auto" w:fill="FFFFFF" w:themeFill="background1"/>
           <w:tblCellMar>
             <w:top w:w="0" w:type="dxa"/>
             <w:left w:w="108" w:type="dxa"/>
@@ -4319,8 +4291,8 @@
         </w:rPr>
       </w:pPr>
       <w:bookmarkStart w:id="19" w:name="_Toc16576"/>
-      <w:bookmarkStart w:id="20" w:name="_Toc4824"/>
-      <w:bookmarkStart w:id="21" w:name="_Toc149837253"/>
+      <w:bookmarkStart w:id="20" w:name="_Toc149837253"/>
+      <w:bookmarkStart w:id="21" w:name="_Toc4824"/>
       <w:r>
         <w:rPr>
           <w:rStyle w:val="37"/>
@@ -4382,8 +4354,8 @@
           <w:lang w:eastAsia="zh-CN"/>
         </w:rPr>
       </w:pPr>
-      <w:bookmarkStart w:id="22" w:name="_Toc149837254"/>
-      <w:bookmarkStart w:id="23" w:name="_Toc21885"/>
+      <w:bookmarkStart w:id="22" w:name="_Toc21885"/>
+      <w:bookmarkStart w:id="23" w:name="_Toc149837254"/>
       <w:r>
         <w:rPr>
           <w:rFonts w:hint="eastAsia"/>
@@ -5485,13 +5457,13 @@
       <w:bookmarkStart w:id="24" w:name="_Toc21059"/>
       <w:bookmarkStart w:id="25" w:name="_Toc27826"/>
       <w:bookmarkStart w:id="26" w:name="_Toc149837255"/>
-      <w:bookmarkStart w:id="27" w:name="_Toc12381"/>
-      <w:bookmarkStart w:id="28" w:name="_Toc19184"/>
-      <w:bookmarkStart w:id="29" w:name="_Toc19898_WPSOffice_Level1"/>
-      <w:bookmarkStart w:id="30" w:name="_Toc2781"/>
-      <w:bookmarkStart w:id="31" w:name="_Toc14062"/>
-      <w:bookmarkStart w:id="32" w:name="_Toc22132"/>
-      <w:bookmarkStart w:id="33" w:name="_Toc20136_WPSOffice_Level1"/>
+      <w:bookmarkStart w:id="27" w:name="_Toc19184"/>
+      <w:bookmarkStart w:id="28" w:name="_Toc2781"/>
+      <w:bookmarkStart w:id="29" w:name="_Toc14062"/>
+      <w:bookmarkStart w:id="30" w:name="_Toc19898_WPSOffice_Level1"/>
+      <w:bookmarkStart w:id="31" w:name="_Toc20136_WPSOffice_Level1"/>
+      <w:bookmarkStart w:id="32" w:name="_Toc12381"/>
+      <w:bookmarkStart w:id="33" w:name="_Toc22132"/>
       <w:r>
         <w:rPr>
           <w:rFonts w:hint="eastAsia"/>
@@ -7734,15 +7706,15 @@
           <w:lang w:eastAsia="zh-CN"/>
         </w:rPr>
       </w:pPr>
-      <w:bookmarkStart w:id="35" w:name="_Toc32646"/>
-      <w:bookmarkStart w:id="36" w:name="_Toc23375"/>
-      <w:bookmarkStart w:id="37" w:name="_Toc9088"/>
-      <w:bookmarkStart w:id="38" w:name="_Toc24979"/>
-      <w:bookmarkStart w:id="39" w:name="_Toc18062_WPSOffice_Level2"/>
-      <w:bookmarkStart w:id="40" w:name="_Toc30265"/>
-      <w:bookmarkStart w:id="41" w:name="_Toc11015_WPSOffice_Level2"/>
-      <w:bookmarkStart w:id="42" w:name="_Toc15248"/>
-      <w:bookmarkStart w:id="43" w:name="_Toc22976"/>
+      <w:bookmarkStart w:id="35" w:name="_Toc24979"/>
+      <w:bookmarkStart w:id="36" w:name="_Toc30265"/>
+      <w:bookmarkStart w:id="37" w:name="_Toc32646"/>
+      <w:bookmarkStart w:id="38" w:name="_Toc23375"/>
+      <w:bookmarkStart w:id="39" w:name="_Toc11015_WPSOffice_Level2"/>
+      <w:bookmarkStart w:id="40" w:name="_Toc9088"/>
+      <w:bookmarkStart w:id="41" w:name="_Toc22976"/>
+      <w:bookmarkStart w:id="42" w:name="_Toc18062_WPSOffice_Level2"/>
+      <w:bookmarkStart w:id="43" w:name="_Toc15248"/>
       <w:r>
         <w:rPr>
           <w:rFonts w:hint="eastAsia"/>
@@ -12647,8 +12619,8 @@
           <w:lang w:eastAsia="zh-CN"/>
         </w:rPr>
       </w:pPr>
-      <w:bookmarkStart w:id="44" w:name="_Toc149837260"/>
-      <w:bookmarkStart w:id="45" w:name="_Toc28746"/>
+      <w:bookmarkStart w:id="44" w:name="_Toc28746"/>
+      <w:bookmarkStart w:id="45" w:name="_Toc149837260"/>
       <w:r>
         <w:rPr>
           <w:rFonts w:hint="eastAsia"/>
@@ -13316,12 +13288,6 @@
             <w:insideH w:val="dotted" w:color="033F86" w:sz="4" w:space="0"/>
             <w:insideV w:val="dotted" w:color="033F86" w:sz="4" w:space="0"/>
           </w:tblBorders>
-          <w:tblCellMar>
-            <w:top w:w="0" w:type="dxa"/>
-            <w:left w:w="108" w:type="dxa"/>
-            <w:bottom w:w="0" w:type="dxa"/>
-            <w:right w:w="108" w:type="dxa"/>
-          </w:tblCellMar>
         </w:tblPrEx>
         <w:trPr>
           <w:jc w:val="center"/>
@@ -16329,9 +16295,9 @@
           </w14:shadow>
         </w:rPr>
       </w:pPr>
-      <w:bookmarkStart w:id="49" w:name="_Toc13883"/>
-      <w:bookmarkStart w:id="50" w:name="_Toc149837263"/>
-      <w:bookmarkStart w:id="51" w:name="_Toc180"/>
+      <w:bookmarkStart w:id="49" w:name="_Toc180"/>
+      <w:bookmarkStart w:id="50" w:name="_Toc13883"/>
+      <w:bookmarkStart w:id="51" w:name="_Toc149837263"/>
       <w:r>
         <w:rPr>
           <w:color w:val="62B541"/>
@@ -24623,6 +24589,12 @@
             <w:insideH w:val="dotted" w:color="45A3A7" w:sz="4" w:space="0"/>
             <w:insideV w:val="dotted" w:color="45A3A7" w:sz="4" w:space="0"/>
           </w:tblBorders>
+          <w:tblCellMar>
+            <w:top w:w="0" w:type="dxa"/>
+            <w:left w:w="108" w:type="dxa"/>
+            <w:bottom w:w="0" w:type="dxa"/>
+            <w:right w:w="108" w:type="dxa"/>
+          </w:tblCellMar>
         </w:tblPrEx>
         <w:trPr>
           <w:trHeight w:val="420" w:hRule="atLeast"/>
@@ -25349,14 +25321,14 @@
         <w:t>{% endif %}</w:t>
       </w:r>
       <w:bookmarkEnd w:id="46"/>
-      <w:bookmarkStart w:id="54" w:name="_Toc28240"/>
-      <w:bookmarkStart w:id="55" w:name="_Toc12505"/>
-      <w:bookmarkStart w:id="56" w:name="_Toc2409"/>
-      <w:bookmarkStart w:id="57" w:name="_Toc16594"/>
-      <w:bookmarkStart w:id="58" w:name="_Toc13196_WPSOffice_Level1"/>
-      <w:bookmarkStart w:id="59" w:name="_Toc1707_WPSOffice_Level1"/>
-      <w:bookmarkStart w:id="60" w:name="_Toc21764_WPSOffice_Level1"/>
-      <w:bookmarkStart w:id="61" w:name="_Toc27302"/>
+      <w:bookmarkStart w:id="54" w:name="_Toc27302"/>
+      <w:bookmarkStart w:id="55" w:name="_Toc21764_WPSOffice_Level1"/>
+      <w:bookmarkStart w:id="56" w:name="_Toc12505"/>
+      <w:bookmarkStart w:id="57" w:name="_Toc1707_WPSOffice_Level1"/>
+      <w:bookmarkStart w:id="58" w:name="_Toc2409"/>
+      <w:bookmarkStart w:id="59" w:name="_Toc16594"/>
+      <w:bookmarkStart w:id="60" w:name="_Toc28240"/>
+      <w:bookmarkStart w:id="61" w:name="_Toc13196_WPSOffice_Level1"/>
       <w:r>
         <w:rPr>
           <w:rFonts w:hint="eastAsia" w:ascii="Times New Roman" w:hAnsi="Times New Roman" w:eastAsia="微软雅黑" w:cs="Times New Roman"/>
@@ -25382,13 +25354,13 @@
           <w:lang w:eastAsia="zh-CN"/>
         </w:rPr>
       </w:pPr>
-      <w:bookmarkStart w:id="62" w:name="_Toc26649"/>
-      <w:bookmarkStart w:id="63" w:name="_Toc21764_WPSOffice_Level2"/>
-      <w:bookmarkStart w:id="64" w:name="_Toc16347"/>
-      <w:bookmarkStart w:id="65" w:name="_Toc149837267"/>
-      <w:bookmarkStart w:id="66" w:name="_Toc3803"/>
-      <w:bookmarkStart w:id="67" w:name="_Toc1707_WPSOffice_Level2"/>
-      <w:bookmarkStart w:id="68" w:name="_Toc14132"/>
+      <w:bookmarkStart w:id="62" w:name="_Toc21764_WPSOffice_Level2"/>
+      <w:bookmarkStart w:id="63" w:name="_Toc16347"/>
+      <w:bookmarkStart w:id="64" w:name="_Toc1707_WPSOffice_Level2"/>
+      <w:bookmarkStart w:id="65" w:name="_Toc26649"/>
+      <w:bookmarkStart w:id="66" w:name="_Toc14132"/>
+      <w:bookmarkStart w:id="67" w:name="_Toc149837267"/>
+      <w:bookmarkStart w:id="68" w:name="_Toc3803"/>
       <w:r>
         <w:rPr>
           <w:color w:val="auto"/>
@@ -25457,6 +25429,12 @@
             <w:insideH w:val="none" w:color="auto" w:sz="0" w:space="0"/>
             <w:insideV w:val="none" w:color="auto" w:sz="0" w:space="0"/>
           </w:tblBorders>
+          <w:tblCellMar>
+            <w:top w:w="0" w:type="dxa"/>
+            <w:left w:w="108" w:type="dxa"/>
+            <w:bottom w:w="0" w:type="dxa"/>
+            <w:right w:w="108" w:type="dxa"/>
+          </w:tblCellMar>
         </w:tblPrEx>
         <w:trPr>
           <w:trHeight w:val="321" w:hRule="atLeast"/>
@@ -27490,8 +27468,8 @@
           </w14:shadow>
         </w:rPr>
       </w:pPr>
-      <w:bookmarkStart w:id="71" w:name="_Toc149837268"/>
-      <w:bookmarkStart w:id="72" w:name="_Toc22709"/>
+      <w:bookmarkStart w:id="71" w:name="_Toc22709"/>
+      <w:bookmarkStart w:id="72" w:name="_Toc149837268"/>
       <w:r>
         <w:rPr>
           <w:rStyle w:val="37"/>
@@ -27524,11 +27502,11 @@
           <w:lang w:eastAsia="zh-CN"/>
         </w:rPr>
       </w:pPr>
-      <w:bookmarkStart w:id="73" w:name="_Toc3674"/>
+      <w:bookmarkStart w:id="73" w:name="_Toc15840_WPSOffice_Level1"/>
       <w:bookmarkStart w:id="74" w:name="_Toc10035"/>
       <w:bookmarkStart w:id="75" w:name="_Toc24085_WPSOffice_Level1"/>
       <w:bookmarkStart w:id="76" w:name="_Toc14255_WPSOffice_Level1"/>
-      <w:bookmarkStart w:id="77" w:name="_Toc15840_WPSOffice_Level1"/>
+      <w:bookmarkStart w:id="77" w:name="_Toc3674"/>
       <w:bookmarkStart w:id="78" w:name="_Toc149837269"/>
       <w:r>
         <w:rPr>
@@ -30665,13 +30643,13 @@
       </w:pPr>
       <w:bookmarkStart w:id="81" w:name="_Toc17762"/>
       <w:bookmarkStart w:id="82" w:name="_Toc16593"/>
-      <w:bookmarkStart w:id="83" w:name="_Toc3409"/>
-      <w:bookmarkStart w:id="84" w:name="_Toc15114"/>
+      <w:bookmarkStart w:id="83" w:name="_Toc15114"/>
+      <w:bookmarkStart w:id="84" w:name="_Toc3409"/>
       <w:bookmarkStart w:id="85" w:name="_Toc31185"/>
-      <w:bookmarkStart w:id="86" w:name="_Toc26985_WPSOffice_Level1"/>
-      <w:bookmarkStart w:id="87" w:name="_Toc20170_WPSOffice_Level1"/>
+      <w:bookmarkStart w:id="86" w:name="_Toc20924"/>
+      <w:bookmarkStart w:id="87" w:name="_Toc26985_WPSOffice_Level1"/>
       <w:bookmarkStart w:id="88" w:name="_Toc28454_WPSOffice_Level1"/>
-      <w:bookmarkStart w:id="89" w:name="_Toc20924"/>
+      <w:bookmarkStart w:id="89" w:name="_Toc20170_WPSOffice_Level1"/>
       <w:bookmarkStart w:id="90" w:name="_Toc27693"/>
       <w:r>
         <w:rPr>
@@ -30697,12 +30675,12 @@
           <w:lang w:eastAsia="zh-CN"/>
         </w:rPr>
       </w:pPr>
-      <w:bookmarkStart w:id="91" w:name="_Toc17111_WPSOffice_Level2"/>
-      <w:bookmarkStart w:id="92" w:name="_Toc6931_WPSOffice_Level2"/>
-      <w:bookmarkStart w:id="93" w:name="_Toc3488_WPSOffice_Level2"/>
-      <w:bookmarkStart w:id="94" w:name="_Toc11193_WPSOffice_Level2"/>
-      <w:bookmarkStart w:id="95" w:name="_Toc31515_WPSOffice_Level2"/>
-      <w:bookmarkStart w:id="96" w:name="_Toc19280_WPSOffice_Level2"/>
+      <w:bookmarkStart w:id="91" w:name="_Toc6931_WPSOffice_Level2"/>
+      <w:bookmarkStart w:id="92" w:name="_Toc3488_WPSOffice_Level2"/>
+      <w:bookmarkStart w:id="93" w:name="_Toc11193_WPSOffice_Level2"/>
+      <w:bookmarkStart w:id="94" w:name="_Toc31515_WPSOffice_Level2"/>
+      <w:bookmarkStart w:id="95" w:name="_Toc19280_WPSOffice_Level2"/>
+      <w:bookmarkStart w:id="96" w:name="_Toc17111_WPSOffice_Level2"/>
       <w:bookmarkStart w:id="97" w:name="_Toc6304_WPSOffice_Level2"/>
       <w:r>
         <w:rPr>
@@ -31085,8 +31063,6 @@
         </w:rPr>
         <w:t>{% endfor %}</w:t>
       </w:r>
-      <w:bookmarkStart w:id="109" w:name="_GoBack"/>
-      <w:bookmarkEnd w:id="109"/>
       <w:r>
         <w:rPr>
           <w:rFonts w:ascii="Times New Roman" w:hAnsi="Times New Roman" w:eastAsia="微软雅黑" w:cs="Times New Roman"/>
@@ -31774,14 +31750,14 @@
         </w:rPr>
       </w:pPr>
       <w:bookmarkStart w:id="99" w:name="_Toc4503"/>
-      <w:bookmarkStart w:id="100" w:name="_Toc11901"/>
+      <w:bookmarkStart w:id="100" w:name="_Toc14179"/>
       <w:bookmarkStart w:id="101" w:name="_Toc27809"/>
-      <w:bookmarkStart w:id="102" w:name="_Toc14179"/>
-      <w:bookmarkStart w:id="103" w:name="_Toc14611_WPSOffice_Level1"/>
-      <w:bookmarkStart w:id="104" w:name="_Toc17792_WPSOffice_Level2"/>
-      <w:bookmarkStart w:id="105" w:name="_Toc22162_WPSOffice_Level1"/>
-      <w:bookmarkStart w:id="106" w:name="_Toc19584_WPSOffice_Level1"/>
-      <w:bookmarkStart w:id="107" w:name="_Toc22623"/>
+      <w:bookmarkStart w:id="102" w:name="_Toc11901"/>
+      <w:bookmarkStart w:id="103" w:name="_Toc19584_WPSOffice_Level1"/>
+      <w:bookmarkStart w:id="104" w:name="_Toc22623"/>
+      <w:bookmarkStart w:id="105" w:name="_Toc14611_WPSOffice_Level1"/>
+      <w:bookmarkStart w:id="106" w:name="_Toc22162_WPSOffice_Level1"/>
+      <w:bookmarkStart w:id="107" w:name="_Toc17792_WPSOffice_Level2"/>
       <w:bookmarkStart w:id="108" w:name="_Toc13275"/>
       <w:r>
         <w:rPr>
